--- a/Rnnn-Ebc/R307-Clm.docx
+++ b/Rnnn-Ebc/R307-Clm.docx
@@ -746,7 +746,19 @@
         <w:rPr>
           <w:rFonts w:ascii="Gentium" w:hAnsi="Gentium" w:cs="Gentium"/>
         </w:rPr>
-        <w:t>This is the division of Satan (Lucifer), the foremost among all the angels. These angels continually offer praise to the Lord without ceasing. On the first day of the week, on Sunday (Ehud), the Lord created the heavens and the earth. The angels who hold the highest positions were also created on this day.</w:t>
+        <w:t>This is the division of Satan</w:t>
+      </w:r>
+      <w:r>
+        <w:rPr>
+          <w:rFonts w:ascii="Gentium" w:hAnsi="Gentium" w:cs="Gentium"/>
+        </w:rPr>
+        <w:t>iel</w:t>
+      </w:r>
+      <w:r>
+        <w:rPr>
+          <w:rFonts w:ascii="Gentium" w:hAnsi="Gentium" w:cs="Gentium"/>
+        </w:rPr>
+        <w:t xml:space="preserve"> (Lucifer), the foremost among all the angels. These angels continually offer praise to the Lord without ceasing. On the first day of the week, on Sunday (Ehud), the Lord created the heavens and the earth. The angels who hold the highest positions were also created on this day.</w:t>
       </w:r>
       <w:r>
         <w:rPr>
@@ -775,7 +787,19 @@
         <w:rPr>
           <w:rFonts w:ascii="Gentium" w:hAnsi="Gentium" w:cs="Gentium"/>
         </w:rPr>
-        <w:t xml:space="preserve">This is the division of Satan, the angels, the archangels, the powers, the principalities, the dominions, the seraphim, the cherubim, radiant light of day, night, winds, waters – all these were created in sequence by God, who arranged them on this holy Sunday (Ehud) with </w:t>
+        <w:t>This is the division of Satan</w:t>
+      </w:r>
+      <w:r>
+        <w:rPr>
+          <w:rFonts w:ascii="Gentium" w:hAnsi="Gentium" w:cs="Gentium"/>
+        </w:rPr>
+        <w:t>iel</w:t>
+      </w:r>
+      <w:r>
+        <w:rPr>
+          <w:rFonts w:ascii="Gentium" w:hAnsi="Gentium" w:cs="Gentium"/>
+        </w:rPr>
+        <w:t xml:space="preserve">, the angels, the archangels, the powers, the principalities, the dominions, the seraphim, the cherubim, radiant light of day, night, winds, waters – all these were created in sequence by God, who arranged them on this holy Sunday (Ehud) with </w:t>
       </w:r>
       <w:r>
         <w:rPr>

--- a/Rnnn-Ebc/R307-Clm.docx
+++ b/Rnnn-Ebc/R307-Clm.docx
@@ -57,7 +57,29 @@
           <w:sz w:val="26"/>
           <w:szCs w:val="26"/>
         </w:rPr>
-        <w:t>Adapted (anglicised) from Breandan Lumpkin’s 2024 translation.</w:t>
+        <w:t>Adapted (anglicised) from Breandan Lumpkin’s 2024 translation</w:t>
+      </w:r>
+      <w:r>
+        <w:rPr>
+          <w:rFonts w:ascii="Gentium" w:hAnsi="Gentium" w:cs="Gentium"/>
+          <w:i/>
+          <w:iCs/>
+          <w:color w:val="7030A0"/>
+          <w:sz w:val="26"/>
+          <w:szCs w:val="26"/>
+        </w:rPr>
+        <w:t xml:space="preserve"> (which was edited by Abiy Samson Aklile)</w:t>
+      </w:r>
+      <w:r>
+        <w:rPr>
+          <w:rFonts w:ascii="Gentium" w:hAnsi="Gentium" w:cs="Gentium"/>
+          <w:i/>
+          <w:iCs/>
+          <w:color w:val="7030A0"/>
+          <w:sz w:val="26"/>
+          <w:szCs w:val="26"/>
+        </w:rPr>
+        <w:t>.</w:t>
       </w:r>
     </w:p>
     <w:p>
@@ -612,43 +634,43 @@
         <w:rPr>
           <w:rFonts w:ascii="Gentium" w:hAnsi="Gentium" w:cs="Gentium"/>
         </w:rPr>
-        <w:t xml:space="preserve">I will tell you how Satan fell from heaven. My son Clement, follow me in your heart. God is first. He has no beginning or end. He is above all. He </w:t>
+        <w:t>I will tell you how Satan fell from heaven. My son Clement, follow me in your heart. God is first. He has no beginning or end. He is above all. He cannot be reached by consciousness. He has no top or bottom, nor inside or outside.</w:t>
+      </w:r>
+      <w:r>
+        <w:rPr>
+          <w:rFonts w:ascii="Gentium" w:hAnsi="Gentium" w:cs="Gentium"/>
+        </w:rPr>
+        <w:t xml:space="preserve"> </w:t>
+      </w:r>
+      <w:r>
+        <w:rPr>
+          <w:rFonts w:ascii="Gentium" w:hAnsi="Gentium" w:cs="Gentium"/>
+          <w:b/>
+          <w:bCs/>
+          <w:color w:val="0070C0"/>
+          <w:vertAlign w:val="superscript"/>
+        </w:rPr>
+        <w:t>15</w:t>
+      </w:r>
+      <w:r>
+        <w:rPr>
+          <w:rFonts w:ascii="Gentium" w:hAnsi="Gentium" w:cs="Gentium"/>
+          <w:color w:val="0070C0"/>
+        </w:rPr>
+        <w:t> </w:t>
+      </w:r>
+      <w:r>
+        <w:rPr>
+          <w:rFonts w:ascii="Gentium" w:hAnsi="Gentium" w:cs="Gentium"/>
+        </w:rPr>
+        <w:t xml:space="preserve">He is eternal, having existed before all and forever. He is indivisible. He is above all and exists in his omnipotence. He is above all creation, yet he is within it; he is also below it. He created light, and he </w:t>
       </w:r>
       <w:r>
         <w:rPr>
           <w:rFonts w:ascii="Gentium" w:hAnsi="Gentium" w:cs="Gentium"/>
         </w:rPr>
         <w:lastRenderedPageBreak/>
-        <w:t>cannot be reached by consciousness. He has no top or bottom, nor inside or outside.</w:t>
-      </w:r>
-      <w:r>
-        <w:rPr>
-          <w:rFonts w:ascii="Gentium" w:hAnsi="Gentium" w:cs="Gentium"/>
-        </w:rPr>
-        <w:t xml:space="preserve"> </w:t>
-      </w:r>
-      <w:r>
-        <w:rPr>
-          <w:rFonts w:ascii="Gentium" w:hAnsi="Gentium" w:cs="Gentium"/>
-          <w:b/>
-          <w:bCs/>
-          <w:color w:val="0070C0"/>
-          <w:vertAlign w:val="superscript"/>
-        </w:rPr>
-        <w:t>15</w:t>
-      </w:r>
-      <w:r>
-        <w:rPr>
-          <w:rFonts w:ascii="Gentium" w:hAnsi="Gentium" w:cs="Gentium"/>
-          <w:color w:val="0070C0"/>
-        </w:rPr>
-        <w:t> </w:t>
-      </w:r>
-      <w:r>
-        <w:rPr>
-          <w:rFonts w:ascii="Gentium" w:hAnsi="Gentium" w:cs="Gentium"/>
-        </w:rPr>
-        <w:t>He is eternal, having existed before all and forever. He is indivisible. He is above all and exists in his omnipotence. He is above all creation, yet he is within it; he is also below it. He created light, and he is the light that darkness cannot comprehend. He dwells in brilliance, which eyes cannot behold. He existed before everything and created everything.</w:t>
+        <w:t>is the light that darkness cannot comprehend. He dwells in brilliance, which eyes cannot behold. He existed before everything and created everything.</w:t>
       </w:r>
       <w:r>
         <w:rPr>
@@ -1403,97 +1425,103 @@
           <w:color w:val="0070C0"/>
           <w:vertAlign w:val="superscript"/>
         </w:rPr>
+        <w:t>31</w:t>
+      </w:r>
+      <w:r>
+        <w:rPr>
+          <w:rFonts w:ascii="Gentium" w:hAnsi="Gentium" w:cs="Gentium"/>
+          <w:color w:val="0070C0"/>
+        </w:rPr>
+        <w:t> </w:t>
+      </w:r>
+      <w:r>
+        <w:rPr>
+          <w:rFonts w:ascii="Gentium" w:hAnsi="Gentium" w:cs="Gentium"/>
+        </w:rPr>
+        <w:t>“</w:t>
+      </w:r>
+      <w:r>
+        <w:rPr>
+          <w:rFonts w:ascii="Gentium" w:hAnsi="Gentium" w:cs="Gentium"/>
+        </w:rPr>
+        <w:t xml:space="preserve">On the seventh day, God finished </w:t>
+      </w:r>
+      <w:r>
+        <w:rPr>
+          <w:rFonts w:ascii="Gentium" w:hAnsi="Gentium" w:cs="Gentium"/>
+        </w:rPr>
+        <w:t>his</w:t>
+      </w:r>
+      <w:r>
+        <w:rPr>
+          <w:rFonts w:ascii="Gentium" w:hAnsi="Gentium" w:cs="Gentium"/>
+        </w:rPr>
+        <w:t xml:space="preserve"> work and rested. He called it the Sabbath and sanctified it. Having created Adam on the sixth day, as mentioned above. It was at the third hour that Adam was created. On this day, pride and envy were manifested in Satan.</w:t>
+      </w:r>
+      <w:r>
+        <w:rPr>
+          <w:rFonts w:ascii="Gentium" w:hAnsi="Gentium" w:cs="Gentium"/>
+        </w:rPr>
+        <w:t xml:space="preserve"> </w:t>
+      </w:r>
+      <w:r>
+        <w:rPr>
+          <w:rFonts w:ascii="Gentium" w:hAnsi="Gentium" w:cs="Gentium"/>
+          <w:b/>
+          <w:bCs/>
+          <w:color w:val="0070C0"/>
+          <w:vertAlign w:val="superscript"/>
+        </w:rPr>
+        <w:t>32</w:t>
+      </w:r>
+      <w:r>
+        <w:rPr>
+          <w:rFonts w:ascii="Gentium" w:hAnsi="Gentium" w:cs="Gentium"/>
+          <w:color w:val="0070C0"/>
+        </w:rPr>
+        <w:t> </w:t>
+      </w:r>
+      <w:r>
+        <w:rPr>
+          <w:rFonts w:ascii="Gentium" w:hAnsi="Gentium" w:cs="Gentium"/>
+        </w:rPr>
+        <w:t>Before creating our father Adam, God had cast Satan down to the earth. At this time, the heavenly hosts remained silent for a certain period.</w:t>
+      </w:r>
+      <w:r>
+        <w:rPr>
+          <w:rFonts w:ascii="Gentium" w:hAnsi="Gentium" w:cs="Gentium"/>
+        </w:rPr>
+        <w:t xml:space="preserve"> </w:t>
+      </w:r>
+      <w:r>
+        <w:rPr>
+          <w:rFonts w:ascii="Gentium" w:hAnsi="Gentium" w:cs="Gentium"/>
+          <w:b/>
+          <w:bCs/>
+          <w:color w:val="0070C0"/>
+          <w:vertAlign w:val="superscript"/>
+        </w:rPr>
+        <w:t>33</w:t>
+      </w:r>
+      <w:r>
+        <w:rPr>
+          <w:rFonts w:ascii="Gentium" w:hAnsi="Gentium" w:cs="Gentium"/>
+          <w:color w:val="0070C0"/>
+        </w:rPr>
+        <w:t> </w:t>
+      </w:r>
+      <w:r>
+        <w:rPr>
+          <w:rFonts w:ascii="Gentium" w:hAnsi="Gentium" w:cs="Gentium"/>
+        </w:rPr>
+        <w:t xml:space="preserve">God the Father, speaking to the Son and the Holy Spirit, said, “Let us create man in our image and likeness.” When the angels heard this from the Almighty God, </w:t>
+      </w:r>
+      <w:r>
+        <w:rPr>
+          <w:rFonts w:ascii="Gentium" w:hAnsi="Gentium" w:cs="Gentium"/>
+        </w:rPr>
         <w:lastRenderedPageBreak/>
-        <w:t>31</w:t>
-      </w:r>
-      <w:r>
-        <w:rPr>
-          <w:rFonts w:ascii="Gentium" w:hAnsi="Gentium" w:cs="Gentium"/>
-          <w:color w:val="0070C0"/>
-        </w:rPr>
-        <w:t> </w:t>
-      </w:r>
-      <w:r>
-        <w:rPr>
-          <w:rFonts w:ascii="Gentium" w:hAnsi="Gentium" w:cs="Gentium"/>
-        </w:rPr>
-        <w:t>“</w:t>
-      </w:r>
-      <w:r>
-        <w:rPr>
-          <w:rFonts w:ascii="Gentium" w:hAnsi="Gentium" w:cs="Gentium"/>
-        </w:rPr>
-        <w:t xml:space="preserve">On the seventh day, God finished </w:t>
-      </w:r>
-      <w:r>
-        <w:rPr>
-          <w:rFonts w:ascii="Gentium" w:hAnsi="Gentium" w:cs="Gentium"/>
-        </w:rPr>
-        <w:t>his</w:t>
-      </w:r>
-      <w:r>
-        <w:rPr>
-          <w:rFonts w:ascii="Gentium" w:hAnsi="Gentium" w:cs="Gentium"/>
-        </w:rPr>
-        <w:t xml:space="preserve"> work and rested. He called it the Sabbath and sanctified it. Having created Adam on the sixth day, as mentioned above. It was at the third hour that Adam was created. On this day, pride and envy were manifested in Satan.</w:t>
-      </w:r>
-      <w:r>
-        <w:rPr>
-          <w:rFonts w:ascii="Gentium" w:hAnsi="Gentium" w:cs="Gentium"/>
-        </w:rPr>
-        <w:t xml:space="preserve"> </w:t>
-      </w:r>
-      <w:r>
-        <w:rPr>
-          <w:rFonts w:ascii="Gentium" w:hAnsi="Gentium" w:cs="Gentium"/>
-          <w:b/>
-          <w:bCs/>
-          <w:color w:val="0070C0"/>
-          <w:vertAlign w:val="superscript"/>
-        </w:rPr>
-        <w:t>32</w:t>
-      </w:r>
-      <w:r>
-        <w:rPr>
-          <w:rFonts w:ascii="Gentium" w:hAnsi="Gentium" w:cs="Gentium"/>
-          <w:color w:val="0070C0"/>
-        </w:rPr>
-        <w:t> </w:t>
-      </w:r>
-      <w:r>
-        <w:rPr>
-          <w:rFonts w:ascii="Gentium" w:hAnsi="Gentium" w:cs="Gentium"/>
-        </w:rPr>
-        <w:t>Before creating our father Adam, God had cast Satan down to the earth. At this time, the heavenly hosts remained silent for a certain period.</w:t>
-      </w:r>
-      <w:r>
-        <w:rPr>
-          <w:rFonts w:ascii="Gentium" w:hAnsi="Gentium" w:cs="Gentium"/>
-        </w:rPr>
-        <w:t xml:space="preserve"> </w:t>
-      </w:r>
-      <w:r>
-        <w:rPr>
-          <w:rFonts w:ascii="Gentium" w:hAnsi="Gentium" w:cs="Gentium"/>
-          <w:b/>
-          <w:bCs/>
-          <w:color w:val="0070C0"/>
-          <w:vertAlign w:val="superscript"/>
-        </w:rPr>
-        <w:t>33</w:t>
-      </w:r>
-      <w:r>
-        <w:rPr>
-          <w:rFonts w:ascii="Gentium" w:hAnsi="Gentium" w:cs="Gentium"/>
-          <w:color w:val="0070C0"/>
-        </w:rPr>
-        <w:t> </w:t>
-      </w:r>
-      <w:r>
-        <w:rPr>
-          <w:rFonts w:ascii="Gentium" w:hAnsi="Gentium" w:cs="Gentium"/>
-        </w:rPr>
-        <w:t>God the Father, speaking to the Son and the Holy Spirit, said, “Let us create man in our image and likeness.” When the angels heard this from the Almighty God, they were struck with great fear and astonishment.</w:t>
+        <w:t>they were struck with great fear and astonishment.</w:t>
       </w:r>
       <w:r>
         <w:rPr>
@@ -2079,14 +2107,7 @@
         <w:rPr>
           <w:rFonts w:ascii="Gentium" w:hAnsi="Gentium" w:cs="Gentium"/>
         </w:rPr>
-        <w:t xml:space="preserve">Then a cloud of light came and carried Adam and took him to Paradise. At this time, the host of angels, in front of </w:t>
-      </w:r>
-      <w:r>
-        <w:rPr>
-          <w:rFonts w:ascii="Gentium" w:hAnsi="Gentium" w:cs="Gentium"/>
-        </w:rPr>
-        <w:lastRenderedPageBreak/>
-        <w:t>Adam, with thanksgiving, with praise and with song, in sweet melody, they were praising God. Cherubim on one side were blessing and Seraphim were sanctifying. Adam entered Paradise on Friday (Arb) at the third hour.</w:t>
+        <w:t>Then a cloud of light came and carried Adam and took him to Paradise. At this time, the host of angels, in front of Adam, with thanksgiving, with praise and with song, in sweet melody, they were praising God. Cherubim on one side were blessing and Seraphim were sanctifying. Adam entered Paradise on Friday (Arb) at the third hour.</w:t>
       </w:r>
     </w:p>
     <w:p>
@@ -2221,7 +2242,14 @@
         <w:rPr>
           <w:rFonts w:ascii="Gentium" w:hAnsi="Gentium" w:cs="Gentium"/>
         </w:rPr>
-        <w:t>While they were living in the Garden of Eden, God bestowed upon them honour and glory. Gratitude and Adornments were given to them, and they expressed immense thankfulness; exceedingly delighted. God, having ordained marriage for them, made all the angels rejoice over Adam and Eve.</w:t>
+        <w:t xml:space="preserve">While they were living in the Garden of Eden, God bestowed </w:t>
+      </w:r>
+      <w:r>
+        <w:rPr>
+          <w:rFonts w:ascii="Gentium" w:hAnsi="Gentium" w:cs="Gentium"/>
+        </w:rPr>
+        <w:lastRenderedPageBreak/>
+        <w:t>upon them honour and glory. Gratitude and Adornments were given to them, and they expressed immense thankfulness; exceedingly delighted. God, having ordained marriage for them, made all the angels rejoice over Adam and Eve.</w:t>
       </w:r>
       <w:r>
         <w:rPr>
@@ -2760,14 +2788,7 @@
         <w:rPr>
           <w:rFonts w:ascii="Gentium" w:hAnsi="Gentium" w:cs="Gentium"/>
         </w:rPr>
-        <w:t xml:space="preserve">After they had made garments from </w:t>
-      </w:r>
-      <w:r>
-        <w:rPr>
-          <w:rFonts w:ascii="Gentium" w:hAnsi="Gentium" w:cs="Gentium"/>
-        </w:rPr>
-        <w:lastRenderedPageBreak/>
-        <w:t>fig leaves, the Lord God made garments of skin for them. He dressed them in this garment of mourning.</w:t>
+        <w:t>After they had made garments from fig leaves, the Lord God made garments of skin for them. He dressed them in this garment of mourning.</w:t>
       </w:r>
       <w:r>
         <w:rPr>
@@ -2919,7 +2940,14 @@
         <w:rPr>
           <w:rFonts w:ascii="Gentium" w:hAnsi="Gentium" w:cs="Gentium"/>
         </w:rPr>
-        <w:t>I will establish and choose her. Through generations, a son will be born until the Son descends from heaven.</w:t>
+        <w:t xml:space="preserve">I will establish and choose her. Through generations, a son will be born </w:t>
+      </w:r>
+      <w:r>
+        <w:rPr>
+          <w:rFonts w:ascii="Gentium" w:hAnsi="Gentium" w:cs="Gentium"/>
+        </w:rPr>
+        <w:lastRenderedPageBreak/>
+        <w:t>until the Son descends from heaven.</w:t>
       </w:r>
       <w:r>
         <w:rPr>
@@ -3413,14 +3441,7 @@
         <w:rPr>
           <w:rFonts w:ascii="Gentium" w:hAnsi="Gentium" w:cs="Gentium"/>
         </w:rPr>
-        <w:t xml:space="preserve">The reason Cain was able to say this is that Luluwa’s appearance was as beautiful as her mother Eve’s. Adam, hearing Cain’s statement, was very saddened and </w:t>
-      </w:r>
-      <w:r>
-        <w:rPr>
-          <w:rFonts w:ascii="Gentium" w:hAnsi="Gentium" w:cs="Gentium"/>
-        </w:rPr>
-        <w:lastRenderedPageBreak/>
-        <w:t>said, “Cain, it is not right for you to marry your sister who was born with you, for God does not permit it.”</w:t>
+        <w:t>The reason Cain was able to say this is that Luluwa’s appearance was as beautiful as her mother Eve’s. Adam, hearing Cain’s statement, was very saddened and said, “Cain, it is not right for you to marry your sister who was born with you, for God does not permit it.”</w:t>
       </w:r>
       <w:r>
         <w:rPr>
@@ -3657,7 +3678,14 @@
         <w:rPr>
           <w:rFonts w:ascii="Gentium" w:hAnsi="Gentium" w:cs="Gentium"/>
         </w:rPr>
-        <w:t>And God cursed the Cain because he had killed Abel. He set a mark upon Cain, and caused him to live in fear, trembling in anguish.</w:t>
+        <w:t xml:space="preserve">And God </w:t>
+      </w:r>
+      <w:r>
+        <w:rPr>
+          <w:rFonts w:ascii="Gentium" w:hAnsi="Gentium" w:cs="Gentium"/>
+        </w:rPr>
+        <w:lastRenderedPageBreak/>
+        <w:t>cursed the Cain because he had killed Abel. He set a mark upon Cain, and caused him to live in fear, trembling in anguish.</w:t>
       </w:r>
       <w:r>
         <w:rPr>
@@ -4081,246 +4109,246 @@
         <w:rPr>
           <w:rFonts w:ascii="Gentium" w:hAnsi="Gentium" w:cs="Gentium"/>
         </w:rPr>
-        <w:t xml:space="preserve">In the eighth hour, the heavenly lights shall praise the Lord. In the ninth hour, the angels shall bow before the Lord and stand before the throne of the </w:t>
+        <w:t>In the eighth hour, the heavenly lights shall praise the Lord. In the ninth hour, the angels shall bow before the Lord and stand before the throne of the Highest. In the tenth, the Holy Spirit shall hover over the waters; At this time, the demons shall flee from the water and be expelled from it.</w:t>
+      </w:r>
+      <w:r>
+        <w:rPr>
+          <w:rFonts w:ascii="Gentium" w:hAnsi="Gentium" w:cs="Gentium"/>
+        </w:rPr>
+        <w:t xml:space="preserve"> </w:t>
+      </w:r>
+      <w:r>
+        <w:rPr>
+          <w:rFonts w:ascii="Gentium" w:hAnsi="Gentium" w:cs="Gentium"/>
+          <w:b/>
+          <w:bCs/>
+          <w:color w:val="0070C0"/>
+          <w:vertAlign w:val="superscript"/>
+        </w:rPr>
+        <w:t>59</w:t>
+      </w:r>
+      <w:r>
+        <w:rPr>
+          <w:rFonts w:ascii="Gentium" w:hAnsi="Gentium" w:cs="Gentium"/>
+          <w:color w:val="0070C0"/>
+        </w:rPr>
+        <w:t> </w:t>
+      </w:r>
+      <w:r>
+        <w:rPr>
+          <w:rFonts w:ascii="Gentium" w:hAnsi="Gentium" w:cs="Gentium"/>
+        </w:rPr>
+        <w:t>The Holy Spirit, hovering over the waters at this hour, makes it impossible for anyone to drink the water. The demons, tormenting the fleshy life of man, shall afflict everyone.</w:t>
+      </w:r>
+      <w:r>
+        <w:rPr>
+          <w:rFonts w:ascii="Gentium" w:hAnsi="Gentium" w:cs="Gentium"/>
+        </w:rPr>
+        <w:t xml:space="preserve"> </w:t>
+      </w:r>
+      <w:r>
+        <w:rPr>
+          <w:rFonts w:ascii="Gentium" w:hAnsi="Gentium" w:cs="Gentium"/>
+          <w:b/>
+          <w:bCs/>
+          <w:color w:val="0070C0"/>
+          <w:vertAlign w:val="superscript"/>
+        </w:rPr>
+        <w:t>60</w:t>
+      </w:r>
+      <w:r>
+        <w:rPr>
+          <w:rFonts w:ascii="Gentium" w:hAnsi="Gentium" w:cs="Gentium"/>
+          <w:color w:val="0070C0"/>
+        </w:rPr>
+        <w:t> </w:t>
+      </w:r>
+      <w:r>
+        <w:rPr>
+          <w:rFonts w:ascii="Gentium" w:hAnsi="Gentium" w:cs="Gentium"/>
+        </w:rPr>
+        <w:t>At this hour, if a priest adds holy oil to the water and anoints those possessed by demons and those afflicted by other diseases, they shall be healed from their ailments.</w:t>
+      </w:r>
+      <w:r>
+        <w:rPr>
+          <w:rFonts w:ascii="Gentium" w:hAnsi="Gentium" w:cs="Gentium"/>
+        </w:rPr>
+        <w:t xml:space="preserve"> </w:t>
+      </w:r>
+      <w:r>
+        <w:rPr>
+          <w:rFonts w:ascii="Gentium" w:hAnsi="Gentium" w:cs="Gentium"/>
+          <w:b/>
+          <w:bCs/>
+          <w:color w:val="0070C0"/>
+          <w:vertAlign w:val="superscript"/>
+        </w:rPr>
+        <w:t>61</w:t>
+      </w:r>
+      <w:r>
+        <w:rPr>
+          <w:rFonts w:ascii="Gentium" w:hAnsi="Gentium" w:cs="Gentium"/>
+          <w:color w:val="0070C0"/>
+        </w:rPr>
+        <w:t> </w:t>
+      </w:r>
+      <w:r>
+        <w:rPr>
+          <w:rFonts w:ascii="Gentium" w:hAnsi="Gentium" w:cs="Gentium"/>
+        </w:rPr>
+        <w:t>In the eleventh hour, the joy of the righteous shall increase. In the twelfth, the Highest Lord shall accept the prayers and petitions of all human beings</w:t>
+      </w:r>
+      <w:r>
+        <w:rPr>
+          <w:rFonts w:ascii="Gentium" w:hAnsi="Gentium" w:cs="Gentium"/>
+        </w:rPr>
+        <w:t xml:space="preserve">. </w:t>
+      </w:r>
+      <w:r>
+        <w:rPr>
+          <w:rFonts w:ascii="Gentium" w:hAnsi="Gentium" w:cs="Gentium"/>
+          <w:b/>
+          <w:bCs/>
+          <w:color w:val="0070C0"/>
+          <w:vertAlign w:val="superscript"/>
+        </w:rPr>
+        <w:t>62</w:t>
+      </w:r>
+      <w:r>
+        <w:rPr>
+          <w:rFonts w:ascii="Gentium" w:hAnsi="Gentium" w:cs="Gentium"/>
+          <w:color w:val="0070C0"/>
+        </w:rPr>
+        <w:t> </w:t>
+      </w:r>
+      <w:r>
+        <w:rPr>
+          <w:rFonts w:ascii="Gentium" w:hAnsi="Gentium" w:cs="Gentium"/>
+        </w:rPr>
+        <w:t>At the first watch of the evening, the demons shall worship the Highest Lord. They will cease any satanic activities within this hour, and they will inherit the obedience to God without causing harm to any human.</w:t>
+      </w:r>
+      <w:r>
+        <w:rPr>
+          <w:rFonts w:ascii="Gentium" w:hAnsi="Gentium" w:cs="Gentium"/>
+        </w:rPr>
+        <w:t xml:space="preserve"> </w:t>
+      </w:r>
+      <w:r>
+        <w:rPr>
+          <w:rFonts w:ascii="Gentium" w:hAnsi="Gentium" w:cs="Gentium"/>
+          <w:b/>
+          <w:bCs/>
+          <w:color w:val="0070C0"/>
+          <w:vertAlign w:val="superscript"/>
+        </w:rPr>
+        <w:t>63</w:t>
+      </w:r>
+      <w:r>
+        <w:rPr>
+          <w:rFonts w:ascii="Gentium" w:hAnsi="Gentium" w:cs="Gentium"/>
+          <w:color w:val="0070C0"/>
+        </w:rPr>
+        <w:t> </w:t>
+      </w:r>
+      <w:r>
+        <w:rPr>
+          <w:rFonts w:ascii="Gentium" w:hAnsi="Gentium" w:cs="Gentium"/>
+        </w:rPr>
+        <w:t>In the second watch of the night, the beasts and any creatures moving in the water will praise God. In the third watch of the night, fire will praise God, and the praise of fire will reach the depths. At this hour, no one can speak.</w:t>
+      </w:r>
+      <w:r>
+        <w:rPr>
+          <w:rFonts w:ascii="Gentium" w:hAnsi="Gentium" w:cs="Gentium"/>
+        </w:rPr>
+        <w:t xml:space="preserve"> </w:t>
+      </w:r>
+      <w:r>
+        <w:rPr>
+          <w:rFonts w:ascii="Gentium" w:hAnsi="Gentium" w:cs="Gentium"/>
+          <w:b/>
+          <w:bCs/>
+          <w:color w:val="0070C0"/>
+          <w:vertAlign w:val="superscript"/>
+        </w:rPr>
+        <w:t>64</w:t>
+      </w:r>
+      <w:r>
+        <w:rPr>
+          <w:rFonts w:ascii="Gentium" w:hAnsi="Gentium" w:cs="Gentium"/>
+          <w:color w:val="0070C0"/>
+        </w:rPr>
+        <w:t> </w:t>
+      </w:r>
+      <w:r>
+        <w:rPr>
+          <w:rFonts w:ascii="Gentium" w:hAnsi="Gentium" w:cs="Gentium"/>
+        </w:rPr>
+        <w:t>In the fourth watch of the night, Seraphim will praise God. In the fifth watch of the night, those above the heavens will praise God. Waters will praise God.</w:t>
+      </w:r>
+      <w:r>
+        <w:rPr>
+          <w:rFonts w:ascii="Gentium" w:hAnsi="Gentium" w:cs="Gentium"/>
+        </w:rPr>
+        <w:t xml:space="preserve"> </w:t>
+      </w:r>
+      <w:r>
+        <w:rPr>
+          <w:rFonts w:ascii="Gentium" w:hAnsi="Gentium" w:cs="Gentium"/>
+          <w:b/>
+          <w:bCs/>
+          <w:color w:val="0070C0"/>
+          <w:vertAlign w:val="superscript"/>
+        </w:rPr>
+        <w:t>65</w:t>
+      </w:r>
+      <w:r>
+        <w:rPr>
+          <w:rFonts w:ascii="Gentium" w:hAnsi="Gentium" w:cs="Gentium"/>
+          <w:color w:val="0070C0"/>
+        </w:rPr>
+        <w:t> </w:t>
+      </w:r>
+      <w:r>
+        <w:rPr>
+          <w:rFonts w:ascii="Gentium" w:hAnsi="Gentium" w:cs="Gentium"/>
+        </w:rPr>
+        <w:t>When I was in Paradise, I used to hear the angels praising God at this hour, and their voices sounded like great thunder. I used to hear the waves praising the mighty God with a loud voice.</w:t>
+      </w:r>
+      <w:r>
+        <w:rPr>
+          <w:rFonts w:ascii="Gentium" w:hAnsi="Gentium" w:cs="Gentium"/>
+        </w:rPr>
+        <w:t xml:space="preserve"> </w:t>
+      </w:r>
+      <w:r>
+        <w:rPr>
+          <w:rFonts w:ascii="Gentium" w:hAnsi="Gentium" w:cs="Gentium"/>
+          <w:b/>
+          <w:bCs/>
+          <w:color w:val="0070C0"/>
+          <w:vertAlign w:val="superscript"/>
+        </w:rPr>
+        <w:t>66</w:t>
+      </w:r>
+      <w:r>
+        <w:rPr>
+          <w:rFonts w:ascii="Gentium" w:hAnsi="Gentium" w:cs="Gentium"/>
+          <w:color w:val="0070C0"/>
+        </w:rPr>
+        <w:t> </w:t>
+      </w:r>
+      <w:r>
+        <w:rPr>
+          <w:rFonts w:ascii="Gentium" w:hAnsi="Gentium" w:cs="Gentium"/>
+        </w:rPr>
+        <w:t xml:space="preserve">At the sixth hour of the night, clouds, lights, and hail will praise God. At the seventh hour of the night, much abundance will occur, </w:t>
       </w:r>
       <w:r>
         <w:rPr>
           <w:rFonts w:ascii="Gentium" w:hAnsi="Gentium" w:cs="Gentium"/>
         </w:rPr>
         <w:lastRenderedPageBreak/>
-        <w:t>Highest. In the tenth, the Holy Spirit shall hover over the waters; At this time, the demons shall flee from the water and be expelled from it.</w:t>
-      </w:r>
-      <w:r>
-        <w:rPr>
-          <w:rFonts w:ascii="Gentium" w:hAnsi="Gentium" w:cs="Gentium"/>
-        </w:rPr>
-        <w:t xml:space="preserve"> </w:t>
-      </w:r>
-      <w:r>
-        <w:rPr>
-          <w:rFonts w:ascii="Gentium" w:hAnsi="Gentium" w:cs="Gentium"/>
-          <w:b/>
-          <w:bCs/>
-          <w:color w:val="0070C0"/>
-          <w:vertAlign w:val="superscript"/>
-        </w:rPr>
-        <w:t>59</w:t>
-      </w:r>
-      <w:r>
-        <w:rPr>
-          <w:rFonts w:ascii="Gentium" w:hAnsi="Gentium" w:cs="Gentium"/>
-          <w:color w:val="0070C0"/>
-        </w:rPr>
-        <w:t> </w:t>
-      </w:r>
-      <w:r>
-        <w:rPr>
-          <w:rFonts w:ascii="Gentium" w:hAnsi="Gentium" w:cs="Gentium"/>
-        </w:rPr>
-        <w:t>The Holy Spirit, hovering over the waters at this hour, makes it impossible for anyone to drink the water. The demons, tormenting the fleshy life of man, shall afflict everyone.</w:t>
-      </w:r>
-      <w:r>
-        <w:rPr>
-          <w:rFonts w:ascii="Gentium" w:hAnsi="Gentium" w:cs="Gentium"/>
-        </w:rPr>
-        <w:t xml:space="preserve"> </w:t>
-      </w:r>
-      <w:r>
-        <w:rPr>
-          <w:rFonts w:ascii="Gentium" w:hAnsi="Gentium" w:cs="Gentium"/>
-          <w:b/>
-          <w:bCs/>
-          <w:color w:val="0070C0"/>
-          <w:vertAlign w:val="superscript"/>
-        </w:rPr>
-        <w:t>60</w:t>
-      </w:r>
-      <w:r>
-        <w:rPr>
-          <w:rFonts w:ascii="Gentium" w:hAnsi="Gentium" w:cs="Gentium"/>
-          <w:color w:val="0070C0"/>
-        </w:rPr>
-        <w:t> </w:t>
-      </w:r>
-      <w:r>
-        <w:rPr>
-          <w:rFonts w:ascii="Gentium" w:hAnsi="Gentium" w:cs="Gentium"/>
-        </w:rPr>
-        <w:t>At this hour, if a priest adds holy oil to the water and anoints those possessed by demons and those afflicted by other diseases, they shall be healed from their ailments.</w:t>
-      </w:r>
-      <w:r>
-        <w:rPr>
-          <w:rFonts w:ascii="Gentium" w:hAnsi="Gentium" w:cs="Gentium"/>
-        </w:rPr>
-        <w:t xml:space="preserve"> </w:t>
-      </w:r>
-      <w:r>
-        <w:rPr>
-          <w:rFonts w:ascii="Gentium" w:hAnsi="Gentium" w:cs="Gentium"/>
-          <w:b/>
-          <w:bCs/>
-          <w:color w:val="0070C0"/>
-          <w:vertAlign w:val="superscript"/>
-        </w:rPr>
-        <w:t>61</w:t>
-      </w:r>
-      <w:r>
-        <w:rPr>
-          <w:rFonts w:ascii="Gentium" w:hAnsi="Gentium" w:cs="Gentium"/>
-          <w:color w:val="0070C0"/>
-        </w:rPr>
-        <w:t> </w:t>
-      </w:r>
-      <w:r>
-        <w:rPr>
-          <w:rFonts w:ascii="Gentium" w:hAnsi="Gentium" w:cs="Gentium"/>
-        </w:rPr>
-        <w:t>In the eleventh hour, the joy of the righteous shall increase. In the twelfth, the Highest Lord shall accept the prayers and petitions of all human beings</w:t>
-      </w:r>
-      <w:r>
-        <w:rPr>
-          <w:rFonts w:ascii="Gentium" w:hAnsi="Gentium" w:cs="Gentium"/>
-        </w:rPr>
-        <w:t xml:space="preserve">. </w:t>
-      </w:r>
-      <w:r>
-        <w:rPr>
-          <w:rFonts w:ascii="Gentium" w:hAnsi="Gentium" w:cs="Gentium"/>
-          <w:b/>
-          <w:bCs/>
-          <w:color w:val="0070C0"/>
-          <w:vertAlign w:val="superscript"/>
-        </w:rPr>
-        <w:t>62</w:t>
-      </w:r>
-      <w:r>
-        <w:rPr>
-          <w:rFonts w:ascii="Gentium" w:hAnsi="Gentium" w:cs="Gentium"/>
-          <w:color w:val="0070C0"/>
-        </w:rPr>
-        <w:t> </w:t>
-      </w:r>
-      <w:r>
-        <w:rPr>
-          <w:rFonts w:ascii="Gentium" w:hAnsi="Gentium" w:cs="Gentium"/>
-        </w:rPr>
-        <w:t>At the first watch of the evening, the demons shall worship the Highest Lord. They will cease any satanic activities within this hour, and they will inherit the obedience to God without causing harm to any human.</w:t>
-      </w:r>
-      <w:r>
-        <w:rPr>
-          <w:rFonts w:ascii="Gentium" w:hAnsi="Gentium" w:cs="Gentium"/>
-        </w:rPr>
-        <w:t xml:space="preserve"> </w:t>
-      </w:r>
-      <w:r>
-        <w:rPr>
-          <w:rFonts w:ascii="Gentium" w:hAnsi="Gentium" w:cs="Gentium"/>
-          <w:b/>
-          <w:bCs/>
-          <w:color w:val="0070C0"/>
-          <w:vertAlign w:val="superscript"/>
-        </w:rPr>
-        <w:t>63</w:t>
-      </w:r>
-      <w:r>
-        <w:rPr>
-          <w:rFonts w:ascii="Gentium" w:hAnsi="Gentium" w:cs="Gentium"/>
-          <w:color w:val="0070C0"/>
-        </w:rPr>
-        <w:t> </w:t>
-      </w:r>
-      <w:r>
-        <w:rPr>
-          <w:rFonts w:ascii="Gentium" w:hAnsi="Gentium" w:cs="Gentium"/>
-        </w:rPr>
-        <w:t>In the second watch of the night, the beasts and any creatures moving in the water will praise God. In the third watch of the night, fire will praise God, and the praise of fire will reach the depths. At this hour, no one can speak.</w:t>
-      </w:r>
-      <w:r>
-        <w:rPr>
-          <w:rFonts w:ascii="Gentium" w:hAnsi="Gentium" w:cs="Gentium"/>
-        </w:rPr>
-        <w:t xml:space="preserve"> </w:t>
-      </w:r>
-      <w:r>
-        <w:rPr>
-          <w:rFonts w:ascii="Gentium" w:hAnsi="Gentium" w:cs="Gentium"/>
-          <w:b/>
-          <w:bCs/>
-          <w:color w:val="0070C0"/>
-          <w:vertAlign w:val="superscript"/>
-        </w:rPr>
-        <w:t>64</w:t>
-      </w:r>
-      <w:r>
-        <w:rPr>
-          <w:rFonts w:ascii="Gentium" w:hAnsi="Gentium" w:cs="Gentium"/>
-          <w:color w:val="0070C0"/>
-        </w:rPr>
-        <w:t> </w:t>
-      </w:r>
-      <w:r>
-        <w:rPr>
-          <w:rFonts w:ascii="Gentium" w:hAnsi="Gentium" w:cs="Gentium"/>
-        </w:rPr>
-        <w:t>In the fourth watch of the night, Seraphim will praise God. In the fifth watch of the night, those above the heavens will praise God. Waters will praise God.</w:t>
-      </w:r>
-      <w:r>
-        <w:rPr>
-          <w:rFonts w:ascii="Gentium" w:hAnsi="Gentium" w:cs="Gentium"/>
-        </w:rPr>
-        <w:t xml:space="preserve"> </w:t>
-      </w:r>
-      <w:r>
-        <w:rPr>
-          <w:rFonts w:ascii="Gentium" w:hAnsi="Gentium" w:cs="Gentium"/>
-          <w:b/>
-          <w:bCs/>
-          <w:color w:val="0070C0"/>
-          <w:vertAlign w:val="superscript"/>
-        </w:rPr>
-        <w:t>65</w:t>
-      </w:r>
-      <w:r>
-        <w:rPr>
-          <w:rFonts w:ascii="Gentium" w:hAnsi="Gentium" w:cs="Gentium"/>
-          <w:color w:val="0070C0"/>
-        </w:rPr>
-        <w:t> </w:t>
-      </w:r>
-      <w:r>
-        <w:rPr>
-          <w:rFonts w:ascii="Gentium" w:hAnsi="Gentium" w:cs="Gentium"/>
-        </w:rPr>
-        <w:t>When I was in Paradise, I used to hear the angels praising God at this hour, and their voices sounded like great thunder. I used to hear the waves praising the mighty God with a loud voice.</w:t>
-      </w:r>
-      <w:r>
-        <w:rPr>
-          <w:rFonts w:ascii="Gentium" w:hAnsi="Gentium" w:cs="Gentium"/>
-        </w:rPr>
-        <w:t xml:space="preserve"> </w:t>
-      </w:r>
-      <w:r>
-        <w:rPr>
-          <w:rFonts w:ascii="Gentium" w:hAnsi="Gentium" w:cs="Gentium"/>
-          <w:b/>
-          <w:bCs/>
-          <w:color w:val="0070C0"/>
-          <w:vertAlign w:val="superscript"/>
-        </w:rPr>
-        <w:t>66</w:t>
-      </w:r>
-      <w:r>
-        <w:rPr>
-          <w:rFonts w:ascii="Gentium" w:hAnsi="Gentium" w:cs="Gentium"/>
-          <w:color w:val="0070C0"/>
-        </w:rPr>
-        <w:t> </w:t>
-      </w:r>
-      <w:r>
-        <w:rPr>
-          <w:rFonts w:ascii="Gentium" w:hAnsi="Gentium" w:cs="Gentium"/>
-        </w:rPr>
-        <w:t>At the sixth hour of the night, clouds, lights, and hail will praise God. At the seventh hour of the night, much abundance will occur, and it will be fulfilled in the latter time: everything will be fulfilled, and the time will come. You will eat all that you have gained (before God), and the earth will be sanctified, and the Lord of Lords, God, will go to her (Earth).</w:t>
+        <w:t>and it will be fulfilled in the latter time: everything will be fulfilled, and the time will come. You will eat all that you have gained (before God), and the earth will be sanctified, and the Lord of Lords, God, will go to her (Earth).</w:t>
       </w:r>
       <w:r>
         <w:rPr>
@@ -4654,7 +4682,6 @@
           <w:sz w:val="28"/>
           <w:szCs w:val="28"/>
         </w:rPr>
-        <w:lastRenderedPageBreak/>
         <w:t>Chapter 3</w:t>
       </w:r>
     </w:p>
@@ -5040,7 +5067,15 @@
           <w:rFonts w:ascii="Gentium" w:hAnsi="Gentium" w:cs="Gentium"/>
           <w:color w:val="000000"/>
         </w:rPr>
-        <w:t xml:space="preserve">And at the tenth hour, the heavens shall open, and the Lord shall hear their prayers for the faithful, and </w:t>
+        <w:t xml:space="preserve">And at the tenth hour, the heavens shall open, and the Lord shall hear their </w:t>
+      </w:r>
+      <w:r>
+        <w:rPr>
+          <w:rFonts w:ascii="Gentium" w:hAnsi="Gentium" w:cs="Gentium"/>
+          <w:color w:val="000000"/>
+        </w:rPr>
+        <w:lastRenderedPageBreak/>
+        <w:t xml:space="preserve">prayers for the faithful, and </w:t>
       </w:r>
       <w:r>
         <w:rPr>
@@ -5388,7 +5423,6 @@
           <w:color w:val="0070C0"/>
           <w:vertAlign w:val="superscript"/>
         </w:rPr>
-        <w:lastRenderedPageBreak/>
         <w:t>18</w:t>
       </w:r>
       <w:r>
@@ -5727,6 +5761,7 @@
           <w:color w:val="0070C0"/>
           <w:vertAlign w:val="superscript"/>
         </w:rPr>
+        <w:lastRenderedPageBreak/>
         <w:t>27</w:t>
       </w:r>
       <w:r>
@@ -6018,7 +6053,6 @@
           <w:color w:val="0070C0"/>
           <w:vertAlign w:val="superscript"/>
         </w:rPr>
-        <w:lastRenderedPageBreak/>
         <w:t>35</w:t>
       </w:r>
       <w:r>
@@ -6334,6 +6368,7 @@
           <w:color w:val="0070C0"/>
           <w:vertAlign w:val="superscript"/>
         </w:rPr>
+        <w:lastRenderedPageBreak/>
         <w:t>44</w:t>
       </w:r>
       <w:r>
@@ -6590,15 +6625,7 @@
           <w:rFonts w:ascii="Gentium" w:hAnsi="Gentium" w:cs="Gentium"/>
           <w:color w:val="000000"/>
         </w:rPr>
-        <w:t xml:space="preserve">Enoch also came and spoke to them, saying, “If any among you has thought of leaving Mount Hermon by breaking the covenant of your ancestors, let him return, for he shall never enter </w:t>
-      </w:r>
-      <w:r>
-        <w:rPr>
-          <w:rFonts w:ascii="Gentium" w:hAnsi="Gentium" w:cs="Gentium"/>
-          <w:color w:val="000000"/>
-        </w:rPr>
-        <w:lastRenderedPageBreak/>
-        <w:t>the holy mountain again for eternity.”</w:t>
+        <w:t>Enoch also came and spoke to them, saying, “If any among you has thought of leaving Mount Hermon by breaking the covenant of your ancestors, let him return, for he shall never enter the holy mountain again for eternity.”</w:t>
       </w:r>
       <w:r>
         <w:rPr>
@@ -6969,7 +6996,15 @@
           <w:rFonts w:ascii="Gentium" w:hAnsi="Gentium" w:cs="Gentium"/>
           <w:color w:val="000000"/>
         </w:rPr>
-        <w:t>And he said to them, “I have lived according to the will of God, the Almighty. Let all people be afraid and tremble before Him, for there is no mercy for those who forsake Him. Therefore, keep your faith pure and holy before God, and be innocent and righteous, for after you, there will be no more such righteous generations for no one can lead in the manner of Abel.</w:t>
+        <w:t xml:space="preserve">And he said to them, “I have lived according to the will of God, the Almighty. </w:t>
+      </w:r>
+      <w:r>
+        <w:rPr>
+          <w:rFonts w:ascii="Gentium" w:hAnsi="Gentium" w:cs="Gentium"/>
+          <w:color w:val="000000"/>
+        </w:rPr>
+        <w:lastRenderedPageBreak/>
+        <w:t>Let all people be afraid and tremble before Him, for there is no mercy for those who forsake Him. Therefore, keep your faith pure and holy before God, and be innocent and righteous, for after you, there will be no more such righteous generations for no one can lead in the manner of Abel.</w:t>
       </w:r>
       <w:r>
         <w:rPr>
@@ -7155,15 +7190,7 @@
           <w:rFonts w:ascii="Gentium" w:hAnsi="Gentium" w:cs="Gentium"/>
           <w:color w:val="000000"/>
         </w:rPr>
-        <w:t xml:space="preserve">During the construction of the ship, a bell would ring every morning for them to gather for work; at noon, it would ring for them to gather </w:t>
-      </w:r>
-      <w:r>
-        <w:rPr>
-          <w:rFonts w:ascii="Gentium" w:hAnsi="Gentium" w:cs="Gentium"/>
-          <w:color w:val="000000"/>
-        </w:rPr>
-        <w:lastRenderedPageBreak/>
-        <w:t>for meals, and in the evening, it would ring for them to return to their homes.</w:t>
+        <w:t>During the construction of the ship, a bell would ring every morning for them to gather for work; at noon, it would ring for them to gather for meals, and in the evening, it would ring for them to return to their homes.</w:t>
       </w:r>
       <w:r>
         <w:rPr>
@@ -7665,7 +7692,15 @@
           <w:rFonts w:ascii="Gentium" w:hAnsi="Gentium" w:cs="Gentium"/>
           <w:color w:val="000000"/>
         </w:rPr>
-        <w:t>On the eastern part of the ark, you shall make a section for you, your sons, your wife, and your sons’ wives. Prepare the west of the ark for food and drink. Gather for food and drink until you leave the ark. Remain there, and when the destructive waters recede from the earth, as you live on the land, gather and eat together in unity before God and before the flesh of Adam, in holiness, purity, integrity, and righteousness. Do not turn back from obedience.</w:t>
+        <w:t xml:space="preserve">On the eastern part of the ark, you shall make a section for you, your sons, your wife, and your sons’ wives. Prepare the west of the ark for food and drink. Gather for food and </w:t>
+      </w:r>
+      <w:r>
+        <w:rPr>
+          <w:rFonts w:ascii="Gentium" w:hAnsi="Gentium" w:cs="Gentium"/>
+          <w:color w:val="000000"/>
+        </w:rPr>
+        <w:lastRenderedPageBreak/>
+        <w:t>drink until you leave the ark. Remain there, and when the destructive waters recede from the earth, as you live on the land, gather and eat together in unity before God and before the flesh of Adam, in holiness, purity, integrity, and righteousness. Do not turn back from obedience.</w:t>
       </w:r>
       <w:r>
         <w:rPr>
@@ -7866,15 +7901,7 @@
           <w:rFonts w:ascii="Gentium" w:hAnsi="Gentium" w:cs="Gentium"/>
           <w:color w:val="000000"/>
         </w:rPr>
-        <w:t xml:space="preserve"> years. His son Lamech buried him in the house of </w:t>
-      </w:r>
-      <w:r>
-        <w:rPr>
-          <w:rFonts w:ascii="Gentium" w:hAnsi="Gentium" w:cs="Gentium"/>
-          <w:color w:val="000000"/>
-        </w:rPr>
-        <w:lastRenderedPageBreak/>
-        <w:t>treasures, which is a place consecrated by the holy fathers.</w:t>
+        <w:t xml:space="preserve"> years. His son Lamech buried him in the house of treasures, which is a place consecrated by the holy fathers.</w:t>
       </w:r>
       <w:r>
         <w:rPr>
@@ -8237,7 +8264,15 @@
           <w:rFonts w:ascii="Gentium" w:hAnsi="Gentium" w:cs="Gentium"/>
           <w:color w:val="000000"/>
         </w:rPr>
-        <w:t>Peace to Jared, Enoch, Methuselah, and Lamech. All these serve God in purity and holiness. Let us fix our eyes on them for our redemption. Behold, we are to depart from this consecrated dwelling, not to return to this holy place forever,</w:t>
+        <w:t xml:space="preserve">Peace to Jared, </w:t>
+      </w:r>
+      <w:r>
+        <w:rPr>
+          <w:rFonts w:ascii="Gentium" w:hAnsi="Gentium" w:cs="Gentium"/>
+          <w:color w:val="000000"/>
+        </w:rPr>
+        <w:lastRenderedPageBreak/>
+        <w:t>Enoch, Methuselah, and Lamech. All these serve God in purity and holiness. Let us fix our eyes on them for our redemption. Behold, we are to depart from this consecrated dwelling, not to return to this holy place forever,</w:t>
       </w:r>
       <w:r>
         <w:rPr>
@@ -8417,15 +8452,7 @@
           <w:rFonts w:ascii="Gentium" w:hAnsi="Gentium" w:cs="Gentium"/>
           <w:color w:val="000000"/>
         </w:rPr>
-        <w:t xml:space="preserve">Noah </w:t>
-      </w:r>
-      <w:r>
-        <w:rPr>
-          <w:rFonts w:ascii="Gentium" w:hAnsi="Gentium" w:cs="Gentium"/>
-          <w:color w:val="000000"/>
-        </w:rPr>
-        <w:lastRenderedPageBreak/>
-        <w:t>selected from all living creatures and brought them into the Ark, arranging them according to their kind. After bringing them all in, he closed the windows and doors of the Ark. From that moment, the windows of heaven opened, and the destructive rains began to pour down, flooding the earth.</w:t>
+        <w:t>Noah selected from all living creatures and brought them into the Ark, arranging them according to their kind. After bringing them all in, he closed the windows and doors of the Ark. From that moment, the windows of heaven opened, and the destructive rains began to pour down, flooding the earth.</w:t>
       </w:r>
       <w:r>
         <w:rPr>
@@ -8850,7 +8877,15 @@
           <w:rFonts w:ascii="Gentium" w:hAnsi="Gentium" w:cs="Gentium"/>
           <w:color w:val="000000"/>
         </w:rPr>
-        <w:t>After Noah brought out the people, he also released the wild animals, the creatures, the birds, and other beings from the lower section of the ark where they had been kept. Noah and his sons tilled the land and named it Nemat.</w:t>
+        <w:t xml:space="preserve">After Noah brought out the people, </w:t>
+      </w:r>
+      <w:r>
+        <w:rPr>
+          <w:rFonts w:ascii="Gentium" w:hAnsi="Gentium" w:cs="Gentium"/>
+          <w:color w:val="000000"/>
+        </w:rPr>
+        <w:lastRenderedPageBreak/>
+        <w:t>he also released the wild animals, the creatures, the birds, and other beings from the lower section of the ark where they had been kept. Noah and his sons tilled the land and named it Nemat.</w:t>
       </w:r>
       <w:r>
         <w:rPr>
@@ -8962,7 +8997,6 @@
           <w:color w:val="0070C0"/>
           <w:vertAlign w:val="superscript"/>
         </w:rPr>
-        <w:lastRenderedPageBreak/>
         <w:t>109</w:t>
       </w:r>
       <w:r>
@@ -9393,6 +9427,7 @@
           <w:color w:val="0070C0"/>
           <w:vertAlign w:val="superscript"/>
         </w:rPr>
+        <w:lastRenderedPageBreak/>
         <w:t>120</w:t>
       </w:r>
       <w:r>
@@ -9520,15 +9555,7 @@
           <w:rFonts w:ascii="Gentium" w:hAnsi="Gentium" w:cs="Gentium"/>
           <w:color w:val="000000"/>
         </w:rPr>
-        <w:t xml:space="preserve">In response, Shem said to them, “The angel of the Lord </w:t>
-      </w:r>
-      <w:r>
-        <w:rPr>
-          <w:rFonts w:ascii="Gentium" w:hAnsi="Gentium" w:cs="Gentium"/>
-          <w:color w:val="000000"/>
-        </w:rPr>
-        <w:lastRenderedPageBreak/>
-        <w:t>will go with me, and he will protect me from the mouths of wild animals.” After this, they said to him, “May the God of our fathers be with you and never forsake you.”</w:t>
+        <w:t>In response, Shem said to them, “The angel of the Lord will go with me, and he will protect me from the mouths of wild animals.” After this, they said to him, “May the God of our fathers be with you and never forsake you.”</w:t>
       </w:r>
       <w:r>
         <w:rPr>
@@ -9976,6 +10003,7 @@
           <w:color w:val="0070C0"/>
           <w:vertAlign w:val="superscript"/>
         </w:rPr>
+        <w:lastRenderedPageBreak/>
         <w:t>137</w:t>
       </w:r>
       <w:r>
@@ -10111,7 +10139,6 @@
           <w:color w:val="0070C0"/>
           <w:vertAlign w:val="superscript"/>
         </w:rPr>
-        <w:lastRenderedPageBreak/>
         <w:t>1</w:t>
       </w:r>
       <w:r>
@@ -10670,6 +10697,7 @@
           <w:color w:val="0070C0"/>
           <w:vertAlign w:val="superscript"/>
         </w:rPr>
+        <w:lastRenderedPageBreak/>
         <w:t>19</w:t>
       </w:r>
       <w:r>
@@ -10777,14 +10805,7 @@
         <w:rPr>
           <w:rFonts w:ascii="Gentium" w:hAnsi="Gentium" w:cs="Gentium"/>
         </w:rPr>
-        <w:t xml:space="preserve">The child went to his father’s burial site and wept in front of the golden statue. He also spoke to the devil that </w:t>
-      </w:r>
-      <w:r>
-        <w:rPr>
-          <w:rFonts w:ascii="Gentium" w:hAnsi="Gentium" w:cs="Gentium"/>
-        </w:rPr>
-        <w:lastRenderedPageBreak/>
-        <w:t>resided within the statue. After the father spoke through the statue, the child was told that all the money would be fully returned to him. However, if he wanted even a small portion of it, the devil demanded that he sacrifice his own child. The man brought his child, killed him, and offered him as a sacrifice to the devil.</w:t>
+        <w:t>The child went to his father’s burial site and wept in front of the golden statue. He also spoke to the devil that resided within the statue. After the father spoke through the statue, the child was told that all the money would be fully returned to him. However, if he wanted even a small portion of it, the devil demanded that he sacrifice his own child. The man brought his child, killed him, and offered him as a sacrifice to the devil.</w:t>
       </w:r>
       <w:r>
         <w:rPr>
@@ -11238,7 +11259,14 @@
         <w:rPr>
           <w:rFonts w:ascii="Gentium" w:hAnsi="Gentium" w:cs="Gentium"/>
         </w:rPr>
-        <w:t>Nimrod founded several great nations, and their names are Giddebrror, Alar, Selu, Waqetoastinun, Ardagin, Erdegnen, and Welalan.</w:t>
+        <w:t xml:space="preserve">Nimrod founded several great nations, and their names are Giddebrror, Alar, Selu, </w:t>
+      </w:r>
+      <w:r>
+        <w:rPr>
+          <w:rFonts w:ascii="Gentium" w:hAnsi="Gentium" w:cs="Gentium"/>
+        </w:rPr>
+        <w:lastRenderedPageBreak/>
+        <w:t>Waqetoastinun, Ardagin, Erdegnen, and Welalan.</w:t>
       </w:r>
       <w:r>
         <w:rPr>
@@ -11317,7 +11345,6 @@
           <w:color w:val="0070C0"/>
           <w:vertAlign w:val="superscript"/>
         </w:rPr>
-        <w:lastRenderedPageBreak/>
         <w:t>39</w:t>
       </w:r>
       <w:r>
@@ -11929,6 +11956,7 @@
           <w:color w:val="0070C0"/>
           <w:vertAlign w:val="superscript"/>
         </w:rPr>
+        <w:lastRenderedPageBreak/>
         <w:t>12</w:t>
       </w:r>
       <w:r>
@@ -11988,15 +12016,7 @@
           <w:rFonts w:ascii="Gentium" w:hAnsi="Gentium" w:cs="Gentium"/>
           <w:color w:val="000000"/>
         </w:rPr>
-        <w:t xml:space="preserve">Upon reaching Melchizedek, he honoured him greatly and bestowed many </w:t>
-      </w:r>
-      <w:r>
-        <w:rPr>
-          <w:rFonts w:ascii="Gentium" w:hAnsi="Gentium" w:cs="Gentium"/>
-          <w:color w:val="000000"/>
-        </w:rPr>
-        <w:lastRenderedPageBreak/>
-        <w:t>gifts upon Melchizedek.</w:t>
+        <w:t>Upon reaching Melchizedek, he honoured him greatly and bestowed many gifts upon Melchizedek.</w:t>
       </w:r>
       <w:r>
         <w:rPr>
@@ -12584,6 +12604,7 @@
           <w:color w:val="0070C0"/>
           <w:vertAlign w:val="superscript"/>
         </w:rPr>
+        <w:lastRenderedPageBreak/>
         <w:t>29</w:t>
       </w:r>
       <w:r>
@@ -12598,15 +12619,7 @@
           <w:rFonts w:ascii="Gentium" w:hAnsi="Gentium" w:cs="Gentium"/>
           <w:color w:val="000000"/>
         </w:rPr>
-        <w:t xml:space="preserve">Rachel, the daughter of Laban, was there (to water her sheep). Jacob removed the stone that had been covering the well, received the water </w:t>
-      </w:r>
-      <w:r>
-        <w:rPr>
-          <w:rFonts w:ascii="Gentium" w:hAnsi="Gentium" w:cs="Gentium"/>
-          <w:color w:val="000000"/>
-        </w:rPr>
-        <w:lastRenderedPageBreak/>
-        <w:t xml:space="preserve">vessel from Rachel’s hand, and drew water from the well to give the sheep to drink. After watering the sheep, Jacob looked at Rachel, approached her, and kissed her. Jacob’s act of opening the deep well of water symbolises the holy baptism, as the mystery of baptism is profound. </w:t>
+        <w:t xml:space="preserve">Rachel, the daughter of Laban, was there (to water her sheep). Jacob removed the stone that had been covering the well, received the water vessel from Rachel’s hand, and drew water from the well to give the sheep to drink. After watering the sheep, Jacob looked at Rachel, approached her, and kissed her. Jacob’s act of opening the deep well of water symbolises the holy baptism, as the mystery of baptism is profound. </w:t>
       </w:r>
     </w:p>
     <w:p>
@@ -13095,7 +13108,7 @@
           <w:rFonts w:ascii="Gentium" w:hAnsi="Gentium" w:cs="Gentium"/>
           <w:color w:val="000000"/>
         </w:rPr>
-        <w:t xml:space="preserve">Therefore, Rahab has the lineage of kings that arose from Lot. Solomon, the son of </w:t>
+        <w:t xml:space="preserve">Therefore, Rahab has the lineage of kings that arose from Lot. Solomon, the son of David, married a wife from the seed of Rahab. When it was known that Solomon was of the seed of Abraham, he married seven hundred wives </w:t>
       </w:r>
       <w:r>
         <w:rPr>
@@ -13103,7 +13116,7 @@
           <w:color w:val="000000"/>
         </w:rPr>
         <w:lastRenderedPageBreak/>
-        <w:t>David, married a wife from the seed of Rahab. When it was known that Solomon was of the seed of Abraham, he married seven hundred wives and sat on the throne in kingship.</w:t>
+        <w:t>and sat on the throne in kingship.</w:t>
       </w:r>
       <w:r>
         <w:rPr>
@@ -13544,7 +13557,69 @@
           <w:rFonts w:ascii="Gentium" w:hAnsi="Gentium" w:cs="Gentium"/>
           <w:color w:val="000000"/>
         </w:rPr>
-        <w:t xml:space="preserve">Solomon conquered many nations and established a great kingdom in the desert, which he named “The Land of the Sun.” His glory grew immensely, and his fame spread across all nations. His wisdom and honour were </w:t>
+        <w:t>Solomon conquered many nations and established a great kingdom in the desert, which he named “The Land of the Sun.” His glory grew immensely, and his fame spread across all nations. His wisdom and honour were extraordinarily distinguished and widely recognised.</w:t>
+      </w:r>
+      <w:r>
+        <w:rPr>
+          <w:rFonts w:ascii="Gentium" w:hAnsi="Gentium" w:cs="Gentium"/>
+          <w:color w:val="000000"/>
+        </w:rPr>
+        <w:t xml:space="preserve"> </w:t>
+      </w:r>
+      <w:r>
+        <w:rPr>
+          <w:rFonts w:ascii="Gentium" w:hAnsi="Gentium" w:cs="Gentium"/>
+          <w:b/>
+          <w:bCs/>
+          <w:color w:val="0070C0"/>
+          <w:vertAlign w:val="superscript"/>
+        </w:rPr>
+        <w:t>58</w:t>
+      </w:r>
+      <w:r>
+        <w:rPr>
+          <w:rFonts w:ascii="Gentium" w:hAnsi="Gentium" w:cs="Gentium"/>
+          <w:color w:val="0070C0"/>
+        </w:rPr>
+        <w:t> </w:t>
+      </w:r>
+      <w:r>
+        <w:rPr>
+          <w:rFonts w:ascii="Gentium" w:hAnsi="Gentium" w:cs="Gentium"/>
+          <w:color w:val="000000"/>
+        </w:rPr>
+        <w:t>The Queen of Sheba came to Solomon and was once again amazed by him. A king named Hiram, the ruler of Tyre and Sidon, also visited Solomon. He held Solomon in great admiration, offered him support, and fulfilled all his wishes. This king, Hiram, also deeply loved Solomon’s father, David. However, David had reigned long before Hiram.</w:t>
+      </w:r>
+      <w:r>
+        <w:rPr>
+          <w:rFonts w:ascii="Gentium" w:hAnsi="Gentium" w:cs="Gentium"/>
+          <w:color w:val="000000"/>
+        </w:rPr>
+        <w:t xml:space="preserve"> </w:t>
+      </w:r>
+      <w:r>
+        <w:rPr>
+          <w:rFonts w:ascii="Gentium" w:hAnsi="Gentium" w:cs="Gentium"/>
+          <w:b/>
+          <w:bCs/>
+          <w:color w:val="0070C0"/>
+          <w:vertAlign w:val="superscript"/>
+        </w:rPr>
+        <w:t>59</w:t>
+      </w:r>
+      <w:r>
+        <w:rPr>
+          <w:rFonts w:ascii="Gentium" w:hAnsi="Gentium" w:cs="Gentium"/>
+          <w:color w:val="0070C0"/>
+        </w:rPr>
+        <w:t> </w:t>
+      </w:r>
+      <w:r>
+        <w:rPr>
+          <w:rFonts w:ascii="Gentium" w:hAnsi="Gentium" w:cs="Gentium"/>
+          <w:color w:val="000000"/>
+        </w:rPr>
+        <w:t xml:space="preserve">Solomon married a thousand </w:t>
       </w:r>
       <w:r>
         <w:rPr>
@@ -13552,69 +13627,7 @@
           <w:color w:val="000000"/>
         </w:rPr>
         <w:lastRenderedPageBreak/>
-        <w:t>extraordinarily distinguished and widely recognised.</w:t>
-      </w:r>
-      <w:r>
-        <w:rPr>
-          <w:rFonts w:ascii="Gentium" w:hAnsi="Gentium" w:cs="Gentium"/>
-          <w:color w:val="000000"/>
-        </w:rPr>
-        <w:t xml:space="preserve"> </w:t>
-      </w:r>
-      <w:r>
-        <w:rPr>
-          <w:rFonts w:ascii="Gentium" w:hAnsi="Gentium" w:cs="Gentium"/>
-          <w:b/>
-          <w:bCs/>
-          <w:color w:val="0070C0"/>
-          <w:vertAlign w:val="superscript"/>
-        </w:rPr>
-        <w:t>58</w:t>
-      </w:r>
-      <w:r>
-        <w:rPr>
-          <w:rFonts w:ascii="Gentium" w:hAnsi="Gentium" w:cs="Gentium"/>
-          <w:color w:val="0070C0"/>
-        </w:rPr>
-        <w:t> </w:t>
-      </w:r>
-      <w:r>
-        <w:rPr>
-          <w:rFonts w:ascii="Gentium" w:hAnsi="Gentium" w:cs="Gentium"/>
-          <w:color w:val="000000"/>
-        </w:rPr>
-        <w:t>The Queen of Sheba came to Solomon and was once again amazed by him. A king named Hiram, the ruler of Tyre and Sidon, also visited Solomon. He held Solomon in great admiration, offered him support, and fulfilled all his wishes. This king, Hiram, also deeply loved Solomon’s father, David. However, David had reigned long before Hiram.</w:t>
-      </w:r>
-      <w:r>
-        <w:rPr>
-          <w:rFonts w:ascii="Gentium" w:hAnsi="Gentium" w:cs="Gentium"/>
-          <w:color w:val="000000"/>
-        </w:rPr>
-        <w:t xml:space="preserve"> </w:t>
-      </w:r>
-      <w:r>
-        <w:rPr>
-          <w:rFonts w:ascii="Gentium" w:hAnsi="Gentium" w:cs="Gentium"/>
-          <w:b/>
-          <w:bCs/>
-          <w:color w:val="0070C0"/>
-          <w:vertAlign w:val="superscript"/>
-        </w:rPr>
-        <w:t>59</w:t>
-      </w:r>
-      <w:r>
-        <w:rPr>
-          <w:rFonts w:ascii="Gentium" w:hAnsi="Gentium" w:cs="Gentium"/>
-          <w:color w:val="0070C0"/>
-        </w:rPr>
-        <w:t> </w:t>
-      </w:r>
-      <w:r>
-        <w:rPr>
-          <w:rFonts w:ascii="Gentium" w:hAnsi="Gentium" w:cs="Gentium"/>
-          <w:color w:val="000000"/>
-        </w:rPr>
-        <w:t>Solomon married a thousand women, and because he loved them deeply, he strayed from his wisdom. These women led him away from worshipping God and caused him to worship idols. Solomon ruled as king for forty years before passing away.</w:t>
+        <w:t>women, and because he loved them deeply, he strayed from his wisdom. These women led him away from worshipping God and caused him to worship idols. Solomon ruled as king for forty years before passing away.</w:t>
       </w:r>
       <w:r>
         <w:rPr>
@@ -13986,15 +13999,7 @@
           <w:rFonts w:ascii="Gentium" w:hAnsi="Gentium" w:cs="Gentium"/>
           <w:color w:val="000000"/>
         </w:rPr>
-        <w:t xml:space="preserve">You will heal the sick by laying your hands on them, and you will raise the dead. The power of the Holy Spirit has been granted to you through me. This gift has been entrusted to you. It </w:t>
-      </w:r>
-      <w:r>
-        <w:rPr>
-          <w:rFonts w:ascii="Gentium" w:hAnsi="Gentium" w:cs="Gentium"/>
-          <w:color w:val="000000"/>
-        </w:rPr>
-        <w:lastRenderedPageBreak/>
-        <w:t>is not confined to a specific place but applies wherever you go across the earth. Even now, I have bestowed grace upon you, and whatever you have received by grace, freely give it by grace. Wherever you gather in my name, I will be among you.</w:t>
+        <w:t>You will heal the sick by laying your hands on them, and you will raise the dead. The power of the Holy Spirit has been granted to you through me. This gift has been entrusted to you. It is not confined to a specific place but applies wherever you go across the earth. Even now, I have bestowed grace upon you, and whatever you have received by grace, freely give it by grace. Wherever you gather in my name, I will be among you.</w:t>
       </w:r>
       <w:r>
         <w:rPr>
@@ -14068,7 +14073,15 @@
           <w:rFonts w:ascii="Gentium" w:hAnsi="Gentium" w:cs="Gentium"/>
           <w:color w:val="000000"/>
         </w:rPr>
-        <w:t>Following this, I continued my plea to my teacher Peter, asking him to explain everything that our Lord Jesus Christ had revealed to him. Understanding that I sought to learn many divine mysteries from him, my teacher Peter, seeing my tears and distress, instructed me to write down the things I would explain to you from this point forward.</w:t>
+        <w:t xml:space="preserve">Following this, I continued my plea to my teacher Peter, asking him to explain everything that our Lord Jesus Christ had revealed to him. Understanding that I sought to learn many divine mysteries from him, my teacher Peter, seeing </w:t>
+      </w:r>
+      <w:r>
+        <w:rPr>
+          <w:rFonts w:ascii="Gentium" w:hAnsi="Gentium" w:cs="Gentium"/>
+          <w:color w:val="000000"/>
+        </w:rPr>
+        <w:lastRenderedPageBreak/>
+        <w:t>my tears and distress, instructed me to write down the things I would explain to you from this point forward.</w:t>
       </w:r>
       <w:r>
         <w:rPr>
@@ -14526,7 +14539,131 @@
           <w:rFonts w:ascii="Gentium" w:hAnsi="Gentium" w:cs="Gentium"/>
           <w:color w:val="000000"/>
         </w:rPr>
-        <w:t xml:space="preserve">There is no heaven or earth that can carry us. There is no movement from one work to </w:t>
+        <w:t>There is no heaven or earth that can carry us. There is no movement from one work to another, nor do we move from place to place. Human eyes cannot see us, and no one can know us through searching or investigation.</w:t>
+      </w:r>
+      <w:r>
+        <w:rPr>
+          <w:rFonts w:ascii="Gentium" w:hAnsi="Gentium" w:cs="Gentium"/>
+          <w:color w:val="000000"/>
+        </w:rPr>
+        <w:t xml:space="preserve"> </w:t>
+      </w:r>
+      <w:r>
+        <w:rPr>
+          <w:rFonts w:ascii="Gentium" w:hAnsi="Gentium" w:cs="Gentium"/>
+          <w:b/>
+          <w:bCs/>
+          <w:color w:val="0070C0"/>
+          <w:vertAlign w:val="superscript"/>
+        </w:rPr>
+        <w:t>17</w:t>
+      </w:r>
+      <w:r>
+        <w:rPr>
+          <w:rFonts w:ascii="Gentium" w:hAnsi="Gentium" w:cs="Gentium"/>
+          <w:color w:val="0070C0"/>
+        </w:rPr>
+        <w:t> </w:t>
+      </w:r>
+      <w:r>
+        <w:rPr>
+          <w:rFonts w:ascii="Gentium" w:hAnsi="Gentium" w:cs="Gentium"/>
+          <w:color w:val="000000"/>
+        </w:rPr>
+        <w:t>With us, there is neither surplus nor deficiency; the Father is wisdom, I am order, and the Holy Spirit is power. We are not many, we are not separate, and there is no distinction among us. We do not encounter corruption or destruction. The Father created everything through me, and it was accomplished by the Holy Spirit.</w:t>
+      </w:r>
+      <w:r>
+        <w:rPr>
+          <w:rFonts w:ascii="Gentium" w:hAnsi="Gentium" w:cs="Gentium"/>
+          <w:color w:val="000000"/>
+        </w:rPr>
+        <w:t xml:space="preserve"> </w:t>
+      </w:r>
+      <w:r>
+        <w:rPr>
+          <w:rFonts w:ascii="Gentium" w:hAnsi="Gentium" w:cs="Gentium"/>
+          <w:b/>
+          <w:bCs/>
+          <w:color w:val="0070C0"/>
+          <w:vertAlign w:val="superscript"/>
+        </w:rPr>
+        <w:t>18</w:t>
+      </w:r>
+      <w:r>
+        <w:rPr>
+          <w:rFonts w:ascii="Gentium" w:hAnsi="Gentium" w:cs="Gentium"/>
+          <w:color w:val="0070C0"/>
+        </w:rPr>
+        <w:t> </w:t>
+      </w:r>
+      <w:r>
+        <w:rPr>
+          <w:rFonts w:ascii="Gentium" w:hAnsi="Gentium" w:cs="Gentium"/>
+          <w:color w:val="000000"/>
+        </w:rPr>
+        <w:t>The Father is the prophet, I am the Word, and the Holy Spirit is life. There is none like us, for we are beyond compare, and none can be like us, for we are above all. My Father is fire, I am the light, and the Holy Spirit is the warmth.</w:t>
+      </w:r>
+      <w:r>
+        <w:rPr>
+          <w:rFonts w:ascii="Gentium" w:hAnsi="Gentium" w:cs="Gentium"/>
+          <w:color w:val="000000"/>
+        </w:rPr>
+        <w:t xml:space="preserve"> </w:t>
+      </w:r>
+      <w:r>
+        <w:rPr>
+          <w:rFonts w:ascii="Gentium" w:hAnsi="Gentium" w:cs="Gentium"/>
+          <w:b/>
+          <w:bCs/>
+          <w:color w:val="0070C0"/>
+          <w:vertAlign w:val="superscript"/>
+        </w:rPr>
+        <w:t>19</w:t>
+      </w:r>
+      <w:r>
+        <w:rPr>
+          <w:rFonts w:ascii="Gentium" w:hAnsi="Gentium" w:cs="Gentium"/>
+          <w:color w:val="0070C0"/>
+        </w:rPr>
+        <w:t> </w:t>
+      </w:r>
+      <w:r>
+        <w:rPr>
+          <w:rFonts w:ascii="Gentium" w:hAnsi="Gentium" w:cs="Gentium"/>
+          <w:color w:val="000000"/>
+        </w:rPr>
+        <w:t>My Father is the sun, I am the light, and the Holy Spirit is the warmth. My Father is water, and I am the taste. The Holy Spirit is life. My Father is glory, I am also glory, and the Holy Spirit is grace. Outside of us, there is no creation. Before the heavens were created, I was with the Father. My Father is majesty, I am grace, and the Holy Spirit is fulfilment.</w:t>
+      </w:r>
+      <w:r>
+        <w:rPr>
+          <w:rFonts w:ascii="Gentium" w:hAnsi="Gentium" w:cs="Gentium"/>
+          <w:color w:val="000000"/>
+        </w:rPr>
+        <w:t xml:space="preserve"> </w:t>
+      </w:r>
+      <w:r>
+        <w:rPr>
+          <w:rFonts w:ascii="Gentium" w:hAnsi="Gentium" w:cs="Gentium"/>
+          <w:b/>
+          <w:bCs/>
+          <w:color w:val="0070C0"/>
+          <w:vertAlign w:val="superscript"/>
+        </w:rPr>
+        <w:t>20</w:t>
+      </w:r>
+      <w:r>
+        <w:rPr>
+          <w:rFonts w:ascii="Gentium" w:hAnsi="Gentium" w:cs="Gentium"/>
+          <w:color w:val="0070C0"/>
+        </w:rPr>
+        <w:t> </w:t>
+      </w:r>
+      <w:r>
+        <w:rPr>
+          <w:rFonts w:ascii="Gentium" w:hAnsi="Gentium" w:cs="Gentium"/>
+          <w:color w:val="000000"/>
+        </w:rPr>
+        <w:t xml:space="preserve">I am in the Father; the Holy Spirit is in the Father and in me. My Father is wisdom, I am </w:t>
       </w:r>
       <w:r>
         <w:rPr>
@@ -14534,131 +14671,7 @@
           <w:color w:val="000000"/>
         </w:rPr>
         <w:lastRenderedPageBreak/>
-        <w:t>another, nor do we move from place to place. Human eyes cannot see us, and no one can know us through searching or investigation.</w:t>
-      </w:r>
-      <w:r>
-        <w:rPr>
-          <w:rFonts w:ascii="Gentium" w:hAnsi="Gentium" w:cs="Gentium"/>
-          <w:color w:val="000000"/>
-        </w:rPr>
-        <w:t xml:space="preserve"> </w:t>
-      </w:r>
-      <w:r>
-        <w:rPr>
-          <w:rFonts w:ascii="Gentium" w:hAnsi="Gentium" w:cs="Gentium"/>
-          <w:b/>
-          <w:bCs/>
-          <w:color w:val="0070C0"/>
-          <w:vertAlign w:val="superscript"/>
-        </w:rPr>
-        <w:t>17</w:t>
-      </w:r>
-      <w:r>
-        <w:rPr>
-          <w:rFonts w:ascii="Gentium" w:hAnsi="Gentium" w:cs="Gentium"/>
-          <w:color w:val="0070C0"/>
-        </w:rPr>
-        <w:t> </w:t>
-      </w:r>
-      <w:r>
-        <w:rPr>
-          <w:rFonts w:ascii="Gentium" w:hAnsi="Gentium" w:cs="Gentium"/>
-          <w:color w:val="000000"/>
-        </w:rPr>
-        <w:t>With us, there is neither surplus nor deficiency; the Father is wisdom, I am order, and the Holy Spirit is power. We are not many, we are not separate, and there is no distinction among us. We do not encounter corruption or destruction. The Father created everything through me, and it was accomplished by the Holy Spirit.</w:t>
-      </w:r>
-      <w:r>
-        <w:rPr>
-          <w:rFonts w:ascii="Gentium" w:hAnsi="Gentium" w:cs="Gentium"/>
-          <w:color w:val="000000"/>
-        </w:rPr>
-        <w:t xml:space="preserve"> </w:t>
-      </w:r>
-      <w:r>
-        <w:rPr>
-          <w:rFonts w:ascii="Gentium" w:hAnsi="Gentium" w:cs="Gentium"/>
-          <w:b/>
-          <w:bCs/>
-          <w:color w:val="0070C0"/>
-          <w:vertAlign w:val="superscript"/>
-        </w:rPr>
-        <w:t>18</w:t>
-      </w:r>
-      <w:r>
-        <w:rPr>
-          <w:rFonts w:ascii="Gentium" w:hAnsi="Gentium" w:cs="Gentium"/>
-          <w:color w:val="0070C0"/>
-        </w:rPr>
-        <w:t> </w:t>
-      </w:r>
-      <w:r>
-        <w:rPr>
-          <w:rFonts w:ascii="Gentium" w:hAnsi="Gentium" w:cs="Gentium"/>
-          <w:color w:val="000000"/>
-        </w:rPr>
-        <w:t>The Father is the prophet, I am the Word, and the Holy Spirit is life. There is none like us, for we are beyond compare, and none can be like us, for we are above all. My Father is fire, I am the light, and the Holy Spirit is the warmth.</w:t>
-      </w:r>
-      <w:r>
-        <w:rPr>
-          <w:rFonts w:ascii="Gentium" w:hAnsi="Gentium" w:cs="Gentium"/>
-          <w:color w:val="000000"/>
-        </w:rPr>
-        <w:t xml:space="preserve"> </w:t>
-      </w:r>
-      <w:r>
-        <w:rPr>
-          <w:rFonts w:ascii="Gentium" w:hAnsi="Gentium" w:cs="Gentium"/>
-          <w:b/>
-          <w:bCs/>
-          <w:color w:val="0070C0"/>
-          <w:vertAlign w:val="superscript"/>
-        </w:rPr>
-        <w:t>19</w:t>
-      </w:r>
-      <w:r>
-        <w:rPr>
-          <w:rFonts w:ascii="Gentium" w:hAnsi="Gentium" w:cs="Gentium"/>
-          <w:color w:val="0070C0"/>
-        </w:rPr>
-        <w:t> </w:t>
-      </w:r>
-      <w:r>
-        <w:rPr>
-          <w:rFonts w:ascii="Gentium" w:hAnsi="Gentium" w:cs="Gentium"/>
-          <w:color w:val="000000"/>
-        </w:rPr>
-        <w:t>My Father is the sun, I am the light, and the Holy Spirit is the warmth. My Father is water, and I am the taste. The Holy Spirit is life. My Father is glory, I am also glory, and the Holy Spirit is grace. Outside of us, there is no creation. Before the heavens were created, I was with the Father. My Father is majesty, I am grace, and the Holy Spirit is fulfilment.</w:t>
-      </w:r>
-      <w:r>
-        <w:rPr>
-          <w:rFonts w:ascii="Gentium" w:hAnsi="Gentium" w:cs="Gentium"/>
-          <w:color w:val="000000"/>
-        </w:rPr>
-        <w:t xml:space="preserve"> </w:t>
-      </w:r>
-      <w:r>
-        <w:rPr>
-          <w:rFonts w:ascii="Gentium" w:hAnsi="Gentium" w:cs="Gentium"/>
-          <w:b/>
-          <w:bCs/>
-          <w:color w:val="0070C0"/>
-          <w:vertAlign w:val="superscript"/>
-        </w:rPr>
-        <w:t>20</w:t>
-      </w:r>
-      <w:r>
-        <w:rPr>
-          <w:rFonts w:ascii="Gentium" w:hAnsi="Gentium" w:cs="Gentium"/>
-          <w:color w:val="0070C0"/>
-        </w:rPr>
-        <w:t> </w:t>
-      </w:r>
-      <w:r>
-        <w:rPr>
-          <w:rFonts w:ascii="Gentium" w:hAnsi="Gentium" w:cs="Gentium"/>
-          <w:color w:val="000000"/>
-        </w:rPr>
-        <w:t>I am in the Father; the Holy Spirit is in the Father and in me. My Father is wisdom, I am the Word, and the Holy Spirit is the voice of the Word. We are the ones who, through our wisdom, created everything. We are the first; we have neither beginning nor end.</w:t>
+        <w:t>the Word, and the Holy Spirit is the voice of the Word. We are the ones who, through our wisdom, created everything. We are the first; we have neither beginning nor end.</w:t>
       </w:r>
       <w:r>
         <w:rPr>
@@ -15042,15 +15055,7 @@
           <w:rFonts w:ascii="Gentium" w:hAnsi="Gentium" w:cs="Gentium"/>
           <w:color w:val="000000"/>
         </w:rPr>
-        <w:t xml:space="preserve">Heavenly Jerusalem is adorned with magnificence. It is the ark of grace, surrounded by light. The fragrance that emanates from it, which captivates the mind, is a rare scent not found anywhere else in </w:t>
-      </w:r>
-      <w:r>
-        <w:rPr>
-          <w:rFonts w:ascii="Gentium" w:hAnsi="Gentium" w:cs="Gentium"/>
-          <w:color w:val="000000"/>
-        </w:rPr>
-        <w:lastRenderedPageBreak/>
-        <w:t>the world.</w:t>
+        <w:t>Heavenly Jerusalem is adorned with magnificence. It is the ark of grace, surrounded by light. The fragrance that emanates from it, which captivates the mind, is a rare scent not found anywhere else in the world.</w:t>
       </w:r>
       <w:r>
         <w:rPr>
@@ -15224,7 +15229,15 @@
           <w:rFonts w:ascii="Gentium" w:hAnsi="Gentium" w:cs="Gentium"/>
           <w:color w:val="000000"/>
         </w:rPr>
-        <w:t xml:space="preserve">There is a fragrance more pleasant than any other fragrance there. Towards this, it is illuminated, and its beginning is unknown, and its end is unknown. There is no one who knows the origin of all that resides here. On earth, there is none who knows its inception. Neither where it emerges from nor where it reaches is known. A great and thick darkness surrounds it. This thick darkness is a place separate from light, and all that does not resemble heaven is from there. </w:t>
+        <w:t xml:space="preserve">There is a fragrance more pleasant than any other fragrance there. Towards this, it is illuminated, and its beginning is unknown, and its end is unknown. There is no one who knows the origin of </w:t>
+      </w:r>
+      <w:r>
+        <w:rPr>
+          <w:rFonts w:ascii="Gentium" w:hAnsi="Gentium" w:cs="Gentium"/>
+          <w:color w:val="000000"/>
+        </w:rPr>
+        <w:lastRenderedPageBreak/>
+        <w:t xml:space="preserve">all that resides here. On earth, there is none who knows its inception. Neither where it emerges from nor where it reaches is known. A great and thick darkness surrounds it. This thick darkness is a place separate from light, and all that does not resemble heaven is from there. </w:t>
       </w:r>
     </w:p>
     <w:p>
@@ -15648,7 +15661,131 @@
           <w:rFonts w:ascii="Gentium" w:hAnsi="Gentium" w:cs="Gentium"/>
           <w:color w:val="000000"/>
         </w:rPr>
-        <w:t xml:space="preserve">O Peter, just as we direct the wind from the sea of fire, take note that this sea of fire will be found in the message of the heavens. This small </w:t>
+        <w:t>O Peter, just as we direct the wind from the sea of fire, take note that this sea of fire will be found in the message of the heavens. This small fire will burn many countries, and we will perform many miracles and works of power. We do all this with the abundance of our power. We calm the waters, making them rest upon the clouds so that they become rain. We send hail and frost to the earth.</w:t>
+      </w:r>
+      <w:r>
+        <w:rPr>
+          <w:rFonts w:ascii="Gentium" w:hAnsi="Gentium" w:cs="Gentium"/>
+          <w:color w:val="000000"/>
+        </w:rPr>
+        <w:t xml:space="preserve"> </w:t>
+      </w:r>
+      <w:r>
+        <w:rPr>
+          <w:rFonts w:ascii="Gentium" w:hAnsi="Gentium" w:cs="Gentium"/>
+          <w:b/>
+          <w:bCs/>
+          <w:color w:val="0070C0"/>
+          <w:vertAlign w:val="superscript"/>
+        </w:rPr>
+        <w:t>50</w:t>
+      </w:r>
+      <w:r>
+        <w:rPr>
+          <w:rFonts w:ascii="Gentium" w:hAnsi="Gentium" w:cs="Gentium"/>
+          <w:color w:val="0070C0"/>
+        </w:rPr>
+        <w:t> </w:t>
+      </w:r>
+      <w:r>
+        <w:rPr>
+          <w:rFonts w:ascii="Gentium" w:hAnsi="Gentium" w:cs="Gentium"/>
+          <w:color w:val="000000"/>
+        </w:rPr>
+        <w:t>Peter, take heed and understand the connection of spirit and flesh. For all creation, we are the ones who created it. We have determined the number of plants. We created the earth, known as Sahin (hawk, possibly blossom), in unity with the plants. Apart from us, there is no other god. We created everything visible and invisible. We are the ones who created what is favourable and unfavourable, what passes and what does not pass. No one else knows all of this apart from us. We are the ones who set up the heavens without pillars. We are the ones who created the earth upon the waters and established the winds.</w:t>
+      </w:r>
+      <w:r>
+        <w:rPr>
+          <w:rFonts w:ascii="Gentium" w:hAnsi="Gentium" w:cs="Gentium"/>
+          <w:color w:val="000000"/>
+        </w:rPr>
+        <w:t xml:space="preserve"> </w:t>
+      </w:r>
+      <w:r>
+        <w:rPr>
+          <w:rFonts w:ascii="Gentium" w:hAnsi="Gentium" w:cs="Gentium"/>
+          <w:b/>
+          <w:bCs/>
+          <w:color w:val="0070C0"/>
+          <w:vertAlign w:val="superscript"/>
+        </w:rPr>
+        <w:t>51</w:t>
+      </w:r>
+      <w:r>
+        <w:rPr>
+          <w:rFonts w:ascii="Gentium" w:hAnsi="Gentium" w:cs="Gentium"/>
+          <w:color w:val="0070C0"/>
+        </w:rPr>
+        <w:t> </w:t>
+      </w:r>
+      <w:r>
+        <w:rPr>
+          <w:rFonts w:ascii="Gentium" w:hAnsi="Gentium" w:cs="Gentium"/>
+          <w:color w:val="000000"/>
+        </w:rPr>
+        <w:t>Peter, if I had not desired to take flesh from Saint Virgin Mary, I would not have created Adam, the heavens, nor the earth.</w:t>
+      </w:r>
+      <w:r>
+        <w:rPr>
+          <w:rFonts w:ascii="Gentium" w:hAnsi="Gentium" w:cs="Gentium"/>
+          <w:color w:val="000000"/>
+        </w:rPr>
+        <w:t xml:space="preserve"> </w:t>
+      </w:r>
+      <w:r>
+        <w:rPr>
+          <w:rFonts w:ascii="Gentium" w:hAnsi="Gentium" w:cs="Gentium"/>
+          <w:b/>
+          <w:bCs/>
+          <w:color w:val="0070C0"/>
+          <w:vertAlign w:val="superscript"/>
+        </w:rPr>
+        <w:t>52</w:t>
+      </w:r>
+      <w:r>
+        <w:rPr>
+          <w:rFonts w:ascii="Gentium" w:hAnsi="Gentium" w:cs="Gentium"/>
+          <w:color w:val="0070C0"/>
+        </w:rPr>
+        <w:t> </w:t>
+      </w:r>
+      <w:r>
+        <w:rPr>
+          <w:rFonts w:ascii="Gentium" w:hAnsi="Gentium" w:cs="Gentium"/>
+          <w:color w:val="000000"/>
+        </w:rPr>
+        <w:t>Peter, if I had not become man, there would be no praise or honour for me. If you had not known, Peter, if you had not loved life, I would not have revealed this mystery to you. Behold, I will reveal many mysteries to you. If I did not love people, I would not have chosen Saint Mary, I would not have created Eve, nor would I have revealed the flesh in which the Virgin is clothed</w:t>
+      </w:r>
+      <w:r>
+        <w:rPr>
+          <w:rFonts w:ascii="Gentium" w:hAnsi="Gentium" w:cs="Gentium"/>
+          <w:color w:val="000000"/>
+        </w:rPr>
+        <w:t xml:space="preserve">. </w:t>
+      </w:r>
+      <w:r>
+        <w:rPr>
+          <w:rFonts w:ascii="Gentium" w:hAnsi="Gentium" w:cs="Gentium"/>
+          <w:b/>
+          <w:bCs/>
+          <w:color w:val="0070C0"/>
+          <w:vertAlign w:val="superscript"/>
+        </w:rPr>
+        <w:t>53</w:t>
+      </w:r>
+      <w:r>
+        <w:rPr>
+          <w:rFonts w:ascii="Gentium" w:hAnsi="Gentium" w:cs="Gentium"/>
+          <w:color w:val="0070C0"/>
+        </w:rPr>
+        <w:t> </w:t>
+      </w:r>
+      <w:r>
+        <w:rPr>
+          <w:rFonts w:ascii="Gentium" w:hAnsi="Gentium" w:cs="Gentium"/>
+          <w:color w:val="000000"/>
+        </w:rPr>
+        <w:t xml:space="preserve">Peter, I will give you everything you ask for. I </w:t>
       </w:r>
       <w:r>
         <w:rPr>
@@ -15656,131 +15793,7 @@
           <w:color w:val="000000"/>
         </w:rPr>
         <w:lastRenderedPageBreak/>
-        <w:t>fire will burn many countries, and we will perform many miracles and works of power. We do all this with the abundance of our power. We calm the waters, making them rest upon the clouds so that they become rain. We send hail and frost to the earth.</w:t>
-      </w:r>
-      <w:r>
-        <w:rPr>
-          <w:rFonts w:ascii="Gentium" w:hAnsi="Gentium" w:cs="Gentium"/>
-          <w:color w:val="000000"/>
-        </w:rPr>
-        <w:t xml:space="preserve"> </w:t>
-      </w:r>
-      <w:r>
-        <w:rPr>
-          <w:rFonts w:ascii="Gentium" w:hAnsi="Gentium" w:cs="Gentium"/>
-          <w:b/>
-          <w:bCs/>
-          <w:color w:val="0070C0"/>
-          <w:vertAlign w:val="superscript"/>
-        </w:rPr>
-        <w:t>50</w:t>
-      </w:r>
-      <w:r>
-        <w:rPr>
-          <w:rFonts w:ascii="Gentium" w:hAnsi="Gentium" w:cs="Gentium"/>
-          <w:color w:val="0070C0"/>
-        </w:rPr>
-        <w:t> </w:t>
-      </w:r>
-      <w:r>
-        <w:rPr>
-          <w:rFonts w:ascii="Gentium" w:hAnsi="Gentium" w:cs="Gentium"/>
-          <w:color w:val="000000"/>
-        </w:rPr>
-        <w:t>Peter, take heed and understand the connection of spirit and flesh. For all creation, we are the ones who created it. We have determined the number of plants. We created the earth, known as Sahin (hawk, possibly blossom), in unity with the plants. Apart from us, there is no other god. We created everything visible and invisible. We are the ones who created what is favourable and unfavourable, what passes and what does not pass. No one else knows all of this apart from us. We are the ones who set up the heavens without pillars. We are the ones who created the earth upon the waters and established the winds.</w:t>
-      </w:r>
-      <w:r>
-        <w:rPr>
-          <w:rFonts w:ascii="Gentium" w:hAnsi="Gentium" w:cs="Gentium"/>
-          <w:color w:val="000000"/>
-        </w:rPr>
-        <w:t xml:space="preserve"> </w:t>
-      </w:r>
-      <w:r>
-        <w:rPr>
-          <w:rFonts w:ascii="Gentium" w:hAnsi="Gentium" w:cs="Gentium"/>
-          <w:b/>
-          <w:bCs/>
-          <w:color w:val="0070C0"/>
-          <w:vertAlign w:val="superscript"/>
-        </w:rPr>
-        <w:t>51</w:t>
-      </w:r>
-      <w:r>
-        <w:rPr>
-          <w:rFonts w:ascii="Gentium" w:hAnsi="Gentium" w:cs="Gentium"/>
-          <w:color w:val="0070C0"/>
-        </w:rPr>
-        <w:t> </w:t>
-      </w:r>
-      <w:r>
-        <w:rPr>
-          <w:rFonts w:ascii="Gentium" w:hAnsi="Gentium" w:cs="Gentium"/>
-          <w:color w:val="000000"/>
-        </w:rPr>
-        <w:t>Peter, if I had not desired to take flesh from Saint Virgin Mary, I would not have created Adam, the heavens, nor the earth.</w:t>
-      </w:r>
-      <w:r>
-        <w:rPr>
-          <w:rFonts w:ascii="Gentium" w:hAnsi="Gentium" w:cs="Gentium"/>
-          <w:color w:val="000000"/>
-        </w:rPr>
-        <w:t xml:space="preserve"> </w:t>
-      </w:r>
-      <w:r>
-        <w:rPr>
-          <w:rFonts w:ascii="Gentium" w:hAnsi="Gentium" w:cs="Gentium"/>
-          <w:b/>
-          <w:bCs/>
-          <w:color w:val="0070C0"/>
-          <w:vertAlign w:val="superscript"/>
-        </w:rPr>
-        <w:t>52</w:t>
-      </w:r>
-      <w:r>
-        <w:rPr>
-          <w:rFonts w:ascii="Gentium" w:hAnsi="Gentium" w:cs="Gentium"/>
-          <w:color w:val="0070C0"/>
-        </w:rPr>
-        <w:t> </w:t>
-      </w:r>
-      <w:r>
-        <w:rPr>
-          <w:rFonts w:ascii="Gentium" w:hAnsi="Gentium" w:cs="Gentium"/>
-          <w:color w:val="000000"/>
-        </w:rPr>
-        <w:t>Peter, if I had not become man, there would be no praise or honour for me. If you had not known, Peter, if you had not loved life, I would not have revealed this mystery to you. Behold, I will reveal many mysteries to you. If I did not love people, I would not have chosen Saint Mary, I would not have created Eve, nor would I have revealed the flesh in which the Virgin is clothed</w:t>
-      </w:r>
-      <w:r>
-        <w:rPr>
-          <w:rFonts w:ascii="Gentium" w:hAnsi="Gentium" w:cs="Gentium"/>
-          <w:color w:val="000000"/>
-        </w:rPr>
-        <w:t xml:space="preserve">. </w:t>
-      </w:r>
-      <w:r>
-        <w:rPr>
-          <w:rFonts w:ascii="Gentium" w:hAnsi="Gentium" w:cs="Gentium"/>
-          <w:b/>
-          <w:bCs/>
-          <w:color w:val="0070C0"/>
-          <w:vertAlign w:val="superscript"/>
-        </w:rPr>
-        <w:t>53</w:t>
-      </w:r>
-      <w:r>
-        <w:rPr>
-          <w:rFonts w:ascii="Gentium" w:hAnsi="Gentium" w:cs="Gentium"/>
-          <w:color w:val="0070C0"/>
-        </w:rPr>
-        <w:t> </w:t>
-      </w:r>
-      <w:r>
-        <w:rPr>
-          <w:rFonts w:ascii="Gentium" w:hAnsi="Gentium" w:cs="Gentium"/>
-          <w:color w:val="000000"/>
-        </w:rPr>
-        <w:t>Peter, I will give you everything you ask for. I will reveal my mysteries to you, for I know you love me. The light of my kingdom is unknown to any of the creations. No one can see me except a person with a steadfast faith. For a faithful person, I will be revealed in the glory of my kingdom.</w:t>
+        <w:t>will reveal my mysteries to you, for I know you love me. The light of my kingdom is unknown to any of the creations. No one can see me except a person with a steadfast faith. For a faithful person, I will be revealed in the glory of my kingdom.</w:t>
       </w:r>
       <w:r>
         <w:rPr>
@@ -16248,15 +16261,7 @@
           <w:rFonts w:ascii="Gentium" w:hAnsi="Gentium" w:cs="Gentium"/>
           <w:color w:val="000000"/>
         </w:rPr>
-        <w:t xml:space="preserve"> Son, and as I declared to you that I am one with Him, Peter, we created </w:t>
-      </w:r>
-      <w:r>
-        <w:rPr>
-          <w:rFonts w:ascii="Gentium" w:hAnsi="Gentium" w:cs="Gentium"/>
-          <w:color w:val="000000"/>
-        </w:rPr>
-        <w:lastRenderedPageBreak/>
-        <w:t>Adam at the time we created the angels. I built the Church, and by my grace, I established it upon the foundation of apostles and prophets. I have made the Church greater than any mountain, and this is through the Holy Spirit.</w:t>
+        <w:t xml:space="preserve"> Son, and as I declared to you that I am one with Him, Peter, we created Adam at the time we created the angels. I built the Church, and by my grace, I established it upon the foundation of apostles and prophets. I have made the Church greater than any mountain, and this is through the Holy Spirit.</w:t>
       </w:r>
       <w:r>
         <w:rPr>
@@ -16451,7 +16456,15 @@
           <w:rFonts w:ascii="Gentium" w:hAnsi="Gentium" w:cs="Gentium"/>
           <w:color w:val="000000"/>
         </w:rPr>
-        <w:t>At what time did you create them, was it before you created Heaven and earth, or after, in which month, at what hour, could they be created by your divine power?</w:t>
+        <w:t xml:space="preserve">At what time did you create </w:t>
+      </w:r>
+      <w:r>
+        <w:rPr>
+          <w:rFonts w:ascii="Gentium" w:hAnsi="Gentium" w:cs="Gentium"/>
+          <w:color w:val="000000"/>
+        </w:rPr>
+        <w:lastRenderedPageBreak/>
+        <w:t>them, was it before you created Heaven and earth, or after, in which month, at what hour, could they be created by your divine power?</w:t>
       </w:r>
       <w:r>
         <w:rPr>
@@ -16818,15 +16831,7 @@
           <w:rFonts w:ascii="Gentium" w:hAnsi="Gentium" w:cs="Gentium"/>
           <w:color w:val="000000"/>
         </w:rPr>
-        <w:t xml:space="preserve">I knew beforehand that none of the angels would disobey my command, except for the Devil. I had foreknowledge that the Devil alone would disobey. I created him above all the angels to prevent any cause for his fall, so that he could not claim that I elevated </w:t>
-      </w:r>
-      <w:r>
-        <w:rPr>
-          <w:rFonts w:ascii="Gentium" w:hAnsi="Gentium" w:cs="Gentium"/>
-          <w:color w:val="000000"/>
-        </w:rPr>
-        <w:lastRenderedPageBreak/>
-        <w:t>other angels above him.</w:t>
+        <w:t>I knew beforehand that none of the angels would disobey my command, except for the Devil. I had foreknowledge that the Devil alone would disobey. I created him above all the angels to prevent any cause for his fall, so that he could not claim that I elevated other angels above him.</w:t>
       </w:r>
       <w:r>
         <w:rPr>
@@ -17125,7 +17130,15 @@
           <w:rFonts w:ascii="Gentium" w:hAnsi="Gentium" w:cs="Gentium"/>
           <w:color w:val="000000"/>
         </w:rPr>
-        <w:t xml:space="preserve"> said, “Peter, there is a matter you ought to know: A farmer, when he sows seed, might grieve for a time if he loses some seed. But when it yields thirty, sixty, or a hundredfold in one harvest, he rejoices.” He shall remember the grief of the former; likewise, I too have created Adam. I have made him rise, and I have brought him back from death. When my command was disregarded, however, I brought death upon him, and I did not grieve for him (for creating him).</w:t>
+        <w:t xml:space="preserve"> said, “Peter, there is a matter you ought to know: A farmer, when he sows seed, might grieve for a time if he loses some seed. But when it yields thirty, sixty, or a hundredfold in one harvest, he rejoices.” He shall remember the grief of the former; likewise, I too have created </w:t>
+      </w:r>
+      <w:r>
+        <w:rPr>
+          <w:rFonts w:ascii="Gentium" w:hAnsi="Gentium" w:cs="Gentium"/>
+          <w:color w:val="000000"/>
+        </w:rPr>
+        <w:lastRenderedPageBreak/>
+        <w:t>Adam. I have made him rise, and I have brought him back from death. When my command was disregarded, however, I brought death upon him, and I did not grieve for him (for creating him).</w:t>
       </w:r>
       <w:r>
         <w:rPr>
@@ -17335,15 +17348,7 @@
           <w:rFonts w:ascii="Gentium" w:hAnsi="Gentium" w:cs="Gentium"/>
           <w:color w:val="000000"/>
         </w:rPr>
-        <w:t xml:space="preserve">He replied to me, saying: “The hosts of angels are many, and their appearances are not the same. There is an angel with four faces, another with two faces, one adorned with many eyes, another with only two eyes, and yet another radiant with a brilliance surpassing </w:t>
-      </w:r>
-      <w:r>
-        <w:rPr>
-          <w:rFonts w:ascii="Gentium" w:hAnsi="Gentium" w:cs="Gentium"/>
-          <w:color w:val="000000"/>
-        </w:rPr>
-        <w:lastRenderedPageBreak/>
-        <w:t>the sun.</w:t>
+        <w:t>He replied to me, saying: “The hosts of angels are many, and their appearances are not the same. There is an angel with four faces, another with two faces, one adorned with many eyes, another with only two eyes, and yet another radiant with a brilliance surpassing the sun.</w:t>
       </w:r>
       <w:r>
         <w:rPr>
@@ -17596,7 +17601,15 @@
           <w:rFonts w:ascii="Gentium" w:hAnsi="Gentium" w:cs="Gentium"/>
           <w:color w:val="000000"/>
         </w:rPr>
-        <w:t>“What kind of tree is it that makes the wise have understanding and know good from evil? Adam was forbidden from eating from this tree. What is the meaning of the Tree of Life? How did Adam and Eve clothe themselves with fig leaves while in Paradise? How were they able to wear fig leaves? Do the sun and the moon not exist there? Do night and day not alternate?</w:t>
+        <w:t xml:space="preserve">“What </w:t>
+      </w:r>
+      <w:r>
+        <w:rPr>
+          <w:rFonts w:ascii="Gentium" w:hAnsi="Gentium" w:cs="Gentium"/>
+          <w:color w:val="000000"/>
+        </w:rPr>
+        <w:lastRenderedPageBreak/>
+        <w:t>kind of tree is it that makes the wise have understanding and know good from evil? Adam was forbidden from eating from this tree. What is the meaning of the Tree of Life? How did Adam and Eve clothe themselves with fig leaves while in Paradise? How were they able to wear fig leaves? Do the sun and the moon not exist there? Do night and day not alternate?</w:t>
       </w:r>
       <w:r>
         <w:rPr>
@@ -17787,15 +17800,7 @@
           <w:rFonts w:ascii="Gentium" w:hAnsi="Gentium" w:cs="Gentium"/>
           <w:color w:val="000000"/>
         </w:rPr>
-        <w:t xml:space="preserve">The trees of Eden are likened to angels. The four rivers that nourish the world flow from beneath the seat of glory. Behold, I have prepared four streams of </w:t>
-      </w:r>
-      <w:r>
-        <w:rPr>
-          <w:rFonts w:ascii="Gentium" w:hAnsi="Gentium" w:cs="Gentium"/>
-          <w:color w:val="000000"/>
-        </w:rPr>
-        <w:lastRenderedPageBreak/>
-        <w:t>water; these streams traverse the sea of winds and descend towards Edom. From there, water emerges to quench the earth.</w:t>
+        <w:t>The trees of Eden are likened to angels. The four rivers that nourish the world flow from beneath the seat of glory. Behold, I have prepared four streams of water; these streams traverse the sea of winds and descend towards Edom. From there, water emerges to quench the earth.</w:t>
       </w:r>
       <w:r>
         <w:rPr>
@@ -18105,6 +18110,7 @@
           <w:color w:val="0070C0"/>
           <w:vertAlign w:val="superscript"/>
         </w:rPr>
+        <w:lastRenderedPageBreak/>
         <w:t>25</w:t>
       </w:r>
       <w:r>
@@ -18329,7 +18335,6 @@
           <w:color w:val="0070C0"/>
           <w:vertAlign w:val="superscript"/>
         </w:rPr>
-        <w:lastRenderedPageBreak/>
         <w:t>31</w:t>
       </w:r>
       <w:r>
@@ -18604,7 +18609,15 @@
           <w:rFonts w:ascii="Gentium" w:hAnsi="Gentium" w:cs="Gentium"/>
           <w:color w:val="000000"/>
         </w:rPr>
-        <w:t>Peter, behold, after I ascend to heaven, great tribulation will come upon my people. Due to the abundance of tribulation, my people will be scattered to the ends of the earth. They will be persecuted, they will be burned, their bodies will be mutilated. However, I will not forsake my people. I will show my power and authority upon them.</w:t>
+        <w:t xml:space="preserve">Peter, behold, after I ascend to heaven, great tribulation will come upon my people. Due to the abundance of tribulation, my people will be scattered to the ends of the earth. </w:t>
+      </w:r>
+      <w:r>
+        <w:rPr>
+          <w:rFonts w:ascii="Gentium" w:hAnsi="Gentium" w:cs="Gentium"/>
+          <w:color w:val="000000"/>
+        </w:rPr>
+        <w:lastRenderedPageBreak/>
+        <w:t>They will be persecuted, they will be burned, their bodies will be mutilated. However, I will not forsake my people. I will show my power and authority upon them.</w:t>
       </w:r>
       <w:r>
         <w:rPr>
@@ -18790,15 +18803,7 @@
           <w:rFonts w:ascii="Gentium" w:hAnsi="Gentium" w:cs="Gentium"/>
           <w:color w:val="000000"/>
         </w:rPr>
-        <w:t xml:space="preserve">Following him, many will arise. They will include the Assyrians, the Nabateans, the Tokodians, the Kartans, the Firmans, the Derinians, the Anasans, the Alemadians, the Macedonians, </w:t>
-      </w:r>
-      <w:r>
-        <w:rPr>
-          <w:rFonts w:ascii="Gentium" w:hAnsi="Gentium" w:cs="Gentium"/>
-          <w:color w:val="000000"/>
-        </w:rPr>
-        <w:lastRenderedPageBreak/>
-        <w:t>the Teitalians, the Merkaldes, the people of Belphania, the people of Kerdania, and the people of Ketrya, along with others of similar nations and individuals.</w:t>
+        <w:t>Following him, many will arise. They will include the Assyrians, the Nabateans, the Tokodians, the Kartans, the Firmans, the Derinians, the Anasans, the Alemadians, the Macedonians, the Teitalians, the Merkaldes, the people of Belphania, the people of Kerdania, and the people of Ketrya, along with others of similar nations and individuals.</w:t>
       </w:r>
       <w:r>
         <w:rPr>
@@ -19058,7 +19063,15 @@
           <w:rFonts w:ascii="Gentium" w:hAnsi="Gentium" w:cs="Gentium"/>
           <w:color w:val="000000"/>
         </w:rPr>
-        <w:t>After this, the staff of life and medicine will emerge (from Teman). Subsequently, these peoples will be scattered upon the mountains. Behold, a king will come from the east, and he will be the forthcoming event that will awaken the people from slumber: The instruments of war, the multitude of men across the battlefield, Will increase, and war will intensify. Like a mountain, it will be insurmountable, and the souls of people, like sheep and goats, will perish.</w:t>
+        <w:t xml:space="preserve">After this, the staff of life and medicine will emerge (from Teman). Subsequently, these </w:t>
+      </w:r>
+      <w:r>
+        <w:rPr>
+          <w:rFonts w:ascii="Gentium" w:hAnsi="Gentium" w:cs="Gentium"/>
+          <w:color w:val="000000"/>
+        </w:rPr>
+        <w:lastRenderedPageBreak/>
+        <w:t>peoples will be scattered upon the mountains. Behold, a king will come from the east, and he will be the forthcoming event that will awaken the people from slumber: The instruments of war, the multitude of men across the battlefield, Will increase, and war will intensify. Like a mountain, it will be insurmountable, and the souls of people, like sheep and goats, will perish.</w:t>
       </w:r>
       <w:r>
         <w:rPr>
@@ -19151,15 +19164,7 @@
           <w:rFonts w:ascii="Gentium" w:hAnsi="Gentium" w:cs="Gentium"/>
           <w:color w:val="000000"/>
         </w:rPr>
-        <w:t xml:space="preserve">He will subjugate kings and demolish the house of idols. He will eradicate grief and sorrow and abolish subjugation. Peace and tranquillity will be established, and prosperity will increase. In all the land where prosperity abounds, difficult times will pass. However, </w:t>
-      </w:r>
-      <w:r>
-        <w:rPr>
-          <w:rFonts w:ascii="Gentium" w:hAnsi="Gentium" w:cs="Gentium"/>
-          <w:color w:val="000000"/>
-        </w:rPr>
-        <w:lastRenderedPageBreak/>
-        <w:t>people will still fear the possibility of a return to difficult times, living in anxiety and distress. From this will come fear and astonishment. It is an unprecedented event; the soul’s anguish intensifies due to the multitude of people’s fear.</w:t>
+        <w:t>He will subjugate kings and demolish the house of idols. He will eradicate grief and sorrow and abolish subjugation. Peace and tranquillity will be established, and prosperity will increase. In all the land where prosperity abounds, difficult times will pass. However, people will still fear the possibility of a return to difficult times, living in anxiety and distress. From this will come fear and astonishment. It is an unprecedented event; the soul’s anguish intensifies due to the multitude of people’s fear.</w:t>
       </w:r>
       <w:r>
         <w:rPr>
@@ -19481,7 +19486,15 @@
           <w:rFonts w:ascii="Gentium" w:hAnsi="Gentium" w:cs="Gentium"/>
           <w:color w:val="000000"/>
         </w:rPr>
-        <w:t>From the terror of his majesty, the hills will cry out, and the powers of the heavens will be shaken. There will be great fear, and the hills and mountains will weep like humans. From east to west, from north to south, there will be lamentation.</w:t>
+        <w:t xml:space="preserve">From the terror of his majesty, the hills will cry out, </w:t>
+      </w:r>
+      <w:r>
+        <w:rPr>
+          <w:rFonts w:ascii="Gentium" w:hAnsi="Gentium" w:cs="Gentium"/>
+          <w:color w:val="000000"/>
+        </w:rPr>
+        <w:lastRenderedPageBreak/>
+        <w:t>and the powers of the heavens will be shaken. There will be great fear, and the hills and mountains will weep like humans. From east to west, from north to south, there will be lamentation.</w:t>
       </w:r>
       <w:r>
         <w:rPr>
@@ -19574,15 +19587,7 @@
           <w:rFonts w:ascii="Gentium" w:hAnsi="Gentium" w:cs="Gentium"/>
           <w:color w:val="000000"/>
         </w:rPr>
-        <w:t xml:space="preserve">I will raise the lion’s roar, and it will scatter all the kings. They will be struck down, and I will make </w:t>
-      </w:r>
-      <w:r>
-        <w:rPr>
-          <w:rFonts w:ascii="Gentium" w:hAnsi="Gentium" w:cs="Gentium"/>
-          <w:color w:val="000000"/>
-        </w:rPr>
-        <w:lastRenderedPageBreak/>
-        <w:t>them tremble. I will give them power. The lion’s roar is raised as if it has awakened from sleep, and in this way, it will inherit the place from the kingdom towards the west.</w:t>
+        <w:t>I will raise the lion’s roar, and it will scatter all the kings. They will be struck down, and I will make them tremble. I will give them power. The lion’s roar is raised as if it has awakened from sleep, and in this way, it will inherit the place from the kingdom towards the west.</w:t>
       </w:r>
       <w:r>
         <w:rPr>
@@ -19991,7 +19996,15 @@
           <w:rFonts w:ascii="Gentium" w:hAnsi="Gentium" w:cs="Gentium"/>
           <w:color w:val="000000"/>
         </w:rPr>
-        <w:t>People will fight against people, they will harm themselves, and they will destroy their own kin. From this, in the acts they commit, they will appear as if they are another creation. They will distort their own flesh to resemble a different creature, and they will become like demons. I will remove them from the land of their birth and make them wander to another place.</w:t>
+        <w:t xml:space="preserve">People will fight against people, they will harm </w:t>
+      </w:r>
+      <w:r>
+        <w:rPr>
+          <w:rFonts w:ascii="Gentium" w:hAnsi="Gentium" w:cs="Gentium"/>
+          <w:color w:val="000000"/>
+        </w:rPr>
+        <w:lastRenderedPageBreak/>
+        <w:t>themselves, and they will destroy their own kin. From this, in the acts they commit, they will appear as if they are another creation. They will distort their own flesh to resemble a different creature, and they will become like demons. I will remove them from the land of their birth and make them wander to another place.</w:t>
       </w:r>
       <w:r>
         <w:rPr>
@@ -20053,15 +20066,7 @@
           <w:rFonts w:ascii="Gentium" w:hAnsi="Gentium" w:cs="Gentium"/>
           <w:color w:val="000000"/>
         </w:rPr>
-        <w:t xml:space="preserve">Children rebel against their parents and disrespect </w:t>
-      </w:r>
-      <w:r>
-        <w:rPr>
-          <w:rFonts w:ascii="Gentium" w:hAnsi="Gentium" w:cs="Gentium"/>
-          <w:color w:val="000000"/>
-        </w:rPr>
-        <w:lastRenderedPageBreak/>
-        <w:t>elders. The elders who are persecuted and exiled are religious people. Even during persecution, they feel neither shame nor fear. A child kills their father, and a father kills their child without fear.</w:t>
+        <w:t>Children rebel against their parents and disrespect elders. The elders who are persecuted and exiled are religious people. Even during persecution, they feel neither shame nor fear. A child kills their father, and a father kills their child without fear.</w:t>
       </w:r>
       <w:r>
         <w:rPr>
@@ -20445,7 +20450,15 @@
           <w:rFonts w:ascii="Gentium" w:hAnsi="Gentium" w:cs="Gentium"/>
           <w:color w:val="000000"/>
         </w:rPr>
-        <w:t>The people in their country will fear them. All those on the seashore will fear them, and this fear will arise from them. Ships will be launched, and they will trample on them with their feet. What they consume (their food) is the fruit of the fig tree. There is nothing to prevent them from doing what they desire. They will destroy what has been built and rebuild what has been destroyed. They will make the desert pathways flourish. They will be adorned with clothing, and their adornment will reveal their identity.</w:t>
+        <w:t xml:space="preserve">The people in their country will fear them. All those on the seashore will fear them, and this </w:t>
+      </w:r>
+      <w:r>
+        <w:rPr>
+          <w:rFonts w:ascii="Gentium" w:hAnsi="Gentium" w:cs="Gentium"/>
+          <w:color w:val="000000"/>
+        </w:rPr>
+        <w:lastRenderedPageBreak/>
+        <w:t>fear will arise from them. Ships will be launched, and they will trample on them with their feet. What they consume (their food) is the fruit of the fig tree. There is nothing to prevent them from doing what they desire. They will destroy what has been built and rebuild what has been destroyed. They will make the desert pathways flourish. They will be adorned with clothing, and their adornment will reveal their identity.</w:t>
       </w:r>
       <w:r>
         <w:rPr>
@@ -20476,15 +20489,7 @@
           <w:rFonts w:ascii="Gentium" w:hAnsi="Gentium" w:cs="Gentium"/>
           <w:color w:val="000000"/>
         </w:rPr>
-        <w:t xml:space="preserve">In </w:t>
-      </w:r>
-      <w:r>
-        <w:rPr>
-          <w:rFonts w:ascii="Gentium" w:hAnsi="Gentium" w:cs="Gentium"/>
-          <w:color w:val="000000"/>
-        </w:rPr>
-        <w:lastRenderedPageBreak/>
-        <w:t>their time, they will conquer Jerusalem and inherit its regions and surroundings. Their conquest will extend from the east to the west. Meanwhile, another kingdom will prepare its army to seize control from the west to the east, bringing many places under its authority.</w:t>
+        <w:t>In their time, they will conquer Jerusalem and inherit its regions and surroundings. Their conquest will extend from the east to the west. Meanwhile, another kingdom will prepare its army to seize control from the west to the east, bringing many places under its authority.</w:t>
       </w:r>
       <w:r>
         <w:rPr>
@@ -20882,7 +20887,15 @@
           <w:rFonts w:ascii="Gentium" w:hAnsi="Gentium" w:cs="Gentium"/>
           <w:color w:val="000000"/>
         </w:rPr>
-        <w:t xml:space="preserve">Following that, what comes next is referred to by the letter “M.” This king governs a land known as Derban. He appears to judge with righteousness and fairness at first, but within, he is filled with greed and corruption. Then follows the name associated with the letter “A,” </w:t>
+        <w:t xml:space="preserve">Following that, what comes next is referred to by the letter “M.” This king governs a land known as Derban. He </w:t>
+      </w:r>
+      <w:r>
+        <w:rPr>
+          <w:rFonts w:ascii="Gentium" w:hAnsi="Gentium" w:cs="Gentium"/>
+          <w:color w:val="000000"/>
+        </w:rPr>
+        <w:lastRenderedPageBreak/>
+        <w:t xml:space="preserve">appears to judge with righteousness and fairness at first, but within, he is filled with greed and corruption. Then follows the name associated with the letter “A,” </w:t>
       </w:r>
       <w:r>
         <w:rPr>
@@ -20941,7 +20954,6 @@
           <w:sz w:val="28"/>
           <w:szCs w:val="28"/>
         </w:rPr>
-        <w:lastRenderedPageBreak/>
         <w:t>Chapter 8</w:t>
       </w:r>
     </w:p>
@@ -21939,7 +21951,75 @@
           <w:rFonts w:ascii="Gentium" w:hAnsi="Gentium" w:cs="Gentium"/>
           <w:color w:val="000000"/>
         </w:rPr>
-        <w:t xml:space="preserve">If they fail to obey the commandments of their God, and if they do not do these things, even the priests of Israel could not protect themselves from evil. They violated the commandment of the Lord, and there was a time when they worshipped idols. As a result, one of their prophets spoke of their destruction, saying, “Nations will see your wickedness and will blaspheme in the name of the </w:t>
+        <w:t>If they fail to obey the commandments of their God, and if they do not do these things, even the priests of Israel could not protect themselves from evil. They violated the commandment of the Lord, and there was a time when they worshipped idols. As a result, one of their prophets spoke of their destruction, saying, “Nations will see your wickedness and will blaspheme in the name of the Lord.”</w:t>
+      </w:r>
+      <w:r>
+        <w:rPr>
+          <w:rFonts w:ascii="Gentium" w:hAnsi="Gentium" w:cs="Gentium"/>
+          <w:color w:val="000000"/>
+        </w:rPr>
+        <w:t xml:space="preserve"> </w:t>
+      </w:r>
+      <w:r>
+        <w:rPr>
+          <w:rFonts w:ascii="Gentium" w:hAnsi="Gentium" w:cs="Gentium"/>
+          <w:b/>
+          <w:bCs/>
+          <w:color w:val="0070C0"/>
+          <w:vertAlign w:val="superscript"/>
+        </w:rPr>
+        <w:t>27</w:t>
+      </w:r>
+      <w:r>
+        <w:rPr>
+          <w:rFonts w:ascii="Gentium" w:hAnsi="Gentium" w:cs="Gentium"/>
+          <w:color w:val="0070C0"/>
+        </w:rPr>
+        <w:t> </w:t>
+      </w:r>
+      <w:r>
+        <w:rPr>
+          <w:rFonts w:ascii="Gentium" w:hAnsi="Gentium" w:cs="Gentium"/>
+        </w:rPr>
+        <w:t>I</w:t>
+      </w:r>
+      <w:r>
+        <w:rPr>
+          <w:rFonts w:ascii="Gentium" w:hAnsi="Gentium" w:cs="Gentium"/>
+          <w:color w:val="000000"/>
+        </w:rPr>
+        <w:t xml:space="preserve"> command you, my students, to keep the orders, to observe my law and my ordinances; just as you have kept the order, so shall it be. Do not act upon anything without investigation or caution; attempting to do something hastily will result in fault and decline.</w:t>
+      </w:r>
+      <w:r>
+        <w:rPr>
+          <w:rFonts w:ascii="Gentium" w:hAnsi="Gentium" w:cs="Gentium"/>
+          <w:color w:val="000000"/>
+        </w:rPr>
+        <w:t xml:space="preserve"> </w:t>
+      </w:r>
+      <w:r>
+        <w:rPr>
+          <w:rFonts w:ascii="Gentium" w:hAnsi="Gentium" w:cs="Gentium"/>
+          <w:b/>
+          <w:bCs/>
+          <w:color w:val="0070C0"/>
+          <w:vertAlign w:val="superscript"/>
+        </w:rPr>
+        <w:t>28</w:t>
+      </w:r>
+      <w:r>
+        <w:rPr>
+          <w:rFonts w:ascii="Gentium" w:hAnsi="Gentium" w:cs="Gentium"/>
+          <w:color w:val="0070C0"/>
+        </w:rPr>
+        <w:t> </w:t>
+      </w:r>
+      <w:r>
+        <w:rPr>
+          <w:rFonts w:ascii="Gentium" w:hAnsi="Gentium" w:cs="Gentium"/>
+          <w:color w:val="000000"/>
+        </w:rPr>
+        <w:t xml:space="preserve">A person born </w:t>
       </w:r>
       <w:r>
         <w:rPr>
@@ -21947,75 +22027,7 @@
           <w:color w:val="000000"/>
         </w:rPr>
         <w:lastRenderedPageBreak/>
-        <w:t>Lord.”</w:t>
-      </w:r>
-      <w:r>
-        <w:rPr>
-          <w:rFonts w:ascii="Gentium" w:hAnsi="Gentium" w:cs="Gentium"/>
-          <w:color w:val="000000"/>
-        </w:rPr>
-        <w:t xml:space="preserve"> </w:t>
-      </w:r>
-      <w:r>
-        <w:rPr>
-          <w:rFonts w:ascii="Gentium" w:hAnsi="Gentium" w:cs="Gentium"/>
-          <w:b/>
-          <w:bCs/>
-          <w:color w:val="0070C0"/>
-          <w:vertAlign w:val="superscript"/>
-        </w:rPr>
-        <w:t>27</w:t>
-      </w:r>
-      <w:r>
-        <w:rPr>
-          <w:rFonts w:ascii="Gentium" w:hAnsi="Gentium" w:cs="Gentium"/>
-          <w:color w:val="0070C0"/>
-        </w:rPr>
-        <w:t> </w:t>
-      </w:r>
-      <w:r>
-        <w:rPr>
-          <w:rFonts w:ascii="Gentium" w:hAnsi="Gentium" w:cs="Gentium"/>
-        </w:rPr>
-        <w:t>I</w:t>
-      </w:r>
-      <w:r>
-        <w:rPr>
-          <w:rFonts w:ascii="Gentium" w:hAnsi="Gentium" w:cs="Gentium"/>
-          <w:color w:val="000000"/>
-        </w:rPr>
-        <w:t xml:space="preserve"> command you, my students, to keep the orders, to observe my law and my ordinances; just as you have kept the order, so shall it be. Do not act upon anything without investigation or caution; attempting to do something hastily will result in fault and decline.</w:t>
-      </w:r>
-      <w:r>
-        <w:rPr>
-          <w:rFonts w:ascii="Gentium" w:hAnsi="Gentium" w:cs="Gentium"/>
-          <w:color w:val="000000"/>
-        </w:rPr>
-        <w:t xml:space="preserve"> </w:t>
-      </w:r>
-      <w:r>
-        <w:rPr>
-          <w:rFonts w:ascii="Gentium" w:hAnsi="Gentium" w:cs="Gentium"/>
-          <w:b/>
-          <w:bCs/>
-          <w:color w:val="0070C0"/>
-          <w:vertAlign w:val="superscript"/>
-        </w:rPr>
-        <w:t>28</w:t>
-      </w:r>
-      <w:r>
-        <w:rPr>
-          <w:rFonts w:ascii="Gentium" w:hAnsi="Gentium" w:cs="Gentium"/>
-          <w:color w:val="0070C0"/>
-        </w:rPr>
-        <w:t> </w:t>
-      </w:r>
-      <w:r>
-        <w:rPr>
-          <w:rFonts w:ascii="Gentium" w:hAnsi="Gentium" w:cs="Gentium"/>
-          <w:color w:val="000000"/>
-        </w:rPr>
-        <w:t>A person born from a virgin man and a virgin woman shall be chosen. However, from an adulterous woman and man, a good person shall not be born. Like Aaron and Moses, one who keeps the commandment shall not be born.</w:t>
+        <w:t>from a virgin man and a virgin woman shall be chosen. However, from an adulterous woman and man, a good person shall not be born. Like Aaron and Moses, one who keeps the commandment shall not be born.</w:t>
       </w:r>
       <w:r>
         <w:rPr>
@@ -22469,15 +22481,7 @@
           <w:rFonts w:ascii="Gentium" w:hAnsi="Gentium" w:cs="Gentium"/>
           <w:color w:val="000000"/>
         </w:rPr>
-        <w:t xml:space="preserve">After that, the wife of Hananias came to me, having heard that her husband Hananias had died. She fell at my feet and implored me, and </w:t>
-      </w:r>
-      <w:r>
-        <w:rPr>
-          <w:rFonts w:ascii="Gentium" w:hAnsi="Gentium" w:cs="Gentium"/>
-          <w:color w:val="000000"/>
-        </w:rPr>
-        <w:lastRenderedPageBreak/>
-        <w:t>I said to her, “Why have you and your husband conspired to test the Spirit of the Lord? You, too, shall perish along with him.” Her soul was taken by the angel of the Lord, which the Lord commanded.</w:t>
+        <w:t>After that, the wife of Hananias came to me, having heard that her husband Hananias had died. She fell at my feet and implored me, and I said to her, “Why have you and your husband conspired to test the Spirit of the Lord? You, too, shall perish along with him.” Her soul was taken by the angel of the Lord, which the Lord commanded.</w:t>
       </w:r>
     </w:p>
     <w:p>
@@ -22564,7 +22568,15 @@
           <w:rFonts w:ascii="Gentium" w:hAnsi="Gentium" w:cs="Gentium"/>
           <w:color w:val="000000"/>
         </w:rPr>
-        <w:t xml:space="preserve"> has permitted. However, you must first correct yourself and amend your conduct.</w:t>
+        <w:t xml:space="preserve"> has permitted. However, you must </w:t>
+      </w:r>
+      <w:r>
+        <w:rPr>
+          <w:rFonts w:ascii="Gentium" w:hAnsi="Gentium" w:cs="Gentium"/>
+          <w:color w:val="000000"/>
+        </w:rPr>
+        <w:lastRenderedPageBreak/>
+        <w:t>first correct yourself and amend your conduct.</w:t>
       </w:r>
       <w:r>
         <w:rPr>
@@ -23085,7 +23097,145 @@
           <w:rFonts w:ascii="Gentium" w:hAnsi="Gentium" w:cs="Gentium"/>
           <w:color w:val="000000"/>
         </w:rPr>
-        <w:t xml:space="preserve"> did this so that those who come after us may preserve our order. Followers are to be instructed </w:t>
+        <w:t xml:space="preserve"> did this so that those who come after us may preserve our order. Followers are to be instructed in the holy scriptures so that they may uphold our traditions.</w:t>
+      </w:r>
+      <w:r>
+        <w:rPr>
+          <w:rFonts w:ascii="Gentium" w:hAnsi="Gentium" w:cs="Gentium"/>
+          <w:color w:val="000000"/>
+        </w:rPr>
+        <w:t xml:space="preserve"> </w:t>
+      </w:r>
+      <w:r>
+        <w:rPr>
+          <w:rFonts w:ascii="Gentium" w:hAnsi="Gentium" w:cs="Gentium"/>
+          <w:b/>
+          <w:bCs/>
+          <w:color w:val="0070C0"/>
+          <w:vertAlign w:val="superscript"/>
+        </w:rPr>
+        <w:t>54</w:t>
+      </w:r>
+      <w:r>
+        <w:rPr>
+          <w:rFonts w:ascii="Gentium" w:hAnsi="Gentium" w:cs="Gentium"/>
+          <w:color w:val="0070C0"/>
+        </w:rPr>
+        <w:t> </w:t>
+      </w:r>
+      <w:r>
+        <w:rPr>
+          <w:rFonts w:ascii="Gentium" w:hAnsi="Gentium" w:cs="Gentium"/>
+          <w:color w:val="000000"/>
+        </w:rPr>
+        <w:t xml:space="preserve">Our Lord said, “You know how I was with you, and you know how you were with Me. As I was with My Father, and as </w:t>
+      </w:r>
+      <w:r>
+        <w:rPr>
+          <w:rFonts w:ascii="Gentium" w:hAnsi="Gentium" w:cs="Gentium"/>
+          <w:color w:val="000000"/>
+        </w:rPr>
+        <w:t>he</w:t>
+      </w:r>
+      <w:r>
+        <w:rPr>
+          <w:rFonts w:ascii="Gentium" w:hAnsi="Gentium" w:cs="Gentium"/>
+          <w:color w:val="000000"/>
+        </w:rPr>
+        <w:t xml:space="preserve"> sent Me, so I send you. I send you with instruction to uphold the law and order of the Church,” he said to us.</w:t>
+      </w:r>
+      <w:r>
+        <w:rPr>
+          <w:rFonts w:ascii="Gentium" w:hAnsi="Gentium" w:cs="Gentium"/>
+          <w:color w:val="000000"/>
+        </w:rPr>
+        <w:t xml:space="preserve"> </w:t>
+      </w:r>
+      <w:r>
+        <w:rPr>
+          <w:rFonts w:ascii="Gentium" w:hAnsi="Gentium" w:cs="Gentium"/>
+          <w:b/>
+          <w:bCs/>
+          <w:color w:val="0070C0"/>
+          <w:vertAlign w:val="superscript"/>
+        </w:rPr>
+        <w:t>55</w:t>
+      </w:r>
+      <w:r>
+        <w:rPr>
+          <w:rFonts w:ascii="Gentium" w:hAnsi="Gentium" w:cs="Gentium"/>
+          <w:color w:val="0070C0"/>
+        </w:rPr>
+        <w:t> </w:t>
+      </w:r>
+      <w:r>
+        <w:rPr>
+          <w:rFonts w:ascii="Gentium" w:hAnsi="Gentium" w:cs="Gentium"/>
+          <w:color w:val="000000"/>
+        </w:rPr>
+        <w:t>I have been crucified for the church. With diligence, keep the Church’s order. Together with my Father and the Holy Spirit, I am glorified. The whole world was created by the Trinity, and everything in the world was created by the Trinity.</w:t>
+      </w:r>
+      <w:r>
+        <w:rPr>
+          <w:rFonts w:ascii="Gentium" w:hAnsi="Gentium" w:cs="Gentium"/>
+          <w:color w:val="000000"/>
+        </w:rPr>
+        <w:t xml:space="preserve"> </w:t>
+      </w:r>
+      <w:r>
+        <w:rPr>
+          <w:rFonts w:ascii="Gentium" w:hAnsi="Gentium" w:cs="Gentium"/>
+          <w:b/>
+          <w:bCs/>
+          <w:color w:val="0070C0"/>
+          <w:vertAlign w:val="superscript"/>
+        </w:rPr>
+        <w:t>56</w:t>
+      </w:r>
+      <w:r>
+        <w:rPr>
+          <w:rFonts w:ascii="Gentium" w:hAnsi="Gentium" w:cs="Gentium"/>
+          <w:color w:val="0070C0"/>
+        </w:rPr>
+        <w:t> </w:t>
+      </w:r>
+      <w:r>
+        <w:rPr>
+          <w:rFonts w:ascii="Gentium" w:hAnsi="Gentium" w:cs="Gentium"/>
+          <w:color w:val="000000"/>
+        </w:rPr>
+        <w:t>At that time, tell the nations in the name of the Father, the Son, and the Holy Spirit. Teach them to believe that in one name, there are three. When I ascended from earth to heaven and returned to my Father, I said I would not leave you as orphans. I will send the Holy Spirit to you.</w:t>
+      </w:r>
+      <w:r>
+        <w:rPr>
+          <w:rFonts w:ascii="Gentium" w:hAnsi="Gentium" w:cs="Gentium"/>
+          <w:color w:val="000000"/>
+        </w:rPr>
+        <w:t xml:space="preserve"> </w:t>
+      </w:r>
+      <w:r>
+        <w:rPr>
+          <w:rFonts w:ascii="Gentium" w:hAnsi="Gentium" w:cs="Gentium"/>
+          <w:b/>
+          <w:bCs/>
+          <w:color w:val="0070C0"/>
+          <w:vertAlign w:val="superscript"/>
+        </w:rPr>
+        <w:t>57</w:t>
+      </w:r>
+      <w:r>
+        <w:rPr>
+          <w:rFonts w:ascii="Gentium" w:hAnsi="Gentium" w:cs="Gentium"/>
+          <w:color w:val="0070C0"/>
+        </w:rPr>
+        <w:t> </w:t>
+      </w:r>
+      <w:r>
+        <w:rPr>
+          <w:rFonts w:ascii="Gentium" w:hAnsi="Gentium" w:cs="Gentium"/>
+          <w:color w:val="000000"/>
+        </w:rPr>
+        <w:t xml:space="preserve">The Holy Spirit will remind you of everything </w:t>
       </w:r>
       <w:r>
         <w:rPr>
@@ -23093,145 +23243,7 @@
           <w:color w:val="000000"/>
         </w:rPr>
         <w:lastRenderedPageBreak/>
-        <w:t>in the holy scriptures so that they may uphold our traditions.</w:t>
-      </w:r>
-      <w:r>
-        <w:rPr>
-          <w:rFonts w:ascii="Gentium" w:hAnsi="Gentium" w:cs="Gentium"/>
-          <w:color w:val="000000"/>
-        </w:rPr>
-        <w:t xml:space="preserve"> </w:t>
-      </w:r>
-      <w:r>
-        <w:rPr>
-          <w:rFonts w:ascii="Gentium" w:hAnsi="Gentium" w:cs="Gentium"/>
-          <w:b/>
-          <w:bCs/>
-          <w:color w:val="0070C0"/>
-          <w:vertAlign w:val="superscript"/>
-        </w:rPr>
-        <w:t>54</w:t>
-      </w:r>
-      <w:r>
-        <w:rPr>
-          <w:rFonts w:ascii="Gentium" w:hAnsi="Gentium" w:cs="Gentium"/>
-          <w:color w:val="0070C0"/>
-        </w:rPr>
-        <w:t> </w:t>
-      </w:r>
-      <w:r>
-        <w:rPr>
-          <w:rFonts w:ascii="Gentium" w:hAnsi="Gentium" w:cs="Gentium"/>
-          <w:color w:val="000000"/>
-        </w:rPr>
-        <w:t xml:space="preserve">Our Lord said, “You know how I was with you, and you know how you were with Me. As I was with My Father, and as </w:t>
-      </w:r>
-      <w:r>
-        <w:rPr>
-          <w:rFonts w:ascii="Gentium" w:hAnsi="Gentium" w:cs="Gentium"/>
-          <w:color w:val="000000"/>
-        </w:rPr>
-        <w:t>he</w:t>
-      </w:r>
-      <w:r>
-        <w:rPr>
-          <w:rFonts w:ascii="Gentium" w:hAnsi="Gentium" w:cs="Gentium"/>
-          <w:color w:val="000000"/>
-        </w:rPr>
-        <w:t xml:space="preserve"> sent Me, so I send you. I send you with instruction to uphold the law and order of the Church,” he said to us.</w:t>
-      </w:r>
-      <w:r>
-        <w:rPr>
-          <w:rFonts w:ascii="Gentium" w:hAnsi="Gentium" w:cs="Gentium"/>
-          <w:color w:val="000000"/>
-        </w:rPr>
-        <w:t xml:space="preserve"> </w:t>
-      </w:r>
-      <w:r>
-        <w:rPr>
-          <w:rFonts w:ascii="Gentium" w:hAnsi="Gentium" w:cs="Gentium"/>
-          <w:b/>
-          <w:bCs/>
-          <w:color w:val="0070C0"/>
-          <w:vertAlign w:val="superscript"/>
-        </w:rPr>
-        <w:t>55</w:t>
-      </w:r>
-      <w:r>
-        <w:rPr>
-          <w:rFonts w:ascii="Gentium" w:hAnsi="Gentium" w:cs="Gentium"/>
-          <w:color w:val="0070C0"/>
-        </w:rPr>
-        <w:t> </w:t>
-      </w:r>
-      <w:r>
-        <w:rPr>
-          <w:rFonts w:ascii="Gentium" w:hAnsi="Gentium" w:cs="Gentium"/>
-          <w:color w:val="000000"/>
-        </w:rPr>
-        <w:t>I have been crucified for the church. With diligence, keep the Church’s order. Together with my Father and the Holy Spirit, I am glorified. The whole world was created by the Trinity, and everything in the world was created by the Trinity.</w:t>
-      </w:r>
-      <w:r>
-        <w:rPr>
-          <w:rFonts w:ascii="Gentium" w:hAnsi="Gentium" w:cs="Gentium"/>
-          <w:color w:val="000000"/>
-        </w:rPr>
-        <w:t xml:space="preserve"> </w:t>
-      </w:r>
-      <w:r>
-        <w:rPr>
-          <w:rFonts w:ascii="Gentium" w:hAnsi="Gentium" w:cs="Gentium"/>
-          <w:b/>
-          <w:bCs/>
-          <w:color w:val="0070C0"/>
-          <w:vertAlign w:val="superscript"/>
-        </w:rPr>
-        <w:t>56</w:t>
-      </w:r>
-      <w:r>
-        <w:rPr>
-          <w:rFonts w:ascii="Gentium" w:hAnsi="Gentium" w:cs="Gentium"/>
-          <w:color w:val="0070C0"/>
-        </w:rPr>
-        <w:t> </w:t>
-      </w:r>
-      <w:r>
-        <w:rPr>
-          <w:rFonts w:ascii="Gentium" w:hAnsi="Gentium" w:cs="Gentium"/>
-          <w:color w:val="000000"/>
-        </w:rPr>
-        <w:t>At that time, tell the nations in the name of the Father, the Son, and the Holy Spirit. Teach them to believe that in one name, there are three. When I ascended from earth to heaven and returned to my Father, I said I would not leave you as orphans. I will send the Holy Spirit to you.</w:t>
-      </w:r>
-      <w:r>
-        <w:rPr>
-          <w:rFonts w:ascii="Gentium" w:hAnsi="Gentium" w:cs="Gentium"/>
-          <w:color w:val="000000"/>
-        </w:rPr>
-        <w:t xml:space="preserve"> </w:t>
-      </w:r>
-      <w:r>
-        <w:rPr>
-          <w:rFonts w:ascii="Gentium" w:hAnsi="Gentium" w:cs="Gentium"/>
-          <w:b/>
-          <w:bCs/>
-          <w:color w:val="0070C0"/>
-          <w:vertAlign w:val="superscript"/>
-        </w:rPr>
-        <w:t>57</w:t>
-      </w:r>
-      <w:r>
-        <w:rPr>
-          <w:rFonts w:ascii="Gentium" w:hAnsi="Gentium" w:cs="Gentium"/>
-          <w:color w:val="0070C0"/>
-        </w:rPr>
-        <w:t> </w:t>
-      </w:r>
-      <w:r>
-        <w:rPr>
-          <w:rFonts w:ascii="Gentium" w:hAnsi="Gentium" w:cs="Gentium"/>
-          <w:color w:val="000000"/>
-        </w:rPr>
-        <w:t>The Holy Spirit will remind you of everything I have taught you while I was among you. My Father will also do this for you. I love you, as previously mentioned, and I am not asking for anything else for us, but my Father and I will love you. Whatever you ask for will be given to you. I will not depart from the church, and I will not leave you. I will be with you until the end of the world and will not separate from you.</w:t>
+        <w:t>I have taught you while I was among you. My Father will also do this for you. I love you, as previously mentioned, and I am not asking for anything else for us, but my Father and I will love you. Whatever you ask for will be given to you. I will not depart from the church, and I will not leave you. I will be with you until the end of the world and will not separate from you.</w:t>
       </w:r>
       <w:r>
         <w:rPr>
@@ -23662,7 +23674,100 @@
           <w:rFonts w:ascii="Gentium" w:hAnsi="Gentium" w:cs="Gentium"/>
           <w:color w:val="000000"/>
         </w:rPr>
-        <w:t xml:space="preserve">If there is someone who teaches children to sing, if there is someone who rides horses, if there is someone who lives by thinking, if there is someone </w:t>
+        <w:t>If there is someone who teaches children to sing, if there is someone who rides horses, if there is someone who lives by thinking, if there is someone who lives by interpreting dreams, if there is someone who only plays games in the church, all of these people must give up all their old habits when they come to church. Accept all those who are willing to give up their old habits. But let those who worship the sun and perform acts of sorcery be removed.</w:t>
+      </w:r>
+      <w:r>
+        <w:rPr>
+          <w:rFonts w:ascii="Gentium" w:hAnsi="Gentium" w:cs="Gentium"/>
+          <w:color w:val="000000"/>
+        </w:rPr>
+        <w:t xml:space="preserve"> </w:t>
+      </w:r>
+      <w:r>
+        <w:rPr>
+          <w:rFonts w:ascii="Gentium" w:hAnsi="Gentium" w:cs="Gentium"/>
+          <w:b/>
+          <w:bCs/>
+          <w:color w:val="0070C0"/>
+          <w:vertAlign w:val="superscript"/>
+        </w:rPr>
+        <w:t>71</w:t>
+      </w:r>
+      <w:r>
+        <w:rPr>
+          <w:rFonts w:ascii="Gentium" w:hAnsi="Gentium" w:cs="Gentium"/>
+          <w:color w:val="0070C0"/>
+        </w:rPr>
+        <w:t> </w:t>
+      </w:r>
+      <w:r>
+        <w:rPr>
+          <w:rFonts w:ascii="Gentium" w:hAnsi="Gentium" w:cs="Gentium"/>
+          <w:color w:val="000000"/>
+        </w:rPr>
+        <w:t>Anyone who worships the moon, the powers of the heavens, the mountains, and other creatures, sacrifices animals to the mountains, and abandons his worship of God, let them be removed from the church.</w:t>
+      </w:r>
+      <w:r>
+        <w:rPr>
+          <w:rFonts w:ascii="Gentium" w:hAnsi="Gentium" w:cs="Gentium"/>
+          <w:color w:val="000000"/>
+        </w:rPr>
+        <w:t xml:space="preserve"> </w:t>
+      </w:r>
+      <w:r>
+        <w:rPr>
+          <w:rFonts w:ascii="Gentium" w:hAnsi="Gentium" w:cs="Gentium"/>
+          <w:b/>
+          <w:bCs/>
+          <w:color w:val="0070C0"/>
+          <w:vertAlign w:val="superscript"/>
+        </w:rPr>
+        <w:t>72</w:t>
+      </w:r>
+      <w:r>
+        <w:rPr>
+          <w:rFonts w:ascii="Gentium" w:hAnsi="Gentium" w:cs="Gentium"/>
+          <w:color w:val="0070C0"/>
+        </w:rPr>
+        <w:t> </w:t>
+      </w:r>
+      <w:r>
+        <w:rPr>
+          <w:rFonts w:ascii="Gentium" w:hAnsi="Gentium" w:cs="Gentium"/>
+          <w:color w:val="000000"/>
+        </w:rPr>
+        <w:t>If he repents after hearing the advice of the priests and remembers his past sins, give him the punishment according to the severity of his sins. You have the intelligence to consider this. If a woman marries two of our brothers, she is to be excommunicated from the church. Likewise, if a brother marries two sisters, he is to be excommunicated, for he has brought dishonour upon their father and mother.</w:t>
+      </w:r>
+      <w:r>
+        <w:rPr>
+          <w:rFonts w:ascii="Gentium" w:hAnsi="Gentium" w:cs="Gentium"/>
+          <w:color w:val="000000"/>
+        </w:rPr>
+        <w:t xml:space="preserve"> </w:t>
+      </w:r>
+      <w:r>
+        <w:rPr>
+          <w:rFonts w:ascii="Gentium" w:hAnsi="Gentium" w:cs="Gentium"/>
+          <w:b/>
+          <w:bCs/>
+          <w:color w:val="0070C0"/>
+          <w:vertAlign w:val="superscript"/>
+        </w:rPr>
+        <w:t>73</w:t>
+      </w:r>
+      <w:r>
+        <w:rPr>
+          <w:rFonts w:ascii="Gentium" w:hAnsi="Gentium" w:cs="Gentium"/>
+          <w:color w:val="0070C0"/>
+        </w:rPr>
+        <w:t> </w:t>
+      </w:r>
+      <w:r>
+        <w:rPr>
+          <w:rFonts w:ascii="Gentium" w:hAnsi="Gentium" w:cs="Gentium"/>
+          <w:color w:val="000000"/>
+        </w:rPr>
+        <w:t xml:space="preserve">If a man and a woman leave such a wrong marriage and come back, </w:t>
       </w:r>
       <w:r>
         <w:rPr>
@@ -23670,100 +23775,7 @@
           <w:color w:val="000000"/>
         </w:rPr>
         <w:lastRenderedPageBreak/>
-        <w:t>who lives by interpreting dreams, if there is someone who only plays games in the church, all of these people must give up all their old habits when they come to church. Accept all those who are willing to give up their old habits. But let those who worship the sun and perform acts of sorcery be removed.</w:t>
-      </w:r>
-      <w:r>
-        <w:rPr>
-          <w:rFonts w:ascii="Gentium" w:hAnsi="Gentium" w:cs="Gentium"/>
-          <w:color w:val="000000"/>
-        </w:rPr>
-        <w:t xml:space="preserve"> </w:t>
-      </w:r>
-      <w:r>
-        <w:rPr>
-          <w:rFonts w:ascii="Gentium" w:hAnsi="Gentium" w:cs="Gentium"/>
-          <w:b/>
-          <w:bCs/>
-          <w:color w:val="0070C0"/>
-          <w:vertAlign w:val="superscript"/>
-        </w:rPr>
-        <w:t>71</w:t>
-      </w:r>
-      <w:r>
-        <w:rPr>
-          <w:rFonts w:ascii="Gentium" w:hAnsi="Gentium" w:cs="Gentium"/>
-          <w:color w:val="0070C0"/>
-        </w:rPr>
-        <w:t> </w:t>
-      </w:r>
-      <w:r>
-        <w:rPr>
-          <w:rFonts w:ascii="Gentium" w:hAnsi="Gentium" w:cs="Gentium"/>
-          <w:color w:val="000000"/>
-        </w:rPr>
-        <w:t>Anyone who worships the moon, the powers of the heavens, the mountains, and other creatures, sacrifices animals to the mountains, and abandons his worship of God, let them be removed from the church.</w:t>
-      </w:r>
-      <w:r>
-        <w:rPr>
-          <w:rFonts w:ascii="Gentium" w:hAnsi="Gentium" w:cs="Gentium"/>
-          <w:color w:val="000000"/>
-        </w:rPr>
-        <w:t xml:space="preserve"> </w:t>
-      </w:r>
-      <w:r>
-        <w:rPr>
-          <w:rFonts w:ascii="Gentium" w:hAnsi="Gentium" w:cs="Gentium"/>
-          <w:b/>
-          <w:bCs/>
-          <w:color w:val="0070C0"/>
-          <w:vertAlign w:val="superscript"/>
-        </w:rPr>
-        <w:t>72</w:t>
-      </w:r>
-      <w:r>
-        <w:rPr>
-          <w:rFonts w:ascii="Gentium" w:hAnsi="Gentium" w:cs="Gentium"/>
-          <w:color w:val="0070C0"/>
-        </w:rPr>
-        <w:t> </w:t>
-      </w:r>
-      <w:r>
-        <w:rPr>
-          <w:rFonts w:ascii="Gentium" w:hAnsi="Gentium" w:cs="Gentium"/>
-          <w:color w:val="000000"/>
-        </w:rPr>
-        <w:t>If he repents after hearing the advice of the priests and remembers his past sins, give him the punishment according to the severity of his sins. You have the intelligence to consider this. If a woman marries two of our brothers, she is to be excommunicated from the church. Likewise, if a brother marries two sisters, he is to be excommunicated, for he has brought dishonour upon their father and mother.</w:t>
-      </w:r>
-      <w:r>
-        <w:rPr>
-          <w:rFonts w:ascii="Gentium" w:hAnsi="Gentium" w:cs="Gentium"/>
-          <w:color w:val="000000"/>
-        </w:rPr>
-        <w:t xml:space="preserve"> </w:t>
-      </w:r>
-      <w:r>
-        <w:rPr>
-          <w:rFonts w:ascii="Gentium" w:hAnsi="Gentium" w:cs="Gentium"/>
-          <w:b/>
-          <w:bCs/>
-          <w:color w:val="0070C0"/>
-          <w:vertAlign w:val="superscript"/>
-        </w:rPr>
-        <w:t>73</w:t>
-      </w:r>
-      <w:r>
-        <w:rPr>
-          <w:rFonts w:ascii="Gentium" w:hAnsi="Gentium" w:cs="Gentium"/>
-          <w:color w:val="0070C0"/>
-        </w:rPr>
-        <w:t> </w:t>
-      </w:r>
-      <w:r>
-        <w:rPr>
-          <w:rFonts w:ascii="Gentium" w:hAnsi="Gentium" w:cs="Gentium"/>
-          <w:color w:val="000000"/>
-        </w:rPr>
-        <w:t>If a man and a woman leave such a wrong marriage and come back, advise them not to commit such a mistake and bring them into the church. Let them have a proper Christian marriage.</w:t>
+        <w:t>advise them not to commit such a mistake and bring them into the church. Let them have a proper Christian marriage.</w:t>
       </w:r>
       <w:r>
         <w:rPr>
@@ -24279,15 +24291,7 @@
           <w:rFonts w:ascii="Gentium" w:hAnsi="Gentium" w:cs="Gentium"/>
           <w:color w:val="000000"/>
         </w:rPr>
-        <w:t xml:space="preserve">Moreover, gather again and teach the Gentiles, so that God may be pleased, and there will be no shame on you on that day when we stand </w:t>
-      </w:r>
-      <w:r>
-        <w:rPr>
-          <w:rFonts w:ascii="Gentium" w:hAnsi="Gentium" w:cs="Gentium"/>
-          <w:color w:val="000000"/>
-        </w:rPr>
-        <w:lastRenderedPageBreak/>
-        <w:t>before Him.</w:t>
+        <w:t>Moreover, gather again and teach the Gentiles, so that God may be pleased, and there will be no shame on you on that day when we stand before Him.</w:t>
       </w:r>
       <w:r>
         <w:rPr>
@@ -24453,7 +24457,15 @@
           <w:rFonts w:ascii="Gentium" w:hAnsi="Gentium" w:cs="Gentium"/>
           <w:color w:val="000000"/>
         </w:rPr>
-        <w:t>Accept this as my word and this as my law. It is fitting for you, before God, Your Lord, and fulfil it as it is commanded to you, just as the Lord has commanded us and told us. I will also establish my coming to your faithfulness, and I will dwell on the throne of my kingdom, and you will dwell among the tribe of Israel</w:t>
+        <w:t xml:space="preserve">Accept this as my word and this as my law. It is fitting for you, before God, Your Lord, and fulfil it as it is commanded to you, just as the Lord has commanded us and told us. I will also establish my coming to your faithfulness, and I will dwell on the throne of my kingdom, and you will </w:t>
+      </w:r>
+      <w:r>
+        <w:rPr>
+          <w:rFonts w:ascii="Gentium" w:hAnsi="Gentium" w:cs="Gentium"/>
+          <w:color w:val="000000"/>
+        </w:rPr>
+        <w:lastRenderedPageBreak/>
+        <w:t>dwell among the tribe of Israel</w:t>
       </w:r>
       <w:r>
         <w:rPr>
@@ -24999,15 +25011,7 @@
           <w:rFonts w:ascii="Gentium" w:hAnsi="Gentium" w:cs="Gentium"/>
           <w:color w:val="000000"/>
         </w:rPr>
-        <w:t xml:space="preserve">The hungry who believe </w:t>
-      </w:r>
-      <w:r>
-        <w:rPr>
-          <w:rFonts w:ascii="Gentium" w:hAnsi="Gentium" w:cs="Gentium"/>
-          <w:color w:val="000000"/>
-        </w:rPr>
-        <w:lastRenderedPageBreak/>
-        <w:t>in God and are for the Church, will partake of the food prepared for its leaders (by God).</w:t>
+        <w:t>The hungry who believe in God and are for the Church, will partake of the food prepared for its leaders (by God).</w:t>
       </w:r>
       <w:r>
         <w:rPr>
@@ -25187,7 +25191,15 @@
           <w:rFonts w:ascii="Gentium" w:hAnsi="Gentium" w:cs="Gentium"/>
           <w:color w:val="000000"/>
         </w:rPr>
-        <w:t>Again, in the Gospel, when there is a beam in your eye, why do you see the speck in your friend, and why do you not see the beam in your eye? Why do you say to your neighbour, “Take the speck out of your eye?” First, take the beam out of your eye, and then you say to your neighbour, “Take the speck out of your eye.” God has forbidden you to exalt yourself and to put down your neighbour.</w:t>
+        <w:t xml:space="preserve">Again, in the Gospel, when there is a beam in your eye, why do you see the speck in your friend, and why do you not see the beam in your eye? Why do you say to your neighbour, “Take the speck out of your eye?” First, take the beam out of your eye, and then you say to your </w:t>
+      </w:r>
+      <w:r>
+        <w:rPr>
+          <w:rFonts w:ascii="Gentium" w:hAnsi="Gentium" w:cs="Gentium"/>
+          <w:color w:val="000000"/>
+        </w:rPr>
+        <w:lastRenderedPageBreak/>
+        <w:t>neighbour, “Take the speck out of your eye.” God has forbidden you to exalt yourself and to put down your neighbour.</w:t>
       </w:r>
       <w:r>
         <w:rPr>
@@ -25516,15 +25528,7 @@
           <w:rFonts w:ascii="Gentium" w:hAnsi="Gentium" w:cs="Gentium"/>
           <w:color w:val="000000"/>
         </w:rPr>
-        <w:t xml:space="preserve">A priest </w:t>
-      </w:r>
-      <w:r>
-        <w:rPr>
-          <w:rFonts w:ascii="Gentium" w:hAnsi="Gentium" w:cs="Gentium"/>
-          <w:color w:val="000000"/>
-        </w:rPr>
-        <w:lastRenderedPageBreak/>
-        <w:t>must be like a farmer who ploughs straight furrows without deviation. A farmer, during ploughing, ensures the furrows are straight without veering left or right. The Kingdom of God is upright; protect the Kingdom of God so that it is not lost. Teach believers and sinners so that they may be saved and avoid descending into Sheol, the place prepared for punishment.</w:t>
+        <w:t>A priest must be like a farmer who ploughs straight furrows without deviation. A farmer, during ploughing, ensures the furrows are straight without veering left or right. The Kingdom of God is upright; protect the Kingdom of God so that it is not lost. Teach believers and sinners so that they may be saved and avoid descending into Sheol, the place prepared for punishment.</w:t>
       </w:r>
       <w:r>
         <w:rPr>
@@ -25685,7 +25689,15 @@
           <w:rFonts w:ascii="Gentium" w:hAnsi="Gentium" w:cs="Gentium"/>
           <w:color w:val="000000"/>
         </w:rPr>
-        <w:t>It is better to live in marriage than to live in adultery, both in conscience and in deed. A man who commits adultery with a woman who is not his wife is like a man who sacrifices the blood of animals to demons and will receive his reward on the day of judgment. He has followed the path of Satan, and Satan does not want even one of us to be saved.</w:t>
+        <w:t xml:space="preserve">It is better to live in marriage than to live in adultery, both in conscience and in deed. A man who </w:t>
+      </w:r>
+      <w:r>
+        <w:rPr>
+          <w:rFonts w:ascii="Gentium" w:hAnsi="Gentium" w:cs="Gentium"/>
+          <w:color w:val="000000"/>
+        </w:rPr>
+        <w:lastRenderedPageBreak/>
+        <w:t>commits adultery with a woman who is not his wife is like a man who sacrifices the blood of animals to demons and will receive his reward on the day of judgment. He has followed the path of Satan, and Satan does not want even one of us to be saved.</w:t>
       </w:r>
       <w:r>
         <w:rPr>
@@ -25992,15 +26004,7 @@
           <w:rFonts w:ascii="Gentium" w:hAnsi="Gentium" w:cs="Gentium"/>
           <w:color w:val="000000"/>
         </w:rPr>
-        <w:t xml:space="preserve">When he cries out thus, A righteous man will not stumble in sin (he will not fall), for God is with him, and his </w:t>
-      </w:r>
-      <w:r>
-        <w:rPr>
-          <w:rFonts w:ascii="Gentium" w:hAnsi="Gentium" w:cs="Gentium"/>
-          <w:color w:val="000000"/>
-        </w:rPr>
-        <w:lastRenderedPageBreak/>
-        <w:t>conscience is not far from God. And God, seeing the sincerity of his conscience, will not hand him over to be trampled upon by demons. Therefore, let us all be protected from the errors of demons, and let us be protected from diseases of the body and soul, and let us guard the Church as our apostles and fathers commanded us.</w:t>
+        <w:t>When he cries out thus, A righteous man will not stumble in sin (he will not fall), for God is with him, and his conscience is not far from God. And God, seeing the sincerity of his conscience, will not hand him over to be trampled upon by demons. Therefore, let us all be protected from the errors of demons, and let us be protected from diseases of the body and soul, and let us guard the Church as our apostles and fathers commanded us.</w:t>
       </w:r>
       <w:r>
         <w:rPr>
@@ -26201,7 +26205,15 @@
           <w:rFonts w:ascii="Gentium" w:hAnsi="Gentium" w:cs="Gentium"/>
           <w:color w:val="000000"/>
         </w:rPr>
-        <w:t>Whoever rejects my word and does not keep it, it is not I (Peter) who will judge them. The word that was spoken before them will condemn them. It will serve as a witness and be recorded in their own book of deeds. Every priest, following the heavenly order of Jerusalem, will fulfil this in the earthly Church before leaders and all people.</w:t>
+        <w:t xml:space="preserve">Whoever rejects my word </w:t>
+      </w:r>
+      <w:r>
+        <w:rPr>
+          <w:rFonts w:ascii="Gentium" w:hAnsi="Gentium" w:cs="Gentium"/>
+          <w:color w:val="000000"/>
+        </w:rPr>
+        <w:lastRenderedPageBreak/>
+        <w:t>and does not keep it, it is not I (Peter) who will judge them. The word that was spoken before them will condemn them. It will serve as a witness and be recorded in their own book of deeds. Every priest, following the heavenly order of Jerusalem, will fulfil this in the earthly Church before leaders and all people.</w:t>
       </w:r>
       <w:r>
         <w:rPr>
@@ -26606,15 +26618,7 @@
           <w:rFonts w:ascii="Gentium" w:hAnsi="Gentium" w:cs="Gentium"/>
           <w:color w:val="000000"/>
         </w:rPr>
-        <w:t xml:space="preserve">Hannah, the daughter of Phanuel, of the tribe of Asher, never ceased to pray, </w:t>
-      </w:r>
-      <w:r>
-        <w:rPr>
-          <w:rFonts w:ascii="Gentium" w:hAnsi="Gentium" w:cs="Gentium"/>
-          <w:color w:val="000000"/>
-        </w:rPr>
-        <w:lastRenderedPageBreak/>
-        <w:t>and she lived with her lips praising God. Hannah did not cease to thank God, day and night, and her lips did not appear to move.</w:t>
+        <w:t>Hannah, the daughter of Phanuel, of the tribe of Asher, never ceased to pray, and she lived with her lips praising God. Hannah did not cease to thank God, day and night, and her lips did not appear to move.</w:t>
       </w:r>
       <w:r>
         <w:rPr>
@@ -26946,7 +26950,15 @@
           <w:rFonts w:ascii="Gentium" w:hAnsi="Gentium" w:cs="Gentium"/>
           <w:color w:val="000000"/>
         </w:rPr>
-        <w:t>And I am the rod that opens the eyes of the blind. I am the rod that casts out demons. I will drive them out. I will drive out the herd of swine into the sea.”</w:t>
+        <w:t xml:space="preserve">And I am the rod that opens the eyes of the blind. I am the rod that casts out demons. I will drive them out. I will drive </w:t>
+      </w:r>
+      <w:r>
+        <w:rPr>
+          <w:rFonts w:ascii="Gentium" w:hAnsi="Gentium" w:cs="Gentium"/>
+          <w:color w:val="000000"/>
+        </w:rPr>
+        <w:lastRenderedPageBreak/>
+        <w:t>out the herd of swine into the sea.”</w:t>
       </w:r>
       <w:r>
         <w:rPr>
@@ -27296,15 +27308,7 @@
           <w:rFonts w:ascii="Gentium" w:hAnsi="Gentium" w:cs="Gentium"/>
           <w:color w:val="000000"/>
         </w:rPr>
-        <w:t xml:space="preserve">For the love of food, our father Adam fell </w:t>
-      </w:r>
-      <w:r>
-        <w:rPr>
-          <w:rFonts w:ascii="Gentium" w:hAnsi="Gentium" w:cs="Gentium"/>
-          <w:color w:val="000000"/>
-        </w:rPr>
-        <w:lastRenderedPageBreak/>
-        <w:t xml:space="preserve">into the trap and was made to descend into the cursed earth. For the earth was cursed because of Adam. Therefore, God descended from </w:t>
+        <w:t xml:space="preserve">For the love of food, our father Adam fell into the trap and was made to descend into the cursed earth. For the earth was cursed because of Adam. Therefore, God descended from </w:t>
       </w:r>
       <w:r>
         <w:rPr>
@@ -27781,6 +27785,7 @@
           <w:color w:val="0070C0"/>
           <w:vertAlign w:val="superscript"/>
         </w:rPr>
+        <w:lastRenderedPageBreak/>
         <w:t>52</w:t>
       </w:r>
       <w:r>
@@ -27975,15 +27980,7 @@
           <w:rFonts w:ascii="Gentium" w:hAnsi="Gentium" w:cs="Gentium"/>
           <w:color w:val="000000"/>
         </w:rPr>
-        <w:t xml:space="preserve">My son Clement, entrust the ordinances I have given you to the elders of the church, and they, guided by them, observe the holy ordinances of God. This ordinance is modelled on the true tabernacle, and this tabernacle is modelled on the heavenly Jerusalem, where the heavenly </w:t>
-      </w:r>
-      <w:r>
-        <w:rPr>
-          <w:rFonts w:ascii="Gentium" w:hAnsi="Gentium" w:cs="Gentium"/>
-          <w:color w:val="000000"/>
-        </w:rPr>
-        <w:lastRenderedPageBreak/>
-        <w:t>Jerusalem is inhabited by myriads of angels and powers, and all who are known as the firstborn, and all whose names are written in the heavenly Jerusalem.</w:t>
+        <w:t>My son Clement, entrust the ordinances I have given you to the elders of the church, and they, guided by them, observe the holy ordinances of God. This ordinance is modelled on the true tabernacle, and this tabernacle is modelled on the heavenly Jerusalem, where the heavenly Jerusalem is inhabited by myriads of angels and powers, and all who are known as the firstborn, and all whose names are written in the heavenly Jerusalem.</w:t>
       </w:r>
       <w:r>
         <w:rPr>
@@ -28288,7 +28285,15 @@
           <w:rFonts w:ascii="Gentium" w:hAnsi="Gentium" w:cs="Gentium"/>
           <w:color w:val="000000"/>
         </w:rPr>
-        <w:t>Even if a Christian is wronged, he should say, “I have forgiven you.” This should be a common practice among Christians. Even if people insult him, he should ask for forgiveness as if he had done wrong. Our Lord Jesus Christ taught us this in the Gospel.</w:t>
+        <w:t xml:space="preserve">Even if a Christian is wronged, he should say, “I have forgiven you.” This should be a common practice among Christians. Even if people insult him, he should ask for </w:t>
+      </w:r>
+      <w:r>
+        <w:rPr>
+          <w:rFonts w:ascii="Gentium" w:hAnsi="Gentium" w:cs="Gentium"/>
+          <w:color w:val="000000"/>
+        </w:rPr>
+        <w:lastRenderedPageBreak/>
+        <w:t>forgiveness as if he had done wrong. Our Lord Jesus Christ taught us this in the Gospel.</w:t>
       </w:r>
       <w:r>
         <w:rPr>
@@ -28474,15 +28479,7 @@
           <w:rFonts w:ascii="Gentium" w:hAnsi="Gentium" w:cs="Gentium"/>
           <w:color w:val="000000"/>
         </w:rPr>
-        <w:t xml:space="preserve">Carry the sick sheep on your shoulders and take it to your master’s house and add healthy sheep to it. Treat it. Wash its wounded body with wine and salt. If necessary, rub it again with salt and wine. With salt and wine, all </w:t>
-      </w:r>
-      <w:r>
-        <w:rPr>
-          <w:rFonts w:ascii="Gentium" w:hAnsi="Gentium" w:cs="Gentium"/>
-          <w:color w:val="000000"/>
-        </w:rPr>
-        <w:lastRenderedPageBreak/>
-        <w:t>diseases are removed. You do not know the fruit you bring to your Lord’s treasury when you are healed. Pour it out</w:t>
+        <w:t>Carry the sick sheep on your shoulders and take it to your master’s house and add healthy sheep to it. Treat it. Wash its wounded body with wine and salt. If necessary, rub it again with salt and wine. With salt and wine, all diseases are removed. You do not know the fruit you bring to your Lord’s treasury when you are healed. Pour it out</w:t>
       </w:r>
       <w:r>
         <w:rPr>
@@ -28834,7 +28831,15 @@
           <w:rFonts w:ascii="Gentium" w:hAnsi="Gentium" w:cs="Gentium"/>
           <w:color w:val="000000"/>
         </w:rPr>
-        <w:t>Guard your flock and be careful to keep this word. Do not neglect the provision of God, and do not neglect your stewardship, for it is he who feeds you. If you do not do this, God will hold you accountable for not teaching and admonishing, and for not teaching those who listen to you</w:t>
+        <w:t xml:space="preserve">Guard your flock and be careful to keep this word. Do not neglect the provision of God, and do not neglect your stewardship, for it is he who feeds you. If you do not do this, God will hold you accountable for not teaching and admonishing, and for not teaching those who </w:t>
+      </w:r>
+      <w:r>
+        <w:rPr>
+          <w:rFonts w:ascii="Gentium" w:hAnsi="Gentium" w:cs="Gentium"/>
+          <w:color w:val="000000"/>
+        </w:rPr>
+        <w:lastRenderedPageBreak/>
+        <w:t>listen to you</w:t>
       </w:r>
       <w:r>
         <w:rPr>
@@ -28989,15 +28994,7 @@
           <w:rFonts w:ascii="Gentium" w:hAnsi="Gentium" w:cs="Gentium"/>
           <w:color w:val="000000"/>
         </w:rPr>
-        <w:t xml:space="preserve">Therefore, the wicked will not rise from the dead, nor sinners from the counsel of the righteous, nor will the Lord, who has risen, set them in the holy place, nor will they have the opportunity of salvation </w:t>
-      </w:r>
-      <w:r>
-        <w:rPr>
-          <w:rFonts w:ascii="Gentium" w:hAnsi="Gentium" w:cs="Gentium"/>
-          <w:color w:val="000000"/>
-        </w:rPr>
-        <w:lastRenderedPageBreak/>
-        <w:t>and mercy.</w:t>
+        <w:t>Therefore, the wicked will not rise from the dead, nor sinners from the counsel of the righteous, nor will the Lord, who has risen, set them in the holy place, nor will they have the opportunity of salvation and mercy.</w:t>
       </w:r>
       <w:r>
         <w:rPr>
@@ -29577,7 +29574,15 @@
           <w:rFonts w:ascii="Gentium" w:hAnsi="Gentium" w:cs="Gentium"/>
           <w:color w:val="000000"/>
         </w:rPr>
-        <w:t>Christians should refrain from drinking too much alcohol. A person who drinks too much intoxicating drink will forget his mind. Especially bishops, priests, and deacons who are in the priesthood should not waste time drinking wine.</w:t>
+        <w:t xml:space="preserve">Christians should refrain from drinking too much alcohol. A person who drinks too much intoxicating drink will forget his mind. Especially bishops, priests, and deacons who are in the </w:t>
+      </w:r>
+      <w:r>
+        <w:rPr>
+          <w:rFonts w:ascii="Gentium" w:hAnsi="Gentium" w:cs="Gentium"/>
+          <w:color w:val="000000"/>
+        </w:rPr>
+        <w:lastRenderedPageBreak/>
+        <w:t>priesthood should not waste time drinking wine.</w:t>
       </w:r>
       <w:r>
         <w:rPr>
@@ -29701,15 +29706,7 @@
           <w:rFonts w:ascii="Gentium" w:hAnsi="Gentium" w:cs="Gentium"/>
           <w:color w:val="000000"/>
         </w:rPr>
-        <w:t xml:space="preserve">Anyone who arrogantly divorces his wife without adultery or with adultery shall be banned from the church for seven years. for they have separated those whom God has made one and said to </w:t>
-      </w:r>
-      <w:r>
-        <w:rPr>
-          <w:rFonts w:ascii="Gentium" w:hAnsi="Gentium" w:cs="Gentium"/>
-          <w:color w:val="000000"/>
-        </w:rPr>
-        <w:lastRenderedPageBreak/>
-        <w:t>be one flesh. Therefore, do not be unjustly released</w:t>
+        <w:t>Anyone who arrogantly divorces his wife without adultery or with adultery shall be banned from the church for seven years. for they have separated those whom God has made one and said to be one flesh. Therefore, do not be unjustly released</w:t>
       </w:r>
       <w:r>
         <w:rPr>
@@ -30292,6 +30289,7 @@
           <w:sz w:val="28"/>
           <w:szCs w:val="28"/>
         </w:rPr>
+        <w:lastRenderedPageBreak/>
         <w:t>Chapter 10</w:t>
       </w:r>
     </w:p>
@@ -30334,15 +30332,7 @@
           <w:rFonts w:ascii="Gentium" w:hAnsi="Gentium" w:cs="Gentium"/>
           <w:color w:val="000000"/>
         </w:rPr>
-        <w:t xml:space="preserve">If someone is found engaging in adultery with a married woman, or if he exploits unmarried women for the purpose of fornication, or if he fathers a child through an adulterous relationship by associating with a prostitute, whether he acknowledges his wrongdoing or not, the </w:t>
-      </w:r>
-      <w:r>
-        <w:rPr>
-          <w:rFonts w:ascii="Gentium" w:hAnsi="Gentium" w:cs="Gentium"/>
-          <w:color w:val="000000"/>
-        </w:rPr>
-        <w:lastRenderedPageBreak/>
-        <w:t>testimony of the faithful will stand as evidence against such actions.</w:t>
+        <w:t>If someone is found engaging in adultery with a married woman, or if he exploits unmarried women for the purpose of fornication, or if he fathers a child through an adulterous relationship by associating with a prostitute, whether he acknowledges his wrongdoing or not, the testimony of the faithful will stand as evidence against such actions.</w:t>
       </w:r>
       <w:r>
         <w:rPr>
@@ -30916,7 +30906,15 @@
           <w:rFonts w:ascii="Gentium" w:hAnsi="Gentium" w:cs="Gentium"/>
           <w:color w:val="000000"/>
         </w:rPr>
-        <w:t>If the wife is not deceitful, the husband who divorces and marries another is prohibited from entering the church until he completes his repentance. A Christian who engages in singing, drunkenness, adultery, or gambling is to be excommunicated from the church and any membership.</w:t>
+        <w:t xml:space="preserve">If the wife is not deceitful, the husband who divorces and marries another is prohibited from entering the church until he completes his repentance. A Christian who engages in singing, drunkenness, adultery, or </w:t>
+      </w:r>
+      <w:r>
+        <w:rPr>
+          <w:rFonts w:ascii="Gentium" w:hAnsi="Gentium" w:cs="Gentium"/>
+          <w:color w:val="000000"/>
+        </w:rPr>
+        <w:lastRenderedPageBreak/>
+        <w:t>gambling is to be excommunicated from the church and any membership.</w:t>
       </w:r>
       <w:r>
         <w:rPr>
@@ -30978,15 +30976,7 @@
           <w:rFonts w:ascii="Gentium" w:hAnsi="Gentium" w:cs="Gentium"/>
           <w:color w:val="000000"/>
         </w:rPr>
-        <w:t xml:space="preserve">From priests, deacons, and laypeople </w:t>
-      </w:r>
-      <w:r>
-        <w:rPr>
-          <w:rFonts w:ascii="Gentium" w:hAnsi="Gentium" w:cs="Gentium"/>
-          <w:color w:val="000000"/>
-        </w:rPr>
-        <w:lastRenderedPageBreak/>
-        <w:t>who have fallen into idolatry, worshipping stars and idols, let them be separated and excluded from the Church. If they do not have love for those who are sanctified, let them be removed. Those who have reached the level of worshipping fire, water, trees, and other things, let their membership in the Holy Church be revoked and let them be distinguished.</w:t>
+        <w:t>From priests, deacons, and laypeople who have fallen into idolatry, worshipping stars and idols, let them be separated and excluded from the Church. If they do not have love for those who are sanctified, let them be removed. Those who have reached the level of worshipping fire, water, trees, and other things, let their membership in the Holy Church be revoked and let them be distinguished.</w:t>
       </w:r>
       <w:r>
         <w:rPr>
@@ -31961,7 +31951,21 @@
           <w:rFonts w:ascii="Gentium" w:hAnsi="Gentium" w:cs="Gentium"/>
           <w:color w:val="000000"/>
         </w:rPr>
-        <w:t xml:space="preserve">Our </w:t>
+        <w:t>Our Lord commanded thus, saying</w:t>
+      </w:r>
+      <w:r>
+        <w:rPr>
+          <w:rFonts w:ascii="Gentium" w:hAnsi="Gentium" w:cs="Gentium"/>
+          <w:color w:val="000000"/>
+        </w:rPr>
+        <w:t>,</w:t>
+      </w:r>
+      <w:r>
+        <w:rPr>
+          <w:rFonts w:ascii="Gentium" w:hAnsi="Gentium" w:cs="Gentium"/>
+          <w:color w:val="000000"/>
+        </w:rPr>
+        <w:t xml:space="preserve"> “Keep the commandment; do not separate a woman from a man, whether Jew or Gentile, servant or master; do not create distinctions. All are one with me after they have received the holy baptism.” Based on this foundation, we honour their marriage for </w:t>
       </w:r>
       <w:r>
         <w:rPr>
@@ -31969,21 +31973,7 @@
           <w:color w:val="000000"/>
         </w:rPr>
         <w:lastRenderedPageBreak/>
-        <w:t>Lord commanded thus, saying</w:t>
-      </w:r>
-      <w:r>
-        <w:rPr>
-          <w:rFonts w:ascii="Gentium" w:hAnsi="Gentium" w:cs="Gentium"/>
-          <w:color w:val="000000"/>
-        </w:rPr>
-        <w:t>,</w:t>
-      </w:r>
-      <w:r>
-        <w:rPr>
-          <w:rFonts w:ascii="Gentium" w:hAnsi="Gentium" w:cs="Gentium"/>
-          <w:color w:val="000000"/>
-        </w:rPr>
-        <w:t xml:space="preserve"> “Keep the commandment; do not separate a woman from a man, whether Jew or Gentile, servant or master; do not create distinctions. All are one with me after they have received the holy baptism.” Based on this foundation, we honour their marriage for those who live together, or preserve their virginity for those who live in chastity. We have established this order, and our brother Paul stated: “I speak to women not as revealed to me by God, but from my own perspective.”</w:t>
+        <w:t>those who live together, or preserve their virginity for those who live in chastity. We have established this order, and our brother Paul stated: “I speak to women not as revealed to me by God, but from my own perspective.”</w:t>
       </w:r>
       <w:r>
         <w:rPr>
@@ -32622,7 +32612,83 @@
           <w:rFonts w:ascii="Gentium" w:hAnsi="Gentium" w:cs="Gentium"/>
           <w:color w:val="000000"/>
         </w:rPr>
-        <w:t xml:space="preserve">Our Lord Jesus Christ has commanded </w:t>
+        <w:t xml:space="preserve">Our Lord Jesus Christ has commanded us, </w:t>
+      </w:r>
+      <w:r>
+        <w:rPr>
+          <w:rFonts w:ascii="Gentium" w:hAnsi="Gentium" w:cs="Gentium"/>
+          <w:color w:val="000000"/>
+        </w:rPr>
+        <w:t>his</w:t>
+      </w:r>
+      <w:r>
+        <w:rPr>
+          <w:rFonts w:ascii="Gentium" w:hAnsi="Gentium" w:cs="Gentium"/>
+          <w:color w:val="000000"/>
+        </w:rPr>
+        <w:t xml:space="preserve"> twelve apostles, to lead the people with truth and integrity. He has instructed us not to impose penalties or any other consequences on people for personal gain or any other reason outside the Church’s foundation and order. Therefore, we do not punish people in ways that deviate from the Church’s order.</w:t>
+      </w:r>
+      <w:r>
+        <w:rPr>
+          <w:rFonts w:ascii="Gentium" w:hAnsi="Gentium" w:cs="Gentium"/>
+          <w:color w:val="000000"/>
+        </w:rPr>
+        <w:t xml:space="preserve"> </w:t>
+      </w:r>
+      <w:r>
+        <w:rPr>
+          <w:rFonts w:ascii="Gentium" w:hAnsi="Gentium" w:cs="Gentium"/>
+          <w:b/>
+          <w:bCs/>
+          <w:color w:val="0070C0"/>
+          <w:vertAlign w:val="superscript"/>
+        </w:rPr>
+        <w:t>65</w:t>
+      </w:r>
+      <w:r>
+        <w:rPr>
+          <w:rFonts w:ascii="Gentium" w:hAnsi="Gentium" w:cs="Gentium"/>
+          <w:color w:val="0070C0"/>
+        </w:rPr>
+        <w:t> </w:t>
+      </w:r>
+      <w:r>
+        <w:rPr>
+          <w:rFonts w:ascii="Gentium" w:hAnsi="Gentium" w:cs="Gentium"/>
+          <w:color w:val="000000"/>
+        </w:rPr>
+        <w:t>There are those who leave the Church’s order for other reasons. They have issued another command to fulfil the wishes of earthly rulers, claiming that they cannot diligently follow the Church’s order. They present many different reasons for this.</w:t>
+      </w:r>
+      <w:r>
+        <w:rPr>
+          <w:rFonts w:ascii="Gentium" w:hAnsi="Gentium" w:cs="Gentium"/>
+          <w:color w:val="000000"/>
+        </w:rPr>
+        <w:t xml:space="preserve"> </w:t>
+      </w:r>
+      <w:r>
+        <w:rPr>
+          <w:rFonts w:ascii="Gentium" w:hAnsi="Gentium" w:cs="Gentium"/>
+          <w:b/>
+          <w:bCs/>
+          <w:color w:val="0070C0"/>
+          <w:vertAlign w:val="superscript"/>
+        </w:rPr>
+        <w:t>66</w:t>
+      </w:r>
+      <w:r>
+        <w:rPr>
+          <w:rFonts w:ascii="Gentium" w:hAnsi="Gentium" w:cs="Gentium"/>
+          <w:color w:val="0070C0"/>
+        </w:rPr>
+        <w:t> </w:t>
+      </w:r>
+      <w:r>
+        <w:rPr>
+          <w:rFonts w:ascii="Gentium" w:hAnsi="Gentium" w:cs="Gentium"/>
+          <w:color w:val="000000"/>
+        </w:rPr>
+        <w:t xml:space="preserve">Using </w:t>
       </w:r>
       <w:r>
         <w:rPr>
@@ -32630,7 +32696,286 @@
           <w:color w:val="000000"/>
         </w:rPr>
         <w:lastRenderedPageBreak/>
-        <w:t xml:space="preserve">us, </w:t>
+        <w:t>this reason as a basis, they disregard the ordinance of God, and God will judge them.</w:t>
+      </w:r>
+      <w:r>
+        <w:rPr>
+          <w:rFonts w:ascii="Gentium" w:hAnsi="Gentium" w:cs="Gentium"/>
+          <w:color w:val="000000"/>
+        </w:rPr>
+        <w:t xml:space="preserve"> </w:t>
+      </w:r>
+      <w:r>
+        <w:rPr>
+          <w:rFonts w:ascii="Gentium" w:hAnsi="Gentium" w:cs="Gentium"/>
+          <w:b/>
+          <w:bCs/>
+          <w:color w:val="0070C0"/>
+          <w:vertAlign w:val="superscript"/>
+        </w:rPr>
+        <w:t>67</w:t>
+      </w:r>
+      <w:r>
+        <w:rPr>
+          <w:rFonts w:ascii="Gentium" w:hAnsi="Gentium" w:cs="Gentium"/>
+          <w:color w:val="0070C0"/>
+        </w:rPr>
+        <w:t> </w:t>
+      </w:r>
+      <w:r>
+        <w:rPr>
+          <w:rFonts w:ascii="Gentium" w:hAnsi="Gentium" w:cs="Gentium"/>
+          <w:color w:val="000000"/>
+        </w:rPr>
+        <w:t>Kings and nobles are like any other individuals in the church; therefore, they should properly observe the church’s ordinances concerning their souls.</w:t>
+      </w:r>
+      <w:r>
+        <w:rPr>
+          <w:rFonts w:ascii="Gentium" w:hAnsi="Gentium" w:cs="Gentium"/>
+          <w:color w:val="000000"/>
+        </w:rPr>
+        <w:t xml:space="preserve"> </w:t>
+      </w:r>
+      <w:r>
+        <w:rPr>
+          <w:rFonts w:ascii="Gentium" w:hAnsi="Gentium" w:cs="Gentium"/>
+          <w:b/>
+          <w:bCs/>
+          <w:color w:val="0070C0"/>
+          <w:vertAlign w:val="superscript"/>
+        </w:rPr>
+        <w:t>68</w:t>
+      </w:r>
+      <w:r>
+        <w:rPr>
+          <w:rFonts w:ascii="Gentium" w:hAnsi="Gentium" w:cs="Gentium"/>
+          <w:color w:val="0070C0"/>
+        </w:rPr>
+        <w:t> </w:t>
+      </w:r>
+      <w:r>
+        <w:rPr>
+          <w:rFonts w:ascii="Gentium" w:hAnsi="Gentium" w:cs="Gentium"/>
+          <w:color w:val="000000"/>
+        </w:rPr>
+        <w:t>Nourishing the soul for eternity is better than nourishing the flesh. Those who think only of the flesh harm themselves, but those who choose to nourish for God will not miss out on the blessings of the soul and the body.</w:t>
+      </w:r>
+      <w:r>
+        <w:rPr>
+          <w:rFonts w:ascii="Gentium" w:hAnsi="Gentium" w:cs="Gentium"/>
+          <w:color w:val="000000"/>
+        </w:rPr>
+        <w:t xml:space="preserve"> </w:t>
+      </w:r>
+      <w:r>
+        <w:rPr>
+          <w:rFonts w:ascii="Gentium" w:hAnsi="Gentium" w:cs="Gentium"/>
+          <w:b/>
+          <w:bCs/>
+          <w:color w:val="0070C0"/>
+          <w:vertAlign w:val="superscript"/>
+        </w:rPr>
+        <w:t>69</w:t>
+      </w:r>
+      <w:r>
+        <w:rPr>
+          <w:rFonts w:ascii="Gentium" w:hAnsi="Gentium" w:cs="Gentium"/>
+          <w:color w:val="0070C0"/>
+        </w:rPr>
+        <w:t> </w:t>
+      </w:r>
+      <w:r>
+        <w:rPr>
+          <w:rFonts w:ascii="Gentium" w:hAnsi="Gentium" w:cs="Gentium"/>
+          <w:color w:val="000000"/>
+        </w:rPr>
+        <w:t>God Himself will guide them to walk in the right path. To ensure their transgressions are addressed, he will ensure they uphold the commandments.</w:t>
+      </w:r>
+      <w:r>
+        <w:rPr>
+          <w:rFonts w:ascii="Gentium" w:hAnsi="Gentium" w:cs="Gentium"/>
+          <w:color w:val="000000"/>
+        </w:rPr>
+        <w:t xml:space="preserve"> </w:t>
+      </w:r>
+      <w:r>
+        <w:rPr>
+          <w:rFonts w:ascii="Gentium" w:hAnsi="Gentium" w:cs="Gentium"/>
+          <w:b/>
+          <w:bCs/>
+          <w:color w:val="0070C0"/>
+          <w:vertAlign w:val="superscript"/>
+        </w:rPr>
+        <w:t>70</w:t>
+      </w:r>
+      <w:r>
+        <w:rPr>
+          <w:rFonts w:ascii="Gentium" w:hAnsi="Gentium" w:cs="Gentium"/>
+          <w:color w:val="0070C0"/>
+        </w:rPr>
+        <w:t> </w:t>
+      </w:r>
+      <w:r>
+        <w:rPr>
+          <w:rFonts w:ascii="Gentium" w:hAnsi="Gentium" w:cs="Gentium"/>
+          <w:color w:val="000000"/>
+        </w:rPr>
+        <w:t>If a member defies the church’s order and is found to be a transgressor by Christian leaders, and if he is unwilling to accept their disciplinary decision, instead choosing to go to secular judges and dishonour the church leaders, he would be excluded from the church and remain outside.</w:t>
+      </w:r>
+      <w:r>
+        <w:rPr>
+          <w:rFonts w:ascii="Gentium" w:hAnsi="Gentium" w:cs="Gentium"/>
+          <w:color w:val="000000"/>
+        </w:rPr>
+        <w:t xml:space="preserve"> </w:t>
+      </w:r>
+      <w:r>
+        <w:rPr>
+          <w:rFonts w:ascii="Gentium" w:hAnsi="Gentium" w:cs="Gentium"/>
+          <w:b/>
+          <w:bCs/>
+          <w:color w:val="0070C0"/>
+          <w:vertAlign w:val="superscript"/>
+        </w:rPr>
+        <w:t>71</w:t>
+      </w:r>
+      <w:r>
+        <w:rPr>
+          <w:rFonts w:ascii="Gentium" w:hAnsi="Gentium" w:cs="Gentium"/>
+          <w:color w:val="0070C0"/>
+        </w:rPr>
+        <w:t> </w:t>
+      </w:r>
+      <w:r>
+        <w:rPr>
+          <w:rFonts w:ascii="Gentium" w:hAnsi="Gentium" w:cs="Gentium"/>
+          <w:color w:val="000000"/>
+        </w:rPr>
+        <w:t>Such a wrongdoer should be removed from the church and shall not partake with the community of believers unless they complete their repentance. If not, they are not permitted to enter the church.</w:t>
+      </w:r>
+      <w:r>
+        <w:rPr>
+          <w:rFonts w:ascii="Gentium" w:hAnsi="Gentium" w:cs="Gentium"/>
+          <w:color w:val="000000"/>
+        </w:rPr>
+        <w:t xml:space="preserve"> </w:t>
+      </w:r>
+      <w:r>
+        <w:rPr>
+          <w:rFonts w:ascii="Gentium" w:hAnsi="Gentium" w:cs="Gentium"/>
+          <w:b/>
+          <w:bCs/>
+          <w:color w:val="0070C0"/>
+          <w:vertAlign w:val="superscript"/>
+        </w:rPr>
+        <w:t>72</w:t>
+      </w:r>
+      <w:r>
+        <w:rPr>
+          <w:rFonts w:ascii="Gentium" w:hAnsi="Gentium" w:cs="Gentium"/>
+          <w:color w:val="0070C0"/>
+        </w:rPr>
+        <w:t> </w:t>
+      </w:r>
+      <w:r>
+        <w:rPr>
+          <w:rFonts w:ascii="Gentium" w:hAnsi="Gentium" w:cs="Gentium"/>
+          <w:color w:val="000000"/>
+        </w:rPr>
+        <w:t>If a person who has been excommunicated from among the priests and the laity is found to have been accepted by another, he shall be separated from the Church along with the excommunicated person and shall be anathematised.</w:t>
+      </w:r>
+      <w:r>
+        <w:rPr>
+          <w:rFonts w:ascii="Gentium" w:hAnsi="Gentium" w:cs="Gentium"/>
+          <w:color w:val="000000"/>
+        </w:rPr>
+        <w:t xml:space="preserve"> </w:t>
+      </w:r>
+      <w:r>
+        <w:rPr>
+          <w:rFonts w:ascii="Gentium" w:hAnsi="Gentium" w:cs="Gentium"/>
+          <w:b/>
+          <w:bCs/>
+          <w:color w:val="0070C0"/>
+          <w:vertAlign w:val="superscript"/>
+        </w:rPr>
+        <w:t>73</w:t>
+      </w:r>
+      <w:r>
+        <w:rPr>
+          <w:rFonts w:ascii="Gentium" w:hAnsi="Gentium" w:cs="Gentium"/>
+          <w:color w:val="0070C0"/>
+        </w:rPr>
+        <w:t> </w:t>
+      </w:r>
+      <w:r>
+        <w:rPr>
+          <w:rFonts w:ascii="Gentium" w:hAnsi="Gentium" w:cs="Gentium"/>
+          <w:color w:val="000000"/>
+        </w:rPr>
+        <w:t>Priests should accept sinners who come for repentance. If they say, “We have repented,” they should not reject their plea for guidance. Instead, by considering the weight and multitude of their sins, they should impose appropriate spiritual discipline. If they were idol worshippers, their repentance should be honoured, for turning away from grave sins in the sight of God is a significant act of repentance.</w:t>
+      </w:r>
+      <w:r>
+        <w:rPr>
+          <w:rFonts w:ascii="Gentium" w:hAnsi="Gentium" w:cs="Gentium"/>
+          <w:color w:val="000000"/>
+        </w:rPr>
+        <w:t xml:space="preserve"> </w:t>
+      </w:r>
+      <w:r>
+        <w:rPr>
+          <w:rFonts w:ascii="Gentium" w:hAnsi="Gentium" w:cs="Gentium"/>
+          <w:b/>
+          <w:bCs/>
+          <w:color w:val="0070C0"/>
+          <w:vertAlign w:val="superscript"/>
+        </w:rPr>
+        <w:t>74</w:t>
+      </w:r>
+      <w:r>
+        <w:rPr>
+          <w:rFonts w:ascii="Gentium" w:hAnsi="Gentium" w:cs="Gentium"/>
+          <w:color w:val="0070C0"/>
+        </w:rPr>
+        <w:t> </w:t>
+      </w:r>
+      <w:r>
+        <w:rPr>
+          <w:rFonts w:ascii="Gentium" w:hAnsi="Gentium" w:cs="Gentium"/>
+          <w:color w:val="000000"/>
+        </w:rPr>
+        <w:t>Those who live in good conduct and dedicate their entire lives to righteous deeds, the monks and the Christian laity, observe the given days, and they, in repentance, will live with our Lord and Saviour Jesus Christ, rejoicing eternally.</w:t>
+      </w:r>
+      <w:r>
+        <w:rPr>
+          <w:rFonts w:ascii="Gentium" w:hAnsi="Gentium" w:cs="Gentium"/>
+          <w:color w:val="000000"/>
+        </w:rPr>
+        <w:t xml:space="preserve"> </w:t>
+      </w:r>
+      <w:r>
+        <w:rPr>
+          <w:rFonts w:ascii="Gentium" w:hAnsi="Gentium" w:cs="Gentium"/>
+          <w:b/>
+          <w:bCs/>
+          <w:color w:val="0070C0"/>
+          <w:vertAlign w:val="superscript"/>
+        </w:rPr>
+        <w:t>75</w:t>
+      </w:r>
+      <w:r>
+        <w:rPr>
+          <w:rFonts w:ascii="Gentium" w:hAnsi="Gentium" w:cs="Gentium"/>
+          <w:color w:val="0070C0"/>
+        </w:rPr>
+        <w:t> </w:t>
+      </w:r>
+      <w:r>
+        <w:rPr>
+          <w:rFonts w:ascii="Gentium" w:hAnsi="Gentium" w:cs="Gentium"/>
+          <w:color w:val="000000"/>
+        </w:rPr>
+        <w:t xml:space="preserve">When Christ was crucified, </w:t>
       </w:r>
       <w:r>
         <w:rPr>
@@ -32644,348 +32989,7 @@
           <w:rFonts w:ascii="Gentium" w:hAnsi="Gentium" w:cs="Gentium"/>
           <w:color w:val="000000"/>
         </w:rPr>
-        <w:t xml:space="preserve"> twelve apostles, to lead the people with truth and integrity. He has instructed us not to impose penalties or any other consequences on people for personal gain or any other reason outside the Church’s foundation and order. Therefore, we do not punish people in ways that deviate from the Church’s order.</w:t>
-      </w:r>
-      <w:r>
-        <w:rPr>
-          <w:rFonts w:ascii="Gentium" w:hAnsi="Gentium" w:cs="Gentium"/>
-          <w:color w:val="000000"/>
-        </w:rPr>
-        <w:t xml:space="preserve"> </w:t>
-      </w:r>
-      <w:r>
-        <w:rPr>
-          <w:rFonts w:ascii="Gentium" w:hAnsi="Gentium" w:cs="Gentium"/>
-          <w:b/>
-          <w:bCs/>
-          <w:color w:val="0070C0"/>
-          <w:vertAlign w:val="superscript"/>
-        </w:rPr>
-        <w:t>65</w:t>
-      </w:r>
-      <w:r>
-        <w:rPr>
-          <w:rFonts w:ascii="Gentium" w:hAnsi="Gentium" w:cs="Gentium"/>
-          <w:color w:val="0070C0"/>
-        </w:rPr>
-        <w:t> </w:t>
-      </w:r>
-      <w:r>
-        <w:rPr>
-          <w:rFonts w:ascii="Gentium" w:hAnsi="Gentium" w:cs="Gentium"/>
-          <w:color w:val="000000"/>
-        </w:rPr>
-        <w:t>There are those who leave the Church’s order for other reasons. They have issued another command to fulfil the wishes of earthly rulers, claiming that they cannot diligently follow the Church’s order. They present many different reasons for this.</w:t>
-      </w:r>
-      <w:r>
-        <w:rPr>
-          <w:rFonts w:ascii="Gentium" w:hAnsi="Gentium" w:cs="Gentium"/>
-          <w:color w:val="000000"/>
-        </w:rPr>
-        <w:t xml:space="preserve"> </w:t>
-      </w:r>
-      <w:r>
-        <w:rPr>
-          <w:rFonts w:ascii="Gentium" w:hAnsi="Gentium" w:cs="Gentium"/>
-          <w:b/>
-          <w:bCs/>
-          <w:color w:val="0070C0"/>
-          <w:vertAlign w:val="superscript"/>
-        </w:rPr>
-        <w:t>66</w:t>
-      </w:r>
-      <w:r>
-        <w:rPr>
-          <w:rFonts w:ascii="Gentium" w:hAnsi="Gentium" w:cs="Gentium"/>
-          <w:color w:val="0070C0"/>
-        </w:rPr>
-        <w:t> </w:t>
-      </w:r>
-      <w:r>
-        <w:rPr>
-          <w:rFonts w:ascii="Gentium" w:hAnsi="Gentium" w:cs="Gentium"/>
-          <w:color w:val="000000"/>
-        </w:rPr>
-        <w:t>Using this reason as a basis, they disregard the ordinance of God, and God will judge them.</w:t>
-      </w:r>
-      <w:r>
-        <w:rPr>
-          <w:rFonts w:ascii="Gentium" w:hAnsi="Gentium" w:cs="Gentium"/>
-          <w:color w:val="000000"/>
-        </w:rPr>
-        <w:t xml:space="preserve"> </w:t>
-      </w:r>
-      <w:r>
-        <w:rPr>
-          <w:rFonts w:ascii="Gentium" w:hAnsi="Gentium" w:cs="Gentium"/>
-          <w:b/>
-          <w:bCs/>
-          <w:color w:val="0070C0"/>
-          <w:vertAlign w:val="superscript"/>
-        </w:rPr>
-        <w:t>67</w:t>
-      </w:r>
-      <w:r>
-        <w:rPr>
-          <w:rFonts w:ascii="Gentium" w:hAnsi="Gentium" w:cs="Gentium"/>
-          <w:color w:val="0070C0"/>
-        </w:rPr>
-        <w:t> </w:t>
-      </w:r>
-      <w:r>
-        <w:rPr>
-          <w:rFonts w:ascii="Gentium" w:hAnsi="Gentium" w:cs="Gentium"/>
-          <w:color w:val="000000"/>
-        </w:rPr>
-        <w:t>Kings and nobles are like any other individuals in the church; therefore, they should properly observe the church’s ordinances concerning their souls.</w:t>
-      </w:r>
-      <w:r>
-        <w:rPr>
-          <w:rFonts w:ascii="Gentium" w:hAnsi="Gentium" w:cs="Gentium"/>
-          <w:color w:val="000000"/>
-        </w:rPr>
-        <w:t xml:space="preserve"> </w:t>
-      </w:r>
-      <w:r>
-        <w:rPr>
-          <w:rFonts w:ascii="Gentium" w:hAnsi="Gentium" w:cs="Gentium"/>
-          <w:b/>
-          <w:bCs/>
-          <w:color w:val="0070C0"/>
-          <w:vertAlign w:val="superscript"/>
-        </w:rPr>
-        <w:t>68</w:t>
-      </w:r>
-      <w:r>
-        <w:rPr>
-          <w:rFonts w:ascii="Gentium" w:hAnsi="Gentium" w:cs="Gentium"/>
-          <w:color w:val="0070C0"/>
-        </w:rPr>
-        <w:t> </w:t>
-      </w:r>
-      <w:r>
-        <w:rPr>
-          <w:rFonts w:ascii="Gentium" w:hAnsi="Gentium" w:cs="Gentium"/>
-          <w:color w:val="000000"/>
-        </w:rPr>
-        <w:t>Nourishing the soul for eternity is better than nourishing the flesh. Those who think only of the flesh harm themselves, but those who choose to nourish for God will not miss out on the blessings of the soul and the body.</w:t>
-      </w:r>
-      <w:r>
-        <w:rPr>
-          <w:rFonts w:ascii="Gentium" w:hAnsi="Gentium" w:cs="Gentium"/>
-          <w:color w:val="000000"/>
-        </w:rPr>
-        <w:t xml:space="preserve"> </w:t>
-      </w:r>
-      <w:r>
-        <w:rPr>
-          <w:rFonts w:ascii="Gentium" w:hAnsi="Gentium" w:cs="Gentium"/>
-          <w:b/>
-          <w:bCs/>
-          <w:color w:val="0070C0"/>
-          <w:vertAlign w:val="superscript"/>
-        </w:rPr>
-        <w:t>69</w:t>
-      </w:r>
-      <w:r>
-        <w:rPr>
-          <w:rFonts w:ascii="Gentium" w:hAnsi="Gentium" w:cs="Gentium"/>
-          <w:color w:val="0070C0"/>
-        </w:rPr>
-        <w:t> </w:t>
-      </w:r>
-      <w:r>
-        <w:rPr>
-          <w:rFonts w:ascii="Gentium" w:hAnsi="Gentium" w:cs="Gentium"/>
-          <w:color w:val="000000"/>
-        </w:rPr>
-        <w:t>God Himself will guide them to walk in the right path. To ensure their transgressions are addressed, he will ensure they uphold the commandments.</w:t>
-      </w:r>
-      <w:r>
-        <w:rPr>
-          <w:rFonts w:ascii="Gentium" w:hAnsi="Gentium" w:cs="Gentium"/>
-          <w:color w:val="000000"/>
-        </w:rPr>
-        <w:t xml:space="preserve"> </w:t>
-      </w:r>
-      <w:r>
-        <w:rPr>
-          <w:rFonts w:ascii="Gentium" w:hAnsi="Gentium" w:cs="Gentium"/>
-          <w:b/>
-          <w:bCs/>
-          <w:color w:val="0070C0"/>
-          <w:vertAlign w:val="superscript"/>
-        </w:rPr>
-        <w:t>70</w:t>
-      </w:r>
-      <w:r>
-        <w:rPr>
-          <w:rFonts w:ascii="Gentium" w:hAnsi="Gentium" w:cs="Gentium"/>
-          <w:color w:val="0070C0"/>
-        </w:rPr>
-        <w:t> </w:t>
-      </w:r>
-      <w:r>
-        <w:rPr>
-          <w:rFonts w:ascii="Gentium" w:hAnsi="Gentium" w:cs="Gentium"/>
-          <w:color w:val="000000"/>
-        </w:rPr>
-        <w:t>If a member defies the church’s order and is found to be a transgressor by Christian leaders, and if he is unwilling to accept their disciplinary decision, instead choosing to go to secular judges and dishonour the church leaders, he would be excluded from the church and remain outside.</w:t>
-      </w:r>
-      <w:r>
-        <w:rPr>
-          <w:rFonts w:ascii="Gentium" w:hAnsi="Gentium" w:cs="Gentium"/>
-          <w:color w:val="000000"/>
-        </w:rPr>
-        <w:t xml:space="preserve"> </w:t>
-      </w:r>
-      <w:r>
-        <w:rPr>
-          <w:rFonts w:ascii="Gentium" w:hAnsi="Gentium" w:cs="Gentium"/>
-          <w:b/>
-          <w:bCs/>
-          <w:color w:val="0070C0"/>
-          <w:vertAlign w:val="superscript"/>
-        </w:rPr>
-        <w:t>71</w:t>
-      </w:r>
-      <w:r>
-        <w:rPr>
-          <w:rFonts w:ascii="Gentium" w:hAnsi="Gentium" w:cs="Gentium"/>
-          <w:color w:val="0070C0"/>
-        </w:rPr>
-        <w:t> </w:t>
-      </w:r>
-      <w:r>
-        <w:rPr>
-          <w:rFonts w:ascii="Gentium" w:hAnsi="Gentium" w:cs="Gentium"/>
-          <w:color w:val="000000"/>
-        </w:rPr>
-        <w:t>Such a wrongdoer should be removed from the church and shall not partake with the community of believers unless they complete their repentance. If not, they are not permitted to enter the church.</w:t>
-      </w:r>
-      <w:r>
-        <w:rPr>
-          <w:rFonts w:ascii="Gentium" w:hAnsi="Gentium" w:cs="Gentium"/>
-          <w:color w:val="000000"/>
-        </w:rPr>
-        <w:t xml:space="preserve"> </w:t>
-      </w:r>
-      <w:r>
-        <w:rPr>
-          <w:rFonts w:ascii="Gentium" w:hAnsi="Gentium" w:cs="Gentium"/>
-          <w:b/>
-          <w:bCs/>
-          <w:color w:val="0070C0"/>
-          <w:vertAlign w:val="superscript"/>
-        </w:rPr>
-        <w:t>72</w:t>
-      </w:r>
-      <w:r>
-        <w:rPr>
-          <w:rFonts w:ascii="Gentium" w:hAnsi="Gentium" w:cs="Gentium"/>
-          <w:color w:val="0070C0"/>
-        </w:rPr>
-        <w:t> </w:t>
-      </w:r>
-      <w:r>
-        <w:rPr>
-          <w:rFonts w:ascii="Gentium" w:hAnsi="Gentium" w:cs="Gentium"/>
-          <w:color w:val="000000"/>
-        </w:rPr>
-        <w:t>If a person who has been excommunicated from among the priests and the laity is found to have been accepted by another, he shall be separated from the Church along with the excommunicated person and shall be anathematised.</w:t>
-      </w:r>
-      <w:r>
-        <w:rPr>
-          <w:rFonts w:ascii="Gentium" w:hAnsi="Gentium" w:cs="Gentium"/>
-          <w:color w:val="000000"/>
-        </w:rPr>
-        <w:t xml:space="preserve"> </w:t>
-      </w:r>
-      <w:r>
-        <w:rPr>
-          <w:rFonts w:ascii="Gentium" w:hAnsi="Gentium" w:cs="Gentium"/>
-          <w:b/>
-          <w:bCs/>
-          <w:color w:val="0070C0"/>
-          <w:vertAlign w:val="superscript"/>
-        </w:rPr>
-        <w:t>73</w:t>
-      </w:r>
-      <w:r>
-        <w:rPr>
-          <w:rFonts w:ascii="Gentium" w:hAnsi="Gentium" w:cs="Gentium"/>
-          <w:color w:val="0070C0"/>
-        </w:rPr>
-        <w:t> </w:t>
-      </w:r>
-      <w:r>
-        <w:rPr>
-          <w:rFonts w:ascii="Gentium" w:hAnsi="Gentium" w:cs="Gentium"/>
-          <w:color w:val="000000"/>
-        </w:rPr>
-        <w:t>Priests should accept sinners who come for repentance. If they say, “We have repented,” they should not reject their plea for guidance. Instead, by considering the weight and multitude of their sins, they should impose appropriate spiritual discipline. If they were idol worshippers, their repentance should be honoured, for turning away from grave sins in the sight of God is a significant act of repentance.</w:t>
-      </w:r>
-      <w:r>
-        <w:rPr>
-          <w:rFonts w:ascii="Gentium" w:hAnsi="Gentium" w:cs="Gentium"/>
-          <w:color w:val="000000"/>
-        </w:rPr>
-        <w:t xml:space="preserve"> </w:t>
-      </w:r>
-      <w:r>
-        <w:rPr>
-          <w:rFonts w:ascii="Gentium" w:hAnsi="Gentium" w:cs="Gentium"/>
-          <w:b/>
-          <w:bCs/>
-          <w:color w:val="0070C0"/>
-          <w:vertAlign w:val="superscript"/>
-        </w:rPr>
-        <w:t>74</w:t>
-      </w:r>
-      <w:r>
-        <w:rPr>
-          <w:rFonts w:ascii="Gentium" w:hAnsi="Gentium" w:cs="Gentium"/>
-          <w:color w:val="0070C0"/>
-        </w:rPr>
-        <w:t> </w:t>
-      </w:r>
-      <w:r>
-        <w:rPr>
-          <w:rFonts w:ascii="Gentium" w:hAnsi="Gentium" w:cs="Gentium"/>
-          <w:color w:val="000000"/>
-        </w:rPr>
-        <w:t>Those who live in good conduct and dedicate their entire lives to righteous deeds, the monks and the Christian laity, observe the given days, and they, in repentance, will live with our Lord and Saviour Jesus Christ, rejoicing eternally.</w:t>
-      </w:r>
-      <w:r>
-        <w:rPr>
-          <w:rFonts w:ascii="Gentium" w:hAnsi="Gentium" w:cs="Gentium"/>
-          <w:color w:val="000000"/>
-        </w:rPr>
-        <w:t xml:space="preserve"> </w:t>
-      </w:r>
-      <w:r>
-        <w:rPr>
-          <w:rFonts w:ascii="Gentium" w:hAnsi="Gentium" w:cs="Gentium"/>
-          <w:b/>
-          <w:bCs/>
-          <w:color w:val="0070C0"/>
-          <w:vertAlign w:val="superscript"/>
-        </w:rPr>
-        <w:t>75</w:t>
-      </w:r>
-      <w:r>
-        <w:rPr>
-          <w:rFonts w:ascii="Gentium" w:hAnsi="Gentium" w:cs="Gentium"/>
-          <w:color w:val="0070C0"/>
-        </w:rPr>
-        <w:t> </w:t>
-      </w:r>
-      <w:r>
-        <w:rPr>
-          <w:rFonts w:ascii="Gentium" w:hAnsi="Gentium" w:cs="Gentium"/>
-          <w:color w:val="000000"/>
-        </w:rPr>
-        <w:t xml:space="preserve">When Christ was crucified, </w:t>
+        <w:t xml:space="preserve"> side was pierced with a spear, and from </w:t>
       </w:r>
       <w:r>
         <w:rPr>
@@ -32999,7 +33003,7 @@
           <w:rFonts w:ascii="Gentium" w:hAnsi="Gentium" w:cs="Gentium"/>
           <w:color w:val="000000"/>
         </w:rPr>
-        <w:t xml:space="preserve"> side was pierced with a spear, and from </w:t>
+        <w:t xml:space="preserve"> side, blood and water flowed. With this water, Christians are baptised; and with </w:t>
       </w:r>
       <w:r>
         <w:rPr>
@@ -33013,20 +33017,6 @@
           <w:rFonts w:ascii="Gentium" w:hAnsi="Gentium" w:cs="Gentium"/>
           <w:color w:val="000000"/>
         </w:rPr>
-        <w:t xml:space="preserve"> side, blood and water flowed. With this water, Christians are baptised; and with </w:t>
-      </w:r>
-      <w:r>
-        <w:rPr>
-          <w:rFonts w:ascii="Gentium" w:hAnsi="Gentium" w:cs="Gentium"/>
-          <w:color w:val="000000"/>
-        </w:rPr>
-        <w:t>his</w:t>
-      </w:r>
-      <w:r>
-        <w:rPr>
-          <w:rFonts w:ascii="Gentium" w:hAnsi="Gentium" w:cs="Gentium"/>
-          <w:color w:val="000000"/>
-        </w:rPr>
         <w:t xml:space="preserve"> blood, the Church is consecrated to be a remission of sins, freeing us, so that she may become our mother in heaven.</w:t>
       </w:r>
       <w:r>
@@ -33213,7 +33203,69 @@
           <w:rFonts w:ascii="Gentium" w:hAnsi="Gentium" w:cs="Gentium"/>
           <w:color w:val="000000"/>
         </w:rPr>
-        <w:t xml:space="preserve">It is not only those who are advanced in age who can be considered wise; there are those who, even without reaching old age, possess a good spirit. Merely advancing in age or living for many years does not in itself lead to greatness. People should be </w:t>
+        <w:t>It is not only those who are advanced in age who can be considered wise; there are those who, even without reaching old age, possess a good spirit. Merely advancing in age or living for many years does not in itself lead to greatness. People should be guided to lead the public by examining their inner lives.</w:t>
+      </w:r>
+      <w:r>
+        <w:rPr>
+          <w:rFonts w:ascii="Gentium" w:hAnsi="Gentium" w:cs="Gentium"/>
+          <w:color w:val="000000"/>
+        </w:rPr>
+        <w:t xml:space="preserve"> </w:t>
+      </w:r>
+      <w:r>
+        <w:rPr>
+          <w:rFonts w:ascii="Gentium" w:hAnsi="Gentium" w:cs="Gentium"/>
+          <w:b/>
+          <w:bCs/>
+          <w:color w:val="0070C0"/>
+          <w:vertAlign w:val="superscript"/>
+        </w:rPr>
+        <w:t>82</w:t>
+      </w:r>
+      <w:r>
+        <w:rPr>
+          <w:rFonts w:ascii="Gentium" w:hAnsi="Gentium" w:cs="Gentium"/>
+          <w:color w:val="0070C0"/>
+        </w:rPr>
+        <w:t> </w:t>
+      </w:r>
+      <w:r>
+        <w:rPr>
+          <w:rFonts w:ascii="Gentium" w:hAnsi="Gentium" w:cs="Gentium"/>
+          <w:color w:val="000000"/>
+        </w:rPr>
+        <w:t>Those who are filled with deceit should not resemble the place of sin once they come to God. Let the priests of old guard them, and you, too, present them with a good example for those who come to be saved from sin. Ensure they are nurtured with good spiritual teaching, for good spiritual education will guide them clearly to God. Those nurtured with this teaching will thrive. Believers shall rejoice with the saints and the righteous.</w:t>
+      </w:r>
+      <w:r>
+        <w:rPr>
+          <w:rFonts w:ascii="Gentium" w:hAnsi="Gentium" w:cs="Gentium"/>
+          <w:color w:val="000000"/>
+        </w:rPr>
+        <w:t xml:space="preserve"> </w:t>
+      </w:r>
+      <w:r>
+        <w:rPr>
+          <w:rFonts w:ascii="Gentium" w:hAnsi="Gentium" w:cs="Gentium"/>
+          <w:b/>
+          <w:bCs/>
+          <w:color w:val="0070C0"/>
+          <w:vertAlign w:val="superscript"/>
+        </w:rPr>
+        <w:t>83</w:t>
+      </w:r>
+      <w:r>
+        <w:rPr>
+          <w:rFonts w:ascii="Gentium" w:hAnsi="Gentium" w:cs="Gentium"/>
+          <w:color w:val="0070C0"/>
+        </w:rPr>
+        <w:t> </w:t>
+      </w:r>
+      <w:r>
+        <w:rPr>
+          <w:rFonts w:ascii="Gentium" w:hAnsi="Gentium" w:cs="Gentium"/>
+          <w:color w:val="000000"/>
+        </w:rPr>
+        <w:t xml:space="preserve">Do not walk in the path of the ungodly and sinners; they do not love repentance. While they are on this earth, they say, “Tomorrow we shall die, so let us eat and drink while we are alive.” They do not believe in the </w:t>
       </w:r>
       <w:r>
         <w:rPr>
@@ -33221,69 +33273,7 @@
           <w:color w:val="000000"/>
         </w:rPr>
         <w:lastRenderedPageBreak/>
-        <w:t>guided to lead the public by examining their inner lives.</w:t>
-      </w:r>
-      <w:r>
-        <w:rPr>
-          <w:rFonts w:ascii="Gentium" w:hAnsi="Gentium" w:cs="Gentium"/>
-          <w:color w:val="000000"/>
-        </w:rPr>
-        <w:t xml:space="preserve"> </w:t>
-      </w:r>
-      <w:r>
-        <w:rPr>
-          <w:rFonts w:ascii="Gentium" w:hAnsi="Gentium" w:cs="Gentium"/>
-          <w:b/>
-          <w:bCs/>
-          <w:color w:val="0070C0"/>
-          <w:vertAlign w:val="superscript"/>
-        </w:rPr>
-        <w:t>82</w:t>
-      </w:r>
-      <w:r>
-        <w:rPr>
-          <w:rFonts w:ascii="Gentium" w:hAnsi="Gentium" w:cs="Gentium"/>
-          <w:color w:val="0070C0"/>
-        </w:rPr>
-        <w:t> </w:t>
-      </w:r>
-      <w:r>
-        <w:rPr>
-          <w:rFonts w:ascii="Gentium" w:hAnsi="Gentium" w:cs="Gentium"/>
-          <w:color w:val="000000"/>
-        </w:rPr>
-        <w:t>Those who are filled with deceit should not resemble the place of sin once they come to God. Let the priests of old guard them, and you, too, present them with a good example for those who come to be saved from sin. Ensure they are nurtured with good spiritual teaching, for good spiritual education will guide them clearly to God. Those nurtured with this teaching will thrive. Believers shall rejoice with the saints and the righteous.</w:t>
-      </w:r>
-      <w:r>
-        <w:rPr>
-          <w:rFonts w:ascii="Gentium" w:hAnsi="Gentium" w:cs="Gentium"/>
-          <w:color w:val="000000"/>
-        </w:rPr>
-        <w:t xml:space="preserve"> </w:t>
-      </w:r>
-      <w:r>
-        <w:rPr>
-          <w:rFonts w:ascii="Gentium" w:hAnsi="Gentium" w:cs="Gentium"/>
-          <w:b/>
-          <w:bCs/>
-          <w:color w:val="0070C0"/>
-          <w:vertAlign w:val="superscript"/>
-        </w:rPr>
-        <w:t>83</w:t>
-      </w:r>
-      <w:r>
-        <w:rPr>
-          <w:rFonts w:ascii="Gentium" w:hAnsi="Gentium" w:cs="Gentium"/>
-          <w:color w:val="0070C0"/>
-        </w:rPr>
-        <w:t> </w:t>
-      </w:r>
-      <w:r>
-        <w:rPr>
-          <w:rFonts w:ascii="Gentium" w:hAnsi="Gentium" w:cs="Gentium"/>
-          <w:color w:val="000000"/>
-        </w:rPr>
-        <w:t>Do not walk in the path of the ungodly and sinners; they do not love repentance. While they are on this earth, they say, “Tomorrow we shall die, so let us eat and drink while we are alive.” They do not believe in the resurrection of the dead. They say that all a dead person awaits is to become dust in the grave. Over time, the human body in the grave will become mere dust. Even if a body counted in thousands is buried in a single grave, it will not fill a handful of dust.</w:t>
+        <w:t>resurrection of the dead. They say that all a dead person awaits is to become dust in the grave. Over time, the human body in the grave will become mere dust. Even if a body counted in thousands is buried in a single grave, it will not fill a handful of dust.</w:t>
       </w:r>
       <w:r>
         <w:rPr>
@@ -33791,7 +33781,111 @@
           <w:rFonts w:ascii="Gentium" w:hAnsi="Gentium" w:cs="Gentium"/>
           <w:color w:val="000000"/>
         </w:rPr>
-        <w:t xml:space="preserve">From the </w:t>
+        <w:t xml:space="preserve">From the Virgin Mary, who is called the Mother of God, </w:t>
+      </w:r>
+      <w:r>
+        <w:rPr>
+          <w:rFonts w:ascii="Gentium" w:hAnsi="Gentium" w:cs="Gentium"/>
+          <w:color w:val="000000"/>
+        </w:rPr>
+        <w:t>he</w:t>
+      </w:r>
+      <w:r>
+        <w:rPr>
+          <w:rFonts w:ascii="Gentium" w:hAnsi="Gentium" w:cs="Gentium"/>
+          <w:color w:val="000000"/>
+        </w:rPr>
+        <w:t xml:space="preserve"> took flesh as </w:t>
+      </w:r>
+      <w:r>
+        <w:rPr>
+          <w:rFonts w:ascii="Gentium" w:hAnsi="Gentium" w:cs="Gentium"/>
+          <w:color w:val="000000"/>
+        </w:rPr>
+        <w:t>his</w:t>
+      </w:r>
+      <w:r>
+        <w:rPr>
+          <w:rFonts w:ascii="Gentium" w:hAnsi="Gentium" w:cs="Gentium"/>
+          <w:color w:val="000000"/>
+        </w:rPr>
+        <w:t xml:space="preserve"> garment. In the land of Judah, Bethlehem was born. The birth of the name spread throughout the land of Judah and Ephrathah. He fled to Egypt and reached Mount Qussqam. He was heard, and fleeing from Herod, he settled in Alexandria. Including Maadi and Qussqam, he liberated his country by the sea.</w:t>
+      </w:r>
+      <w:r>
+        <w:rPr>
+          <w:rFonts w:ascii="Gentium" w:hAnsi="Gentium" w:cs="Gentium"/>
+          <w:color w:val="000000"/>
+        </w:rPr>
+        <w:t xml:space="preserve"> </w:t>
+      </w:r>
+      <w:r>
+        <w:rPr>
+          <w:rFonts w:ascii="Gentium" w:hAnsi="Gentium" w:cs="Gentium"/>
+          <w:b/>
+          <w:bCs/>
+          <w:color w:val="0070C0"/>
+          <w:vertAlign w:val="superscript"/>
+        </w:rPr>
+        <w:t>4</w:t>
+      </w:r>
+      <w:r>
+        <w:rPr>
+          <w:rFonts w:ascii="Gentium" w:hAnsi="Gentium" w:cs="Gentium"/>
+          <w:color w:val="0070C0"/>
+        </w:rPr>
+        <w:t> </w:t>
+      </w:r>
+      <w:r>
+        <w:rPr>
+          <w:rFonts w:ascii="Gentium" w:hAnsi="Gentium" w:cs="Gentium"/>
+          <w:color w:val="000000"/>
+        </w:rPr>
+        <w:t>As it is written by the prophet, “Out of Egypt I called my son,” he returned from Egypt to Nazareth and reached Galilee. He made the countries from Jericho to the sea fertile with his good deeds.</w:t>
+      </w:r>
+      <w:r>
+        <w:rPr>
+          <w:rFonts w:ascii="Gentium" w:hAnsi="Gentium" w:cs="Gentium"/>
+          <w:color w:val="000000"/>
+        </w:rPr>
+        <w:t xml:space="preserve"> </w:t>
+      </w:r>
+      <w:r>
+        <w:rPr>
+          <w:rFonts w:ascii="Gentium" w:hAnsi="Gentium" w:cs="Gentium"/>
+          <w:b/>
+          <w:bCs/>
+          <w:color w:val="0070C0"/>
+          <w:vertAlign w:val="superscript"/>
+        </w:rPr>
+        <w:t>5</w:t>
+      </w:r>
+      <w:r>
+        <w:rPr>
+          <w:rFonts w:ascii="Gentium" w:hAnsi="Gentium" w:cs="Gentium"/>
+          <w:color w:val="0070C0"/>
+        </w:rPr>
+        <w:t> </w:t>
+      </w:r>
+      <w:r>
+        <w:rPr>
+          <w:rFonts w:ascii="Gentium" w:hAnsi="Gentium" w:cs="Gentium"/>
+          <w:color w:val="000000"/>
+        </w:rPr>
+        <w:t xml:space="preserve">Prophet Zechariah, speaking of this prophecy, says that at that time, living waters will flow out from Jerusalem, half of them toward the eastern sea and half toward the western sea. In that day, the Lord will be one, and </w:t>
+      </w:r>
+      <w:r>
+        <w:rPr>
+          <w:rFonts w:ascii="Gentium" w:hAnsi="Gentium" w:cs="Gentium"/>
+          <w:color w:val="000000"/>
+        </w:rPr>
+        <w:t>his</w:t>
+      </w:r>
+      <w:r>
+        <w:rPr>
+          <w:rFonts w:ascii="Gentium" w:hAnsi="Gentium" w:cs="Gentium"/>
+          <w:color w:val="000000"/>
+        </w:rPr>
+        <w:t xml:space="preserve"> name will be one. Everyone who calls upon the name of the Lord </w:t>
       </w:r>
       <w:r>
         <w:rPr>
@@ -33799,111 +33893,7 @@
           <w:color w:val="000000"/>
         </w:rPr>
         <w:lastRenderedPageBreak/>
-        <w:t xml:space="preserve">Virgin Mary, who is called the Mother of God, </w:t>
-      </w:r>
-      <w:r>
-        <w:rPr>
-          <w:rFonts w:ascii="Gentium" w:hAnsi="Gentium" w:cs="Gentium"/>
-          <w:color w:val="000000"/>
-        </w:rPr>
-        <w:t>he</w:t>
-      </w:r>
-      <w:r>
-        <w:rPr>
-          <w:rFonts w:ascii="Gentium" w:hAnsi="Gentium" w:cs="Gentium"/>
-          <w:color w:val="000000"/>
-        </w:rPr>
-        <w:t xml:space="preserve"> took flesh as </w:t>
-      </w:r>
-      <w:r>
-        <w:rPr>
-          <w:rFonts w:ascii="Gentium" w:hAnsi="Gentium" w:cs="Gentium"/>
-          <w:color w:val="000000"/>
-        </w:rPr>
-        <w:t>his</w:t>
-      </w:r>
-      <w:r>
-        <w:rPr>
-          <w:rFonts w:ascii="Gentium" w:hAnsi="Gentium" w:cs="Gentium"/>
-          <w:color w:val="000000"/>
-        </w:rPr>
-        <w:t xml:space="preserve"> garment. In the land of Judah, Bethlehem was born. The birth of the name spread throughout the land of Judah and Ephrathah. He fled to Egypt and reached Mount Qussqam. He was heard, and fleeing from Herod, he settled in Alexandria. Including Maadi and Qussqam, he liberated his country by the sea.</w:t>
-      </w:r>
-      <w:r>
-        <w:rPr>
-          <w:rFonts w:ascii="Gentium" w:hAnsi="Gentium" w:cs="Gentium"/>
-          <w:color w:val="000000"/>
-        </w:rPr>
-        <w:t xml:space="preserve"> </w:t>
-      </w:r>
-      <w:r>
-        <w:rPr>
-          <w:rFonts w:ascii="Gentium" w:hAnsi="Gentium" w:cs="Gentium"/>
-          <w:b/>
-          <w:bCs/>
-          <w:color w:val="0070C0"/>
-          <w:vertAlign w:val="superscript"/>
-        </w:rPr>
-        <w:t>4</w:t>
-      </w:r>
-      <w:r>
-        <w:rPr>
-          <w:rFonts w:ascii="Gentium" w:hAnsi="Gentium" w:cs="Gentium"/>
-          <w:color w:val="0070C0"/>
-        </w:rPr>
-        <w:t> </w:t>
-      </w:r>
-      <w:r>
-        <w:rPr>
-          <w:rFonts w:ascii="Gentium" w:hAnsi="Gentium" w:cs="Gentium"/>
-          <w:color w:val="000000"/>
-        </w:rPr>
-        <w:t>As it is written by the prophet, “Out of Egypt I called my son,” he returned from Egypt to Nazareth and reached Galilee. He made the countries from Jericho to the sea fertile with his good deeds.</w:t>
-      </w:r>
-      <w:r>
-        <w:rPr>
-          <w:rFonts w:ascii="Gentium" w:hAnsi="Gentium" w:cs="Gentium"/>
-          <w:color w:val="000000"/>
-        </w:rPr>
-        <w:t xml:space="preserve"> </w:t>
-      </w:r>
-      <w:r>
-        <w:rPr>
-          <w:rFonts w:ascii="Gentium" w:hAnsi="Gentium" w:cs="Gentium"/>
-          <w:b/>
-          <w:bCs/>
-          <w:color w:val="0070C0"/>
-          <w:vertAlign w:val="superscript"/>
-        </w:rPr>
-        <w:t>5</w:t>
-      </w:r>
-      <w:r>
-        <w:rPr>
-          <w:rFonts w:ascii="Gentium" w:hAnsi="Gentium" w:cs="Gentium"/>
-          <w:color w:val="0070C0"/>
-        </w:rPr>
-        <w:t> </w:t>
-      </w:r>
-      <w:r>
-        <w:rPr>
-          <w:rFonts w:ascii="Gentium" w:hAnsi="Gentium" w:cs="Gentium"/>
-          <w:color w:val="000000"/>
-        </w:rPr>
-        <w:t xml:space="preserve">Prophet Zechariah, speaking of this prophecy, says that at that time, living waters will flow out from Jerusalem, half of them toward the eastern sea and half toward the western sea. In that day, the Lord will be one, and </w:t>
-      </w:r>
-      <w:r>
-        <w:rPr>
-          <w:rFonts w:ascii="Gentium" w:hAnsi="Gentium" w:cs="Gentium"/>
-          <w:color w:val="000000"/>
-        </w:rPr>
-        <w:t>his</w:t>
-      </w:r>
-      <w:r>
-        <w:rPr>
-          <w:rFonts w:ascii="Gentium" w:hAnsi="Gentium" w:cs="Gentium"/>
-          <w:color w:val="000000"/>
-        </w:rPr>
-        <w:t xml:space="preserve"> name will be one. Everyone who calls upon the name of the Lord with a pure heart will be saved.</w:t>
+        <w:t>with a pure heart will be saved.</w:t>
       </w:r>
       <w:r>
         <w:rPr>
@@ -34311,7 +34301,159 @@
           <w:rFonts w:ascii="Gentium" w:hAnsi="Gentium" w:cs="Gentium"/>
           <w:color w:val="000000"/>
         </w:rPr>
-        <w:t xml:space="preserve">This false king’s leadership is corrupt and has been polluted by deceitfulness. At this time, due to the increase of human sin, nature will rebel. God will withhold rain, causing the winter to dry up. The earth will remain without dew and without fruitfulness. </w:t>
+        <w:t>This false king’s leadership is corrupt and has been polluted by deceitfulness. At this time, due to the increase of human sin, nature will rebel. God will withhold rain, causing the winter to dry up. The earth will remain without dew and without fruitfulness. As a result of the lack of rain, the land will become barren, and clouds will obscure the sky.</w:t>
+      </w:r>
+      <w:r>
+        <w:rPr>
+          <w:rFonts w:ascii="Gentium" w:hAnsi="Gentium" w:cs="Gentium"/>
+          <w:color w:val="000000"/>
+        </w:rPr>
+        <w:t xml:space="preserve"> </w:t>
+      </w:r>
+      <w:r>
+        <w:rPr>
+          <w:rFonts w:ascii="Gentium" w:hAnsi="Gentium" w:cs="Gentium"/>
+          <w:b/>
+          <w:bCs/>
+          <w:color w:val="0070C0"/>
+          <w:vertAlign w:val="superscript"/>
+        </w:rPr>
+        <w:t>17</w:t>
+      </w:r>
+      <w:r>
+        <w:rPr>
+          <w:rFonts w:ascii="Gentium" w:hAnsi="Gentium" w:cs="Gentium"/>
+          <w:color w:val="0070C0"/>
+        </w:rPr>
+        <w:t> </w:t>
+      </w:r>
+      <w:r>
+        <w:rPr>
+          <w:rFonts w:ascii="Gentium" w:hAnsi="Gentium" w:cs="Gentium"/>
+          <w:color w:val="000000"/>
+        </w:rPr>
+        <w:t>The sources of water will not transmit water. The sea will dry up. However, these evil days will pass. If they did not cease, every creature with a soul would have been destroyed. However, some saints, because God chose them and because they fulfilled their lives according to God’s will and did not defile their sanctity, these saints will survive these times.</w:t>
+      </w:r>
+      <w:r>
+        <w:rPr>
+          <w:rFonts w:ascii="Gentium" w:hAnsi="Gentium" w:cs="Gentium"/>
+          <w:color w:val="000000"/>
+        </w:rPr>
+        <w:t xml:space="preserve"> </w:t>
+      </w:r>
+      <w:r>
+        <w:rPr>
+          <w:rFonts w:ascii="Gentium" w:hAnsi="Gentium" w:cs="Gentium"/>
+          <w:b/>
+          <w:bCs/>
+          <w:color w:val="0070C0"/>
+          <w:vertAlign w:val="superscript"/>
+        </w:rPr>
+        <w:t>18</w:t>
+      </w:r>
+      <w:r>
+        <w:rPr>
+          <w:rFonts w:ascii="Gentium" w:hAnsi="Gentium" w:cs="Gentium"/>
+          <w:color w:val="0070C0"/>
+        </w:rPr>
+        <w:t> </w:t>
+      </w:r>
+      <w:r>
+        <w:rPr>
+          <w:rFonts w:ascii="Gentium" w:hAnsi="Gentium" w:cs="Gentium"/>
+          <w:color w:val="000000"/>
+        </w:rPr>
+        <w:t>This decree orders the people to bow down, as the great king previously commanded, by setting up his image in Jerusalem, the city of the great king. Furthermore, sacrifices were made, and the people were instructed to worship in accordance with all that was carried out.</w:t>
+      </w:r>
+      <w:r>
+        <w:rPr>
+          <w:rFonts w:ascii="Gentium" w:hAnsi="Gentium" w:cs="Gentium"/>
+          <w:color w:val="000000"/>
+        </w:rPr>
+        <w:t xml:space="preserve"> </w:t>
+      </w:r>
+      <w:r>
+        <w:rPr>
+          <w:rFonts w:ascii="Gentium" w:hAnsi="Gentium" w:cs="Gentium"/>
+          <w:b/>
+          <w:bCs/>
+          <w:color w:val="0070C0"/>
+          <w:vertAlign w:val="superscript"/>
+        </w:rPr>
+        <w:t>19</w:t>
+      </w:r>
+      <w:r>
+        <w:rPr>
+          <w:rFonts w:ascii="Gentium" w:hAnsi="Gentium" w:cs="Gentium"/>
+          <w:color w:val="0070C0"/>
+        </w:rPr>
+        <w:t> </w:t>
+      </w:r>
+      <w:r>
+        <w:rPr>
+          <w:rFonts w:ascii="Gentium" w:hAnsi="Gentium" w:cs="Gentium"/>
+          <w:color w:val="000000"/>
+        </w:rPr>
+        <w:t xml:space="preserve">“I am lifting the commandment I gave you earlier; fulfil it,” says the Messiah in essence. At this time, the writings of Paul, the apostles, and the books of the law do not claim that Christ explicitly informed us of this, thereby supporting </w:t>
+      </w:r>
+      <w:r>
+        <w:rPr>
+          <w:rFonts w:ascii="Gentium" w:hAnsi="Gentium" w:cs="Gentium"/>
+          <w:color w:val="000000"/>
+        </w:rPr>
+        <w:t>his</w:t>
+      </w:r>
+      <w:r>
+        <w:rPr>
+          <w:rFonts w:ascii="Gentium" w:hAnsi="Gentium" w:cs="Gentium"/>
+          <w:color w:val="000000"/>
+        </w:rPr>
+        <w:t xml:space="preserve"> essence as the Messiah. These writings suggest that Christ did not explicitly state this, leading to the conclusion that they align with </w:t>
+      </w:r>
+      <w:r>
+        <w:rPr>
+          <w:rFonts w:ascii="Gentium" w:hAnsi="Gentium" w:cs="Gentium"/>
+          <w:color w:val="000000"/>
+        </w:rPr>
+        <w:t>his</w:t>
+      </w:r>
+      <w:r>
+        <w:rPr>
+          <w:rFonts w:ascii="Gentium" w:hAnsi="Gentium" w:cs="Gentium"/>
+          <w:color w:val="000000"/>
+        </w:rPr>
+        <w:t xml:space="preserve"> Messianic essence.</w:t>
+      </w:r>
+      <w:r>
+        <w:rPr>
+          <w:rFonts w:ascii="Gentium" w:hAnsi="Gentium" w:cs="Gentium"/>
+          <w:color w:val="000000"/>
+        </w:rPr>
+        <w:t xml:space="preserve"> </w:t>
+      </w:r>
+      <w:r>
+        <w:rPr>
+          <w:rFonts w:ascii="Gentium" w:hAnsi="Gentium" w:cs="Gentium"/>
+          <w:b/>
+          <w:bCs/>
+          <w:color w:val="0070C0"/>
+          <w:vertAlign w:val="superscript"/>
+        </w:rPr>
+        <w:t>20</w:t>
+      </w:r>
+      <w:r>
+        <w:rPr>
+          <w:rFonts w:ascii="Gentium" w:hAnsi="Gentium" w:cs="Gentium"/>
+          <w:color w:val="0070C0"/>
+        </w:rPr>
+        <w:t> </w:t>
+      </w:r>
+      <w:r>
+        <w:rPr>
+          <w:rFonts w:ascii="Gentium" w:hAnsi="Gentium" w:cs="Gentium"/>
+          <w:color w:val="000000"/>
+        </w:rPr>
+        <w:t xml:space="preserve">We do not hear this </w:t>
       </w:r>
       <w:r>
         <w:rPr>
@@ -34319,159 +34461,7 @@
           <w:color w:val="000000"/>
         </w:rPr>
         <w:lastRenderedPageBreak/>
-        <w:t>As a result of the lack of rain, the land will become barren, and clouds will obscure the sky.</w:t>
-      </w:r>
-      <w:r>
-        <w:rPr>
-          <w:rFonts w:ascii="Gentium" w:hAnsi="Gentium" w:cs="Gentium"/>
-          <w:color w:val="000000"/>
-        </w:rPr>
-        <w:t xml:space="preserve"> </w:t>
-      </w:r>
-      <w:r>
-        <w:rPr>
-          <w:rFonts w:ascii="Gentium" w:hAnsi="Gentium" w:cs="Gentium"/>
-          <w:b/>
-          <w:bCs/>
-          <w:color w:val="0070C0"/>
-          <w:vertAlign w:val="superscript"/>
-        </w:rPr>
-        <w:t>17</w:t>
-      </w:r>
-      <w:r>
-        <w:rPr>
-          <w:rFonts w:ascii="Gentium" w:hAnsi="Gentium" w:cs="Gentium"/>
-          <w:color w:val="0070C0"/>
-        </w:rPr>
-        <w:t> </w:t>
-      </w:r>
-      <w:r>
-        <w:rPr>
-          <w:rFonts w:ascii="Gentium" w:hAnsi="Gentium" w:cs="Gentium"/>
-          <w:color w:val="000000"/>
-        </w:rPr>
-        <w:t>The sources of water will not transmit water. The sea will dry up. However, these evil days will pass. If they did not cease, every creature with a soul would have been destroyed. However, some saints, because God chose them and because they fulfilled their lives according to God’s will and did not defile their sanctity, these saints will survive these times.</w:t>
-      </w:r>
-      <w:r>
-        <w:rPr>
-          <w:rFonts w:ascii="Gentium" w:hAnsi="Gentium" w:cs="Gentium"/>
-          <w:color w:val="000000"/>
-        </w:rPr>
-        <w:t xml:space="preserve"> </w:t>
-      </w:r>
-      <w:r>
-        <w:rPr>
-          <w:rFonts w:ascii="Gentium" w:hAnsi="Gentium" w:cs="Gentium"/>
-          <w:b/>
-          <w:bCs/>
-          <w:color w:val="0070C0"/>
-          <w:vertAlign w:val="superscript"/>
-        </w:rPr>
-        <w:t>18</w:t>
-      </w:r>
-      <w:r>
-        <w:rPr>
-          <w:rFonts w:ascii="Gentium" w:hAnsi="Gentium" w:cs="Gentium"/>
-          <w:color w:val="0070C0"/>
-        </w:rPr>
-        <w:t> </w:t>
-      </w:r>
-      <w:r>
-        <w:rPr>
-          <w:rFonts w:ascii="Gentium" w:hAnsi="Gentium" w:cs="Gentium"/>
-          <w:color w:val="000000"/>
-        </w:rPr>
-        <w:t>This decree orders the people to bow down, as the great king previously commanded, by setting up his image in Jerusalem, the city of the great king. Furthermore, sacrifices were made, and the people were instructed to worship in accordance with all that was carried out.</w:t>
-      </w:r>
-      <w:r>
-        <w:rPr>
-          <w:rFonts w:ascii="Gentium" w:hAnsi="Gentium" w:cs="Gentium"/>
-          <w:color w:val="000000"/>
-        </w:rPr>
-        <w:t xml:space="preserve"> </w:t>
-      </w:r>
-      <w:r>
-        <w:rPr>
-          <w:rFonts w:ascii="Gentium" w:hAnsi="Gentium" w:cs="Gentium"/>
-          <w:b/>
-          <w:bCs/>
-          <w:color w:val="0070C0"/>
-          <w:vertAlign w:val="superscript"/>
-        </w:rPr>
-        <w:t>19</w:t>
-      </w:r>
-      <w:r>
-        <w:rPr>
-          <w:rFonts w:ascii="Gentium" w:hAnsi="Gentium" w:cs="Gentium"/>
-          <w:color w:val="0070C0"/>
-        </w:rPr>
-        <w:t> </w:t>
-      </w:r>
-      <w:r>
-        <w:rPr>
-          <w:rFonts w:ascii="Gentium" w:hAnsi="Gentium" w:cs="Gentium"/>
-          <w:color w:val="000000"/>
-        </w:rPr>
-        <w:t xml:space="preserve">“I am lifting the commandment I gave you earlier; fulfil it,” says the Messiah in essence. At this time, the writings of Paul, the apostles, and the books of the law do not claim that Christ explicitly informed us of this, thereby supporting </w:t>
-      </w:r>
-      <w:r>
-        <w:rPr>
-          <w:rFonts w:ascii="Gentium" w:hAnsi="Gentium" w:cs="Gentium"/>
-          <w:color w:val="000000"/>
-        </w:rPr>
-        <w:t>his</w:t>
-      </w:r>
-      <w:r>
-        <w:rPr>
-          <w:rFonts w:ascii="Gentium" w:hAnsi="Gentium" w:cs="Gentium"/>
-          <w:color w:val="000000"/>
-        </w:rPr>
-        <w:t xml:space="preserve"> essence as the Messiah. These writings suggest that Christ did not explicitly state this, leading to the conclusion that they align with </w:t>
-      </w:r>
-      <w:r>
-        <w:rPr>
-          <w:rFonts w:ascii="Gentium" w:hAnsi="Gentium" w:cs="Gentium"/>
-          <w:color w:val="000000"/>
-        </w:rPr>
-        <w:t>his</w:t>
-      </w:r>
-      <w:r>
-        <w:rPr>
-          <w:rFonts w:ascii="Gentium" w:hAnsi="Gentium" w:cs="Gentium"/>
-          <w:color w:val="000000"/>
-        </w:rPr>
-        <w:t xml:space="preserve"> Messianic essence.</w:t>
-      </w:r>
-      <w:r>
-        <w:rPr>
-          <w:rFonts w:ascii="Gentium" w:hAnsi="Gentium" w:cs="Gentium"/>
-          <w:color w:val="000000"/>
-        </w:rPr>
-        <w:t xml:space="preserve"> </w:t>
-      </w:r>
-      <w:r>
-        <w:rPr>
-          <w:rFonts w:ascii="Gentium" w:hAnsi="Gentium" w:cs="Gentium"/>
-          <w:b/>
-          <w:bCs/>
-          <w:color w:val="0070C0"/>
-          <w:vertAlign w:val="superscript"/>
-        </w:rPr>
-        <w:t>20</w:t>
-      </w:r>
-      <w:r>
-        <w:rPr>
-          <w:rFonts w:ascii="Gentium" w:hAnsi="Gentium" w:cs="Gentium"/>
-          <w:color w:val="0070C0"/>
-        </w:rPr>
-        <w:t> </w:t>
-      </w:r>
-      <w:r>
-        <w:rPr>
-          <w:rFonts w:ascii="Gentium" w:hAnsi="Gentium" w:cs="Gentium"/>
-          <w:color w:val="000000"/>
-        </w:rPr>
-        <w:t>We do not hear this erroneous word, they say, to distance themselves from this deception. They will leave for other places, to their relatives, to their families, and to their respective mountains, and they will be hidden by entering them. For this reason, they base their actions on the prophecy of Isaiah: “My people, go into your houses, and shut your doors behind you; hide yourselves for a little while until the wrath of the Lord has passed by.” Others, however, will confront it directly, offering their necks to the sword, and they will receive martyrdom. In this way, what is written in the Gospel will be fulfilled.</w:t>
+        <w:t>erroneous word, they say, to distance themselves from this deception. They will leave for other places, to their relatives, to their families, and to their respective mountains, and they will be hidden by entering them. For this reason, they base their actions on the prophecy of Isaiah: “My people, go into your houses, and shut your doors behind you; hide yourselves for a little while until the wrath of the Lord has passed by.” Others, however, will confront it directly, offering their necks to the sword, and they will receive martyrdom. In this way, what is written in the Gospel will be fulfilled.</w:t>
       </w:r>
     </w:p>
     <w:p>
@@ -34850,152 +34840,159 @@
           <w:color w:val="0070C0"/>
           <w:vertAlign w:val="superscript"/>
         </w:rPr>
+        <w:t>29</w:t>
+      </w:r>
+      <w:r>
+        <w:rPr>
+          <w:rFonts w:ascii="Gentium" w:hAnsi="Gentium" w:cs="Gentium"/>
+          <w:color w:val="0070C0"/>
+        </w:rPr>
+        <w:t> </w:t>
+      </w:r>
+      <w:r>
+        <w:rPr>
+          <w:rFonts w:ascii="Gentium" w:hAnsi="Gentium" w:cs="Gentium"/>
+        </w:rPr>
+        <w:t>“</w:t>
+      </w:r>
+      <w:r>
+        <w:rPr>
+          <w:rFonts w:ascii="Gentium" w:hAnsi="Gentium" w:cs="Gentium"/>
+          <w:color w:val="000000"/>
+        </w:rPr>
+        <w:t>My brethren, consider and understand what has been revealed above. Open your hearts, do not harden them, and let your hearts be for God. We have explained the teachings of the Church. It is our Lord Jesus Christ who taught us this. Do not dismiss even the smallest of those who believe in Him. Say it and believe it.</w:t>
+      </w:r>
+      <w:r>
+        <w:rPr>
+          <w:rFonts w:ascii="Gentium" w:hAnsi="Gentium" w:cs="Gentium"/>
+          <w:color w:val="000000"/>
+        </w:rPr>
+        <w:t xml:space="preserve"> </w:t>
+      </w:r>
+      <w:r>
+        <w:rPr>
+          <w:rFonts w:ascii="Gentium" w:hAnsi="Gentium" w:cs="Gentium"/>
+          <w:b/>
+          <w:bCs/>
+          <w:color w:val="0070C0"/>
+          <w:vertAlign w:val="superscript"/>
+        </w:rPr>
+        <w:t>30</w:t>
+      </w:r>
+      <w:r>
+        <w:rPr>
+          <w:rFonts w:ascii="Gentium" w:hAnsi="Gentium" w:cs="Gentium"/>
+          <w:color w:val="0070C0"/>
+        </w:rPr>
+        <w:t> </w:t>
+      </w:r>
+      <w:r>
+        <w:rPr>
+          <w:rFonts w:ascii="Gentium" w:hAnsi="Gentium" w:cs="Gentium"/>
+          <w:color w:val="000000"/>
+        </w:rPr>
+        <w:t>Our Lord Jesus Christ stated that my angels in heaven always see the face of my Father. The priests who are called angels are those with heart and mind, true priests. These priests’ teach the kings and nobles, at times even offering reproach and admonishing them.</w:t>
+      </w:r>
+      <w:r>
+        <w:rPr>
+          <w:rFonts w:ascii="Gentium" w:hAnsi="Gentium" w:cs="Gentium"/>
+          <w:color w:val="000000"/>
+        </w:rPr>
+        <w:t xml:space="preserve"> </w:t>
+      </w:r>
+      <w:r>
+        <w:rPr>
+          <w:rFonts w:ascii="Gentium" w:hAnsi="Gentium" w:cs="Gentium"/>
+          <w:b/>
+          <w:bCs/>
+          <w:color w:val="0070C0"/>
+          <w:vertAlign w:val="superscript"/>
+        </w:rPr>
+        <w:t>31</w:t>
+      </w:r>
+      <w:r>
+        <w:rPr>
+          <w:rFonts w:ascii="Gentium" w:hAnsi="Gentium" w:cs="Gentium"/>
+          <w:color w:val="0070C0"/>
+        </w:rPr>
+        <w:t> </w:t>
+      </w:r>
+      <w:r>
+        <w:rPr>
+          <w:rFonts w:ascii="Gentium" w:hAnsi="Gentium" w:cs="Gentium"/>
+          <w:color w:val="000000"/>
+        </w:rPr>
+        <w:t>Whoever addresses reproaches of the priests, I will bring them into my fold. The priests will be witnesses for them. Do not reproach the words of the priests; rather, accept what they tell you. Execute all that the priests command you correctly, and you will maintain your innocence from sin as children of the Holy Church.</w:t>
+      </w:r>
+      <w:r>
+        <w:rPr>
+          <w:rFonts w:ascii="Gentium" w:hAnsi="Gentium" w:cs="Gentium"/>
+          <w:color w:val="000000"/>
+        </w:rPr>
+        <w:t xml:space="preserve"> </w:t>
+      </w:r>
+      <w:r>
+        <w:rPr>
+          <w:rFonts w:ascii="Gentium" w:hAnsi="Gentium" w:cs="Gentium"/>
+          <w:b/>
+          <w:bCs/>
+          <w:color w:val="0070C0"/>
+          <w:vertAlign w:val="superscript"/>
+        </w:rPr>
+        <w:t>32</w:t>
+      </w:r>
+      <w:r>
+        <w:rPr>
+          <w:rFonts w:ascii="Gentium" w:hAnsi="Gentium" w:cs="Gentium"/>
+          <w:color w:val="0070C0"/>
+        </w:rPr>
+        <w:t> </w:t>
+      </w:r>
+      <w:r>
+        <w:rPr>
+          <w:rFonts w:ascii="Gentium" w:hAnsi="Gentium" w:cs="Gentium"/>
+          <w:color w:val="000000"/>
+        </w:rPr>
+        <w:t>The priests always offer prayers for you concerning the remission of sins and never cease to beseech God. And you deacons, be like Stephen, as Stephen was filled with the Holy Spirit, his heart was fervent, and when he was stoned, he saw the heavens opened and the Son seated at the right hand of the Father, and he was filled with joy.</w:t>
+      </w:r>
+      <w:r>
+        <w:rPr>
+          <w:rFonts w:ascii="Gentium" w:hAnsi="Gentium" w:cs="Gentium"/>
+          <w:color w:val="000000"/>
+        </w:rPr>
+        <w:t xml:space="preserve"> </w:t>
+      </w:r>
+      <w:r>
+        <w:rPr>
+          <w:rFonts w:ascii="Gentium" w:hAnsi="Gentium" w:cs="Gentium"/>
+          <w:b/>
+          <w:bCs/>
+          <w:color w:val="0070C0"/>
+          <w:vertAlign w:val="superscript"/>
+        </w:rPr>
+        <w:t>33</w:t>
+      </w:r>
+      <w:r>
+        <w:rPr>
+          <w:rFonts w:ascii="Gentium" w:hAnsi="Gentium" w:cs="Gentium"/>
+          <w:color w:val="0070C0"/>
+        </w:rPr>
+        <w:t> </w:t>
+      </w:r>
+      <w:r>
+        <w:rPr>
+          <w:rFonts w:ascii="Gentium" w:hAnsi="Gentium" w:cs="Gentium"/>
+          <w:color w:val="000000"/>
+        </w:rPr>
+        <w:t xml:space="preserve">Let the deacons be like Stephen, for Stephen was the first martyr of Christ. Again, Stephen saw the Holy Spirit descend into the place of sacrifice within the veil, </w:t>
+      </w:r>
+      <w:r>
+        <w:rPr>
+          <w:rFonts w:ascii="Gentium" w:hAnsi="Gentium" w:cs="Gentium"/>
+          <w:color w:val="000000"/>
+        </w:rPr>
         <w:lastRenderedPageBreak/>
-        <w:t>29</w:t>
-      </w:r>
-      <w:r>
-        <w:rPr>
-          <w:rFonts w:ascii="Gentium" w:hAnsi="Gentium" w:cs="Gentium"/>
-          <w:color w:val="0070C0"/>
-        </w:rPr>
-        <w:t> </w:t>
-      </w:r>
-      <w:r>
-        <w:rPr>
-          <w:rFonts w:ascii="Gentium" w:hAnsi="Gentium" w:cs="Gentium"/>
-        </w:rPr>
-        <w:t>“</w:t>
-      </w:r>
-      <w:r>
-        <w:rPr>
-          <w:rFonts w:ascii="Gentium" w:hAnsi="Gentium" w:cs="Gentium"/>
-          <w:color w:val="000000"/>
-        </w:rPr>
-        <w:t>My brethren, consider and understand what has been revealed above. Open your hearts, do not harden them, and let your hearts be for God. We have explained the teachings of the Church. It is our Lord Jesus Christ who taught us this. Do not dismiss even the smallest of those who believe in Him. Say it and believe it.</w:t>
-      </w:r>
-      <w:r>
-        <w:rPr>
-          <w:rFonts w:ascii="Gentium" w:hAnsi="Gentium" w:cs="Gentium"/>
-          <w:color w:val="000000"/>
-        </w:rPr>
-        <w:t xml:space="preserve"> </w:t>
-      </w:r>
-      <w:r>
-        <w:rPr>
-          <w:rFonts w:ascii="Gentium" w:hAnsi="Gentium" w:cs="Gentium"/>
-          <w:b/>
-          <w:bCs/>
-          <w:color w:val="0070C0"/>
-          <w:vertAlign w:val="superscript"/>
-        </w:rPr>
-        <w:t>30</w:t>
-      </w:r>
-      <w:r>
-        <w:rPr>
-          <w:rFonts w:ascii="Gentium" w:hAnsi="Gentium" w:cs="Gentium"/>
-          <w:color w:val="0070C0"/>
-        </w:rPr>
-        <w:t> </w:t>
-      </w:r>
-      <w:r>
-        <w:rPr>
-          <w:rFonts w:ascii="Gentium" w:hAnsi="Gentium" w:cs="Gentium"/>
-          <w:color w:val="000000"/>
-        </w:rPr>
-        <w:t>Our Lord Jesus Christ stated that my angels in heaven always see the face of my Father. The priests who are called angels are those with heart and mind, true priests. These priests’ teach the kings and nobles, at times even offering reproach and admonishing them.</w:t>
-      </w:r>
-      <w:r>
-        <w:rPr>
-          <w:rFonts w:ascii="Gentium" w:hAnsi="Gentium" w:cs="Gentium"/>
-          <w:color w:val="000000"/>
-        </w:rPr>
-        <w:t xml:space="preserve"> </w:t>
-      </w:r>
-      <w:r>
-        <w:rPr>
-          <w:rFonts w:ascii="Gentium" w:hAnsi="Gentium" w:cs="Gentium"/>
-          <w:b/>
-          <w:bCs/>
-          <w:color w:val="0070C0"/>
-          <w:vertAlign w:val="superscript"/>
-        </w:rPr>
-        <w:t>31</w:t>
-      </w:r>
-      <w:r>
-        <w:rPr>
-          <w:rFonts w:ascii="Gentium" w:hAnsi="Gentium" w:cs="Gentium"/>
-          <w:color w:val="0070C0"/>
-        </w:rPr>
-        <w:t> </w:t>
-      </w:r>
-      <w:r>
-        <w:rPr>
-          <w:rFonts w:ascii="Gentium" w:hAnsi="Gentium" w:cs="Gentium"/>
-          <w:color w:val="000000"/>
-        </w:rPr>
-        <w:t>Whoever addresses reproaches of the priests, I will bring them into my fold. The priests will be witnesses for them. Do not reproach the words of the priests; rather, accept what they tell you. Execute all that the priests command you correctly, and you will maintain your innocence from sin as children of the Holy Church.</w:t>
-      </w:r>
-      <w:r>
-        <w:rPr>
-          <w:rFonts w:ascii="Gentium" w:hAnsi="Gentium" w:cs="Gentium"/>
-          <w:color w:val="000000"/>
-        </w:rPr>
-        <w:t xml:space="preserve"> </w:t>
-      </w:r>
-      <w:r>
-        <w:rPr>
-          <w:rFonts w:ascii="Gentium" w:hAnsi="Gentium" w:cs="Gentium"/>
-          <w:b/>
-          <w:bCs/>
-          <w:color w:val="0070C0"/>
-          <w:vertAlign w:val="superscript"/>
-        </w:rPr>
-        <w:t>32</w:t>
-      </w:r>
-      <w:r>
-        <w:rPr>
-          <w:rFonts w:ascii="Gentium" w:hAnsi="Gentium" w:cs="Gentium"/>
-          <w:color w:val="0070C0"/>
-        </w:rPr>
-        <w:t> </w:t>
-      </w:r>
-      <w:r>
-        <w:rPr>
-          <w:rFonts w:ascii="Gentium" w:hAnsi="Gentium" w:cs="Gentium"/>
-          <w:color w:val="000000"/>
-        </w:rPr>
-        <w:t>The priests always offer prayers for you concerning the remission of sins and never cease to beseech God. And you deacons, be like Stephen, as Stephen was filled with the Holy Spirit, his heart was fervent, and when he was stoned, he saw the heavens opened and the Son seated at the right hand of the Father, and he was filled with joy.</w:t>
-      </w:r>
-      <w:r>
-        <w:rPr>
-          <w:rFonts w:ascii="Gentium" w:hAnsi="Gentium" w:cs="Gentium"/>
-          <w:color w:val="000000"/>
-        </w:rPr>
-        <w:t xml:space="preserve"> </w:t>
-      </w:r>
-      <w:r>
-        <w:rPr>
-          <w:rFonts w:ascii="Gentium" w:hAnsi="Gentium" w:cs="Gentium"/>
-          <w:b/>
-          <w:bCs/>
-          <w:color w:val="0070C0"/>
-          <w:vertAlign w:val="superscript"/>
-        </w:rPr>
-        <w:t>33</w:t>
-      </w:r>
-      <w:r>
-        <w:rPr>
-          <w:rFonts w:ascii="Gentium" w:hAnsi="Gentium" w:cs="Gentium"/>
-          <w:color w:val="0070C0"/>
-        </w:rPr>
-        <w:t> </w:t>
-      </w:r>
-      <w:r>
-        <w:rPr>
-          <w:rFonts w:ascii="Gentium" w:hAnsi="Gentium" w:cs="Gentium"/>
-          <w:color w:val="000000"/>
-        </w:rPr>
-        <w:t>Let the deacons be like Stephen, for Stephen was the first martyr of Christ. Again, Stephen saw the Holy Spirit descend into the place of sacrifice within the veil, and he rejoiced. Let the deacons be pure in heart, prepared to witness and fulfil their mission, striving through humility for the grace of the Holy Spirit.</w:t>
+        <w:t>and he rejoiced. Let the deacons be pure in heart, prepared to witness and fulfil their mission, striving through humility for the grace of the Holy Spirit.</w:t>
       </w:r>
       <w:r>
         <w:rPr>
@@ -35406,7 +35403,190 @@
           <w:rFonts w:ascii="Gentium" w:hAnsi="Gentium" w:cs="Gentium"/>
           <w:color w:val="000000"/>
         </w:rPr>
-        <w:t xml:space="preserve">If a Christian </w:t>
+        <w:t>If a Christian enters a place of song and revelry for a time, they are prevented from entering the church until they receive penance from the priests. After receiving penance, they may enter the church.</w:t>
+      </w:r>
+      <w:r>
+        <w:rPr>
+          <w:rFonts w:ascii="Gentium" w:hAnsi="Gentium" w:cs="Gentium"/>
+          <w:color w:val="000000"/>
+        </w:rPr>
+        <w:t xml:space="preserve"> </w:t>
+      </w:r>
+      <w:r>
+        <w:rPr>
+          <w:rFonts w:ascii="Gentium" w:hAnsi="Gentium" w:cs="Gentium"/>
+          <w:b/>
+          <w:bCs/>
+          <w:color w:val="0070C0"/>
+          <w:vertAlign w:val="superscript"/>
+        </w:rPr>
+        <w:t>46</w:t>
+      </w:r>
+      <w:r>
+        <w:rPr>
+          <w:rFonts w:ascii="Gentium" w:hAnsi="Gentium" w:cs="Gentium"/>
+          <w:color w:val="0070C0"/>
+        </w:rPr>
+        <w:t> </w:t>
+      </w:r>
+      <w:r>
+        <w:rPr>
+          <w:rFonts w:ascii="Gentium" w:hAnsi="Gentium" w:cs="Gentium"/>
+          <w:color w:val="000000"/>
+        </w:rPr>
+        <w:t xml:space="preserve">God is for those who fully repent with their minds. The Lord said, </w:t>
+      </w:r>
+      <w:r>
+        <w:rPr>
+          <w:rFonts w:ascii="Gentium" w:hAnsi="Gentium" w:cs="Gentium"/>
+          <w:color w:val="000000"/>
+        </w:rPr>
+        <w:t>“</w:t>
+      </w:r>
+      <w:r>
+        <w:rPr>
+          <w:rFonts w:ascii="Gentium" w:hAnsi="Gentium" w:cs="Gentium"/>
+          <w:color w:val="000000"/>
+        </w:rPr>
+        <w:t>I am the one.</w:t>
+      </w:r>
+      <w:r>
+        <w:rPr>
+          <w:rFonts w:ascii="Gentium" w:hAnsi="Gentium" w:cs="Gentium"/>
+          <w:color w:val="000000"/>
+        </w:rPr>
+        <w:t>”</w:t>
+      </w:r>
+      <w:r>
+        <w:rPr>
+          <w:rFonts w:ascii="Gentium" w:hAnsi="Gentium" w:cs="Gentium"/>
+          <w:color w:val="000000"/>
+        </w:rPr>
+        <w:t xml:space="preserve"> He stated, ‘If the sinner repents, I will accept him.’ It is highly reprehensible for one to betray justice for the dead and the poor, and to witness harm being done without intervening is a form of betrayal. Offenders and conspirators are indeed transgressors.</w:t>
+      </w:r>
+      <w:r>
+        <w:rPr>
+          <w:rFonts w:ascii="Gentium" w:hAnsi="Gentium" w:cs="Gentium"/>
+          <w:color w:val="000000"/>
+        </w:rPr>
+        <w:t xml:space="preserve"> </w:t>
+      </w:r>
+      <w:r>
+        <w:rPr>
+          <w:rFonts w:ascii="Gentium" w:hAnsi="Gentium" w:cs="Gentium"/>
+          <w:b/>
+          <w:bCs/>
+          <w:color w:val="0070C0"/>
+          <w:vertAlign w:val="superscript"/>
+        </w:rPr>
+        <w:t>47</w:t>
+      </w:r>
+      <w:r>
+        <w:rPr>
+          <w:rFonts w:ascii="Gentium" w:hAnsi="Gentium" w:cs="Gentium"/>
+          <w:color w:val="0070C0"/>
+        </w:rPr>
+        <w:t> </w:t>
+      </w:r>
+      <w:r>
+        <w:rPr>
+          <w:rFonts w:ascii="Gentium" w:hAnsi="Gentium" w:cs="Gentium"/>
+          <w:color w:val="000000"/>
+        </w:rPr>
+        <w:t>If a person is found stealing from the Church’s property, they shall repay fivefold of what was stolen. After that, they shall repent and remain in the community. Returning to the Church and disrupting the unity of the clergy is abominable. Those who are obedient to the Church are those who serve in it.</w:t>
+      </w:r>
+      <w:r>
+        <w:rPr>
+          <w:rFonts w:ascii="Gentium" w:hAnsi="Gentium" w:cs="Gentium"/>
+          <w:color w:val="000000"/>
+        </w:rPr>
+        <w:t xml:space="preserve"> </w:t>
+      </w:r>
+      <w:r>
+        <w:rPr>
+          <w:rFonts w:ascii="Gentium" w:hAnsi="Gentium" w:cs="Gentium"/>
+          <w:b/>
+          <w:bCs/>
+          <w:color w:val="0070C0"/>
+          <w:vertAlign w:val="superscript"/>
+        </w:rPr>
+        <w:t>48</w:t>
+      </w:r>
+      <w:r>
+        <w:rPr>
+          <w:rFonts w:ascii="Gentium" w:hAnsi="Gentium" w:cs="Gentium"/>
+          <w:color w:val="0070C0"/>
+        </w:rPr>
+        <w:t> </w:t>
+      </w:r>
+      <w:r>
+        <w:rPr>
+          <w:rFonts w:ascii="Gentium" w:hAnsi="Gentium" w:cs="Gentium"/>
+          <w:color w:val="000000"/>
+        </w:rPr>
+        <w:t>It is reprehensible to seek to obtain clerical authority deceitfully. By doing this, one will be excommunicated from the Church and must repent. It is disgraceful to defame priests and deacons or to commit any other crimes.</w:t>
+      </w:r>
+      <w:r>
+        <w:rPr>
+          <w:rFonts w:ascii="Gentium" w:hAnsi="Gentium" w:cs="Gentium"/>
+          <w:color w:val="000000"/>
+        </w:rPr>
+        <w:t xml:space="preserve"> </w:t>
+      </w:r>
+      <w:r>
+        <w:rPr>
+          <w:rFonts w:ascii="Gentium" w:hAnsi="Gentium" w:cs="Gentium"/>
+          <w:b/>
+          <w:bCs/>
+          <w:color w:val="0070C0"/>
+          <w:vertAlign w:val="superscript"/>
+        </w:rPr>
+        <w:t>49</w:t>
+      </w:r>
+      <w:r>
+        <w:rPr>
+          <w:rFonts w:ascii="Gentium" w:hAnsi="Gentium" w:cs="Gentium"/>
+          <w:color w:val="0070C0"/>
+        </w:rPr>
+        <w:t> </w:t>
+      </w:r>
+      <w:r>
+        <w:rPr>
+          <w:rFonts w:ascii="Gentium" w:hAnsi="Gentium" w:cs="Gentium"/>
+          <w:color w:val="000000"/>
+        </w:rPr>
+        <w:t>The Church, in unity with the assembly of angels and saints, praises God and rejoices in the heavenly choir. We also diligently observe her ways and paths. The heavenly King’s choir is considered the soul of the Church. This has been proclaimed by the prophets, as prepared for the Church with the praise of Ezra and David with the lyre and cymbals.</w:t>
+      </w:r>
+      <w:r>
+        <w:rPr>
+          <w:rFonts w:ascii="Gentium" w:hAnsi="Gentium" w:cs="Gentium"/>
+          <w:color w:val="000000"/>
+        </w:rPr>
+        <w:t xml:space="preserve"> </w:t>
+      </w:r>
+      <w:r>
+        <w:rPr>
+          <w:rFonts w:ascii="Gentium" w:hAnsi="Gentium" w:cs="Gentium"/>
+          <w:b/>
+          <w:bCs/>
+          <w:color w:val="0070C0"/>
+          <w:vertAlign w:val="superscript"/>
+        </w:rPr>
+        <w:t>50</w:t>
+      </w:r>
+      <w:r>
+        <w:rPr>
+          <w:rFonts w:ascii="Gentium" w:hAnsi="Gentium" w:cs="Gentium"/>
+          <w:color w:val="0070C0"/>
+        </w:rPr>
+        <w:t> </w:t>
+      </w:r>
+      <w:r>
+        <w:rPr>
+          <w:rFonts w:ascii="Gentium" w:hAnsi="Gentium" w:cs="Gentium"/>
+          <w:color w:val="000000"/>
+        </w:rPr>
+        <w:t xml:space="preserve">We also strengthen our hearts with the power of the Church, follow her, and partake in her peace. Therefore, our Lord, our Savior, Jesus Christ instructed as follows: “Do not go on the way of the Gentiles, nor enter a Samaritan city,” where the Israelites were taken captive by Nebuchadnezzar. The </w:t>
       </w:r>
       <w:r>
         <w:rPr>
@@ -35414,190 +35594,7 @@
           <w:color w:val="000000"/>
         </w:rPr>
         <w:lastRenderedPageBreak/>
-        <w:t>enters a place of song and revelry for a time, they are prevented from entering the church until they receive penance from the priests. After receiving penance, they may enter the church.</w:t>
-      </w:r>
-      <w:r>
-        <w:rPr>
-          <w:rFonts w:ascii="Gentium" w:hAnsi="Gentium" w:cs="Gentium"/>
-          <w:color w:val="000000"/>
-        </w:rPr>
-        <w:t xml:space="preserve"> </w:t>
-      </w:r>
-      <w:r>
-        <w:rPr>
-          <w:rFonts w:ascii="Gentium" w:hAnsi="Gentium" w:cs="Gentium"/>
-          <w:b/>
-          <w:bCs/>
-          <w:color w:val="0070C0"/>
-          <w:vertAlign w:val="superscript"/>
-        </w:rPr>
-        <w:t>46</w:t>
-      </w:r>
-      <w:r>
-        <w:rPr>
-          <w:rFonts w:ascii="Gentium" w:hAnsi="Gentium" w:cs="Gentium"/>
-          <w:color w:val="0070C0"/>
-        </w:rPr>
-        <w:t> </w:t>
-      </w:r>
-      <w:r>
-        <w:rPr>
-          <w:rFonts w:ascii="Gentium" w:hAnsi="Gentium" w:cs="Gentium"/>
-          <w:color w:val="000000"/>
-        </w:rPr>
-        <w:t xml:space="preserve">God is for those who fully repent with their minds. The Lord said, </w:t>
-      </w:r>
-      <w:r>
-        <w:rPr>
-          <w:rFonts w:ascii="Gentium" w:hAnsi="Gentium" w:cs="Gentium"/>
-          <w:color w:val="000000"/>
-        </w:rPr>
-        <w:t>“</w:t>
-      </w:r>
-      <w:r>
-        <w:rPr>
-          <w:rFonts w:ascii="Gentium" w:hAnsi="Gentium" w:cs="Gentium"/>
-          <w:color w:val="000000"/>
-        </w:rPr>
-        <w:t>I am the one.</w:t>
-      </w:r>
-      <w:r>
-        <w:rPr>
-          <w:rFonts w:ascii="Gentium" w:hAnsi="Gentium" w:cs="Gentium"/>
-          <w:color w:val="000000"/>
-        </w:rPr>
-        <w:t>”</w:t>
-      </w:r>
-      <w:r>
-        <w:rPr>
-          <w:rFonts w:ascii="Gentium" w:hAnsi="Gentium" w:cs="Gentium"/>
-          <w:color w:val="000000"/>
-        </w:rPr>
-        <w:t xml:space="preserve"> He stated, ‘If the sinner repents, I will accept him.’ It is highly reprehensible for one to betray justice for the dead and the poor, and to witness harm being done without intervening is a form of betrayal. Offenders and conspirators are indeed transgressors.</w:t>
-      </w:r>
-      <w:r>
-        <w:rPr>
-          <w:rFonts w:ascii="Gentium" w:hAnsi="Gentium" w:cs="Gentium"/>
-          <w:color w:val="000000"/>
-        </w:rPr>
-        <w:t xml:space="preserve"> </w:t>
-      </w:r>
-      <w:r>
-        <w:rPr>
-          <w:rFonts w:ascii="Gentium" w:hAnsi="Gentium" w:cs="Gentium"/>
-          <w:b/>
-          <w:bCs/>
-          <w:color w:val="0070C0"/>
-          <w:vertAlign w:val="superscript"/>
-        </w:rPr>
-        <w:t>47</w:t>
-      </w:r>
-      <w:r>
-        <w:rPr>
-          <w:rFonts w:ascii="Gentium" w:hAnsi="Gentium" w:cs="Gentium"/>
-          <w:color w:val="0070C0"/>
-        </w:rPr>
-        <w:t> </w:t>
-      </w:r>
-      <w:r>
-        <w:rPr>
-          <w:rFonts w:ascii="Gentium" w:hAnsi="Gentium" w:cs="Gentium"/>
-          <w:color w:val="000000"/>
-        </w:rPr>
-        <w:t>If a person is found stealing from the Church’s property, they shall repay fivefold of what was stolen. After that, they shall repent and remain in the community. Returning to the Church and disrupting the unity of the clergy is abominable. Those who are obedient to the Church are those who serve in it.</w:t>
-      </w:r>
-      <w:r>
-        <w:rPr>
-          <w:rFonts w:ascii="Gentium" w:hAnsi="Gentium" w:cs="Gentium"/>
-          <w:color w:val="000000"/>
-        </w:rPr>
-        <w:t xml:space="preserve"> </w:t>
-      </w:r>
-      <w:r>
-        <w:rPr>
-          <w:rFonts w:ascii="Gentium" w:hAnsi="Gentium" w:cs="Gentium"/>
-          <w:b/>
-          <w:bCs/>
-          <w:color w:val="0070C0"/>
-          <w:vertAlign w:val="superscript"/>
-        </w:rPr>
-        <w:t>48</w:t>
-      </w:r>
-      <w:r>
-        <w:rPr>
-          <w:rFonts w:ascii="Gentium" w:hAnsi="Gentium" w:cs="Gentium"/>
-          <w:color w:val="0070C0"/>
-        </w:rPr>
-        <w:t> </w:t>
-      </w:r>
-      <w:r>
-        <w:rPr>
-          <w:rFonts w:ascii="Gentium" w:hAnsi="Gentium" w:cs="Gentium"/>
-          <w:color w:val="000000"/>
-        </w:rPr>
-        <w:t>It is reprehensible to seek to obtain clerical authority deceitfully. By doing this, one will be excommunicated from the Church and must repent. It is disgraceful to defame priests and deacons or to commit any other crimes.</w:t>
-      </w:r>
-      <w:r>
-        <w:rPr>
-          <w:rFonts w:ascii="Gentium" w:hAnsi="Gentium" w:cs="Gentium"/>
-          <w:color w:val="000000"/>
-        </w:rPr>
-        <w:t xml:space="preserve"> </w:t>
-      </w:r>
-      <w:r>
-        <w:rPr>
-          <w:rFonts w:ascii="Gentium" w:hAnsi="Gentium" w:cs="Gentium"/>
-          <w:b/>
-          <w:bCs/>
-          <w:color w:val="0070C0"/>
-          <w:vertAlign w:val="superscript"/>
-        </w:rPr>
-        <w:t>49</w:t>
-      </w:r>
-      <w:r>
-        <w:rPr>
-          <w:rFonts w:ascii="Gentium" w:hAnsi="Gentium" w:cs="Gentium"/>
-          <w:color w:val="0070C0"/>
-        </w:rPr>
-        <w:t> </w:t>
-      </w:r>
-      <w:r>
-        <w:rPr>
-          <w:rFonts w:ascii="Gentium" w:hAnsi="Gentium" w:cs="Gentium"/>
-          <w:color w:val="000000"/>
-        </w:rPr>
-        <w:t>The Church, in unity with the assembly of angels and saints, praises God and rejoices in the heavenly choir. We also diligently observe her ways and paths. The heavenly King’s choir is considered the soul of the Church. This has been proclaimed by the prophets, as prepared for the Church with the praise of Ezra and David with the lyre and cymbals.</w:t>
-      </w:r>
-      <w:r>
-        <w:rPr>
-          <w:rFonts w:ascii="Gentium" w:hAnsi="Gentium" w:cs="Gentium"/>
-          <w:color w:val="000000"/>
-        </w:rPr>
-        <w:t xml:space="preserve"> </w:t>
-      </w:r>
-      <w:r>
-        <w:rPr>
-          <w:rFonts w:ascii="Gentium" w:hAnsi="Gentium" w:cs="Gentium"/>
-          <w:b/>
-          <w:bCs/>
-          <w:color w:val="0070C0"/>
-          <w:vertAlign w:val="superscript"/>
-        </w:rPr>
-        <w:t>50</w:t>
-      </w:r>
-      <w:r>
-        <w:rPr>
-          <w:rFonts w:ascii="Gentium" w:hAnsi="Gentium" w:cs="Gentium"/>
-          <w:color w:val="0070C0"/>
-        </w:rPr>
-        <w:t> </w:t>
-      </w:r>
-      <w:r>
-        <w:rPr>
-          <w:rFonts w:ascii="Gentium" w:hAnsi="Gentium" w:cs="Gentium"/>
-          <w:color w:val="000000"/>
-        </w:rPr>
-        <w:t>We also strengthen our hearts with the power of the Church, follow her, and partake in her peace. Therefore, our Lord, our Savior, Jesus Christ instructed as follows: “Do not go on the way of the Gentiles, nor enter a Samaritan city,” where the Israelites were taken captive by Nebuchadnezzar. The Israelites, when they were exiled to this place, went with their king and their priest, Jeremiah. The priest Jeremiah was exiled together with the people of Israel to remind them of the word of God.</w:t>
+        <w:t>Israelites, when they were exiled to this place, went with their king and their priest, Jeremiah. The priest Jeremiah was exiled together with the people of Israel to remind them of the word of God.</w:t>
       </w:r>
       <w:r>
         <w:rPr>
@@ -35932,15 +35929,7 @@
           <w:rFonts w:ascii="Gentium" w:hAnsi="Gentium" w:cs="Gentium"/>
           <w:color w:val="000000"/>
         </w:rPr>
-        <w:t xml:space="preserve">Our Lord instructed in the Gospel, “Do not go to the land of the Gentiles, nor enter the land of Samaria.” We will </w:t>
-      </w:r>
-      <w:r>
-        <w:rPr>
-          <w:rFonts w:ascii="Gentium" w:hAnsi="Gentium" w:cs="Gentium"/>
-          <w:color w:val="000000"/>
-        </w:rPr>
-        <w:lastRenderedPageBreak/>
-        <w:t>recount this: the path of the Gentiles is very broad and leads to destruction. It encompasses debauchery, drunkenness, falsehood, singing, and revelry, and it includes other vices as well.</w:t>
+        <w:t>Our Lord instructed in the Gospel, “Do not go to the land of the Gentiles, nor enter the land of Samaria.” We will recount this: the path of the Gentiles is very broad and leads to destruction. It encompasses debauchery, drunkenness, falsehood, singing, and revelry, and it includes other vices as well.</w:t>
       </w:r>
       <w:r>
         <w:rPr>
@@ -36167,7 +36156,15 @@
           <w:rFonts w:ascii="Gentium" w:hAnsi="Gentium" w:cs="Gentium"/>
           <w:color w:val="000000"/>
         </w:rPr>
-        <w:t xml:space="preserve"> said, “He who receives you receives me, and he who receives me receives Him who sent me. My Father and I are one, and whoever receives the teaching you offer has received me.” Therefore, we shall stand with all who have heard and accepted our teachings in the Kingdom of Heaven, for they have kept our word.</w:t>
+        <w:t xml:space="preserve"> said, “He who receives you receives me, and he who receives </w:t>
+      </w:r>
+      <w:r>
+        <w:rPr>
+          <w:rFonts w:ascii="Gentium" w:hAnsi="Gentium" w:cs="Gentium"/>
+          <w:color w:val="000000"/>
+        </w:rPr>
+        <w:lastRenderedPageBreak/>
+        <w:t>me receives Him who sent me. My Father and I are one, and whoever receives the teaching you offer has received me.” Therefore, we shall stand with all who have heard and accepted our teachings in the Kingdom of Heaven, for they have kept our word.</w:t>
       </w:r>
       <w:r>
         <w:rPr>
@@ -36452,239 +36449,246 @@
           <w:color w:val="0070C0"/>
           <w:vertAlign w:val="superscript"/>
         </w:rPr>
+        <w:t>75</w:t>
+      </w:r>
+      <w:r>
+        <w:rPr>
+          <w:rFonts w:ascii="Gentium" w:hAnsi="Gentium" w:cs="Gentium"/>
+          <w:color w:val="0070C0"/>
+        </w:rPr>
+        <w:t> </w:t>
+      </w:r>
+      <w:r>
+        <w:rPr>
+          <w:rFonts w:ascii="Gentium" w:hAnsi="Gentium" w:cs="Gentium"/>
+          <w:color w:val="000000"/>
+        </w:rPr>
+        <w:t>The Lord commanded all the children of the Holy Church to perform true repentance during their lifetime. He warned them not to cease from repentance, and if they do this, they will rejoice with our Lord.</w:t>
+      </w:r>
+      <w:r>
+        <w:rPr>
+          <w:rFonts w:ascii="Gentium" w:hAnsi="Gentium" w:cs="Gentium"/>
+          <w:color w:val="000000"/>
+        </w:rPr>
+        <w:t xml:space="preserve"> </w:t>
+      </w:r>
+      <w:r>
+        <w:rPr>
+          <w:rFonts w:ascii="Gentium" w:hAnsi="Gentium" w:cs="Gentium"/>
+          <w:b/>
+          <w:bCs/>
+          <w:color w:val="0070C0"/>
+          <w:vertAlign w:val="superscript"/>
+        </w:rPr>
+        <w:t>76</w:t>
+      </w:r>
+      <w:r>
+        <w:rPr>
+          <w:rFonts w:ascii="Gentium" w:hAnsi="Gentium" w:cs="Gentium"/>
+          <w:color w:val="0070C0"/>
+        </w:rPr>
+        <w:t> </w:t>
+      </w:r>
+      <w:r>
+        <w:rPr>
+          <w:rFonts w:ascii="Gentium" w:hAnsi="Gentium" w:cs="Gentium"/>
+          <w:color w:val="000000"/>
+        </w:rPr>
+        <w:t>The land of Eden, adorned with flowers, is said to be enveloped in a fragrance unlike any earthly flowers. The scent of its blossoms is distinct from all earthly flowers. The fruit of Eden possesses a taste superior to honey and wax. Only those who have adhered to the rites of the Holy Church can attain this.</w:t>
+      </w:r>
+      <w:r>
+        <w:rPr>
+          <w:rFonts w:ascii="Gentium" w:hAnsi="Gentium" w:cs="Gentium"/>
+          <w:color w:val="000000"/>
+        </w:rPr>
+        <w:t xml:space="preserve"> </w:t>
+      </w:r>
+      <w:r>
+        <w:rPr>
+          <w:rFonts w:ascii="Gentium" w:hAnsi="Gentium" w:cs="Gentium"/>
+          <w:b/>
+          <w:bCs/>
+          <w:color w:val="0070C0"/>
+          <w:vertAlign w:val="superscript"/>
+        </w:rPr>
+        <w:t>77</w:t>
+      </w:r>
+      <w:r>
+        <w:rPr>
+          <w:rFonts w:ascii="Gentium" w:hAnsi="Gentium" w:cs="Gentium"/>
+          <w:color w:val="0070C0"/>
+        </w:rPr>
+        <w:t> </w:t>
+      </w:r>
+      <w:r>
+        <w:rPr>
+          <w:rFonts w:ascii="Gentium" w:hAnsi="Gentium" w:cs="Gentium"/>
+          <w:color w:val="000000"/>
+        </w:rPr>
+        <w:t>Women should not dominate their husbands, and husbands should speak with good spiritual discourse. They should engage in giving and speaking of good things, possessing a pure heart and a bright countenance. By giving gifts to the poor, they serve God.</w:t>
+      </w:r>
+      <w:r>
+        <w:rPr>
+          <w:rFonts w:ascii="Gentium" w:hAnsi="Gentium" w:cs="Gentium"/>
+          <w:color w:val="000000"/>
+        </w:rPr>
+        <w:t xml:space="preserve"> </w:t>
+      </w:r>
+      <w:r>
+        <w:rPr>
+          <w:rFonts w:ascii="Gentium" w:hAnsi="Gentium" w:cs="Gentium"/>
+          <w:b/>
+          <w:bCs/>
+          <w:color w:val="0070C0"/>
+          <w:vertAlign w:val="superscript"/>
+        </w:rPr>
+        <w:t>78</w:t>
+      </w:r>
+      <w:r>
+        <w:rPr>
+          <w:rFonts w:ascii="Gentium" w:hAnsi="Gentium" w:cs="Gentium"/>
+          <w:color w:val="0070C0"/>
+        </w:rPr>
+        <w:t> </w:t>
+      </w:r>
+      <w:r>
+        <w:rPr>
+          <w:rFonts w:ascii="Gentium" w:hAnsi="Gentium" w:cs="Gentium"/>
+          <w:color w:val="000000"/>
+        </w:rPr>
+        <w:t>Be good, so that you may enter the dwelling place of the saints. Because when people like you have filled their hearts with righteousness, they can enter the abode of life that God prepared for them before the world was created. From now on, let grace accompany you in abundance; if you do this, you will be able to enter the place of honour where the holy saints enter.</w:t>
+      </w:r>
+      <w:r>
+        <w:rPr>
+          <w:rFonts w:ascii="Gentium" w:hAnsi="Gentium" w:cs="Gentium"/>
+          <w:color w:val="000000"/>
+        </w:rPr>
+        <w:t xml:space="preserve"> </w:t>
+      </w:r>
+      <w:r>
+        <w:rPr>
+          <w:rFonts w:ascii="Gentium" w:hAnsi="Gentium" w:cs="Gentium"/>
+          <w:b/>
+          <w:bCs/>
+          <w:color w:val="0070C0"/>
+          <w:vertAlign w:val="superscript"/>
+        </w:rPr>
+        <w:t>79</w:t>
+      </w:r>
+      <w:r>
+        <w:rPr>
+          <w:rFonts w:ascii="Gentium" w:hAnsi="Gentium" w:cs="Gentium"/>
+          <w:color w:val="0070C0"/>
+        </w:rPr>
+        <w:t> </w:t>
+      </w:r>
+      <w:r>
+        <w:rPr>
+          <w:rFonts w:ascii="Gentium" w:hAnsi="Gentium" w:cs="Gentium"/>
+          <w:color w:val="000000"/>
+        </w:rPr>
+        <w:t>Keep the law of the Church and live by the commandment of God. If one cannot maintain order after entering the Church, let the deacon remove him. The bishop should ensure others uphold it, and anyone who turns away from the praise of God conducted in the Church should not be allowed to enter.</w:t>
+      </w:r>
+      <w:r>
+        <w:rPr>
+          <w:rFonts w:ascii="Gentium" w:hAnsi="Gentium" w:cs="Gentium"/>
+          <w:color w:val="000000"/>
+        </w:rPr>
+        <w:t xml:space="preserve"> </w:t>
+      </w:r>
+      <w:r>
+        <w:rPr>
+          <w:rFonts w:ascii="Gentium" w:hAnsi="Gentium" w:cs="Gentium"/>
+          <w:b/>
+          <w:bCs/>
+          <w:color w:val="0070C0"/>
+          <w:vertAlign w:val="superscript"/>
+        </w:rPr>
+        <w:t>80</w:t>
+      </w:r>
+      <w:r>
+        <w:rPr>
+          <w:rFonts w:ascii="Gentium" w:hAnsi="Gentium" w:cs="Gentium"/>
+          <w:color w:val="0070C0"/>
+        </w:rPr>
+        <w:t> </w:t>
+      </w:r>
+      <w:r>
+        <w:rPr>
+          <w:rFonts w:ascii="Gentium" w:hAnsi="Gentium" w:cs="Gentium"/>
+          <w:color w:val="000000"/>
+        </w:rPr>
+        <w:t>Whoever enters the Church must not leave without the priest’s blessing. It is prohibited. Similarly, entering the church to worship God while engaging in other trivial activities is akin to playing games with a friend. One should assist in maintaining the sanctity of worship within the church; the word of God spoken there possesses a sweetness greater than honey.</w:t>
+      </w:r>
+      <w:r>
+        <w:rPr>
+          <w:rFonts w:ascii="Gentium" w:hAnsi="Gentium" w:cs="Gentium"/>
+          <w:color w:val="000000"/>
+        </w:rPr>
+        <w:t xml:space="preserve"> </w:t>
+      </w:r>
+      <w:r>
+        <w:rPr>
+          <w:rFonts w:ascii="Gentium" w:hAnsi="Gentium" w:cs="Gentium"/>
+          <w:b/>
+          <w:bCs/>
+          <w:color w:val="0070C0"/>
+          <w:vertAlign w:val="superscript"/>
+        </w:rPr>
+        <w:t>81</w:t>
+      </w:r>
+      <w:r>
+        <w:rPr>
+          <w:rFonts w:ascii="Gentium" w:hAnsi="Gentium" w:cs="Gentium"/>
+          <w:color w:val="0070C0"/>
+        </w:rPr>
+        <w:t> </w:t>
+      </w:r>
+      <w:r>
+        <w:rPr>
+          <w:rFonts w:ascii="Gentium" w:hAnsi="Gentium" w:cs="Gentium"/>
+          <w:color w:val="000000"/>
+        </w:rPr>
+        <w:t>A good word surpasses giving; however, a wicked person takes everything for granted. God favours and honours the person who values both, but the one who complains without joy in his heart is not well-regarded by God.</w:t>
+      </w:r>
+      <w:r>
+        <w:rPr>
+          <w:rFonts w:ascii="Gentium" w:hAnsi="Gentium" w:cs="Gentium"/>
+          <w:color w:val="000000"/>
+        </w:rPr>
+        <w:t xml:space="preserve"> </w:t>
+      </w:r>
+      <w:r>
+        <w:rPr>
+          <w:rFonts w:ascii="Gentium" w:hAnsi="Gentium" w:cs="Gentium"/>
+          <w:b/>
+          <w:bCs/>
+          <w:color w:val="0070C0"/>
+          <w:vertAlign w:val="superscript"/>
+        </w:rPr>
+        <w:t>82</w:t>
+      </w:r>
+      <w:r>
+        <w:rPr>
+          <w:rFonts w:ascii="Gentium" w:hAnsi="Gentium" w:cs="Gentium"/>
+          <w:color w:val="0070C0"/>
+        </w:rPr>
+        <w:t> </w:t>
+      </w:r>
+      <w:r>
+        <w:rPr>
+          <w:rFonts w:ascii="Gentium" w:hAnsi="Gentium" w:cs="Gentium"/>
+          <w:color w:val="000000"/>
+        </w:rPr>
+        <w:t xml:space="preserve">With joy emanating from his heart and spiritual vitality, the Kingdom of Heaven will </w:t>
+      </w:r>
+      <w:r>
+        <w:rPr>
+          <w:rFonts w:ascii="Gentium" w:hAnsi="Gentium" w:cs="Gentium"/>
+          <w:color w:val="000000"/>
+        </w:rPr>
         <w:lastRenderedPageBreak/>
-        <w:t>75</w:t>
-      </w:r>
-      <w:r>
-        <w:rPr>
-          <w:rFonts w:ascii="Gentium" w:hAnsi="Gentium" w:cs="Gentium"/>
-          <w:color w:val="0070C0"/>
-        </w:rPr>
-        <w:t> </w:t>
-      </w:r>
-      <w:r>
-        <w:rPr>
-          <w:rFonts w:ascii="Gentium" w:hAnsi="Gentium" w:cs="Gentium"/>
-          <w:color w:val="000000"/>
-        </w:rPr>
-        <w:t>The Lord commanded all the children of the Holy Church to perform true repentance during their lifetime. He warned them not to cease from repentance, and if they do this, they will rejoice with our Lord.</w:t>
-      </w:r>
-      <w:r>
-        <w:rPr>
-          <w:rFonts w:ascii="Gentium" w:hAnsi="Gentium" w:cs="Gentium"/>
-          <w:color w:val="000000"/>
-        </w:rPr>
-        <w:t xml:space="preserve"> </w:t>
-      </w:r>
-      <w:r>
-        <w:rPr>
-          <w:rFonts w:ascii="Gentium" w:hAnsi="Gentium" w:cs="Gentium"/>
-          <w:b/>
-          <w:bCs/>
-          <w:color w:val="0070C0"/>
-          <w:vertAlign w:val="superscript"/>
-        </w:rPr>
-        <w:t>76</w:t>
-      </w:r>
-      <w:r>
-        <w:rPr>
-          <w:rFonts w:ascii="Gentium" w:hAnsi="Gentium" w:cs="Gentium"/>
-          <w:color w:val="0070C0"/>
-        </w:rPr>
-        <w:t> </w:t>
-      </w:r>
-      <w:r>
-        <w:rPr>
-          <w:rFonts w:ascii="Gentium" w:hAnsi="Gentium" w:cs="Gentium"/>
-          <w:color w:val="000000"/>
-        </w:rPr>
-        <w:t>The land of Eden, adorned with flowers, is said to be enveloped in a fragrance unlike any earthly flowers. The scent of its blossoms is distinct from all earthly flowers. The fruit of Eden possesses a taste superior to honey and wax. Only those who have adhered to the rites of the Holy Church can attain this.</w:t>
-      </w:r>
-      <w:r>
-        <w:rPr>
-          <w:rFonts w:ascii="Gentium" w:hAnsi="Gentium" w:cs="Gentium"/>
-          <w:color w:val="000000"/>
-        </w:rPr>
-        <w:t xml:space="preserve"> </w:t>
-      </w:r>
-      <w:r>
-        <w:rPr>
-          <w:rFonts w:ascii="Gentium" w:hAnsi="Gentium" w:cs="Gentium"/>
-          <w:b/>
-          <w:bCs/>
-          <w:color w:val="0070C0"/>
-          <w:vertAlign w:val="superscript"/>
-        </w:rPr>
-        <w:t>77</w:t>
-      </w:r>
-      <w:r>
-        <w:rPr>
-          <w:rFonts w:ascii="Gentium" w:hAnsi="Gentium" w:cs="Gentium"/>
-          <w:color w:val="0070C0"/>
-        </w:rPr>
-        <w:t> </w:t>
-      </w:r>
-      <w:r>
-        <w:rPr>
-          <w:rFonts w:ascii="Gentium" w:hAnsi="Gentium" w:cs="Gentium"/>
-          <w:color w:val="000000"/>
-        </w:rPr>
-        <w:t>Women should not dominate their husbands, and husbands should speak with good spiritual discourse. They should engage in giving and speaking of good things, possessing a pure heart and a bright countenance. By giving gifts to the poor, they serve God.</w:t>
-      </w:r>
-      <w:r>
-        <w:rPr>
-          <w:rFonts w:ascii="Gentium" w:hAnsi="Gentium" w:cs="Gentium"/>
-          <w:color w:val="000000"/>
-        </w:rPr>
-        <w:t xml:space="preserve"> </w:t>
-      </w:r>
-      <w:r>
-        <w:rPr>
-          <w:rFonts w:ascii="Gentium" w:hAnsi="Gentium" w:cs="Gentium"/>
-          <w:b/>
-          <w:bCs/>
-          <w:color w:val="0070C0"/>
-          <w:vertAlign w:val="superscript"/>
-        </w:rPr>
-        <w:t>78</w:t>
-      </w:r>
-      <w:r>
-        <w:rPr>
-          <w:rFonts w:ascii="Gentium" w:hAnsi="Gentium" w:cs="Gentium"/>
-          <w:color w:val="0070C0"/>
-        </w:rPr>
-        <w:t> </w:t>
-      </w:r>
-      <w:r>
-        <w:rPr>
-          <w:rFonts w:ascii="Gentium" w:hAnsi="Gentium" w:cs="Gentium"/>
-          <w:color w:val="000000"/>
-        </w:rPr>
-        <w:t>Be good, so that you may enter the dwelling place of the saints. Because when people like you have filled their hearts with righteousness, they can enter the abode of life that God prepared for them before the world was created. From now on, let grace accompany you in abundance; if you do this, you will be able to enter the place of honour where the holy saints enter.</w:t>
-      </w:r>
-      <w:r>
-        <w:rPr>
-          <w:rFonts w:ascii="Gentium" w:hAnsi="Gentium" w:cs="Gentium"/>
-          <w:color w:val="000000"/>
-        </w:rPr>
-        <w:t xml:space="preserve"> </w:t>
-      </w:r>
-      <w:r>
-        <w:rPr>
-          <w:rFonts w:ascii="Gentium" w:hAnsi="Gentium" w:cs="Gentium"/>
-          <w:b/>
-          <w:bCs/>
-          <w:color w:val="0070C0"/>
-          <w:vertAlign w:val="superscript"/>
-        </w:rPr>
-        <w:t>79</w:t>
-      </w:r>
-      <w:r>
-        <w:rPr>
-          <w:rFonts w:ascii="Gentium" w:hAnsi="Gentium" w:cs="Gentium"/>
-          <w:color w:val="0070C0"/>
-        </w:rPr>
-        <w:t> </w:t>
-      </w:r>
-      <w:r>
-        <w:rPr>
-          <w:rFonts w:ascii="Gentium" w:hAnsi="Gentium" w:cs="Gentium"/>
-          <w:color w:val="000000"/>
-        </w:rPr>
-        <w:t>Keep the law of the Church and live by the commandment of God. If one cannot maintain order after entering the Church, let the deacon remove him. The bishop should ensure others uphold it, and anyone who turns away from the praise of God conducted in the Church should not be allowed to enter.</w:t>
-      </w:r>
-      <w:r>
-        <w:rPr>
-          <w:rFonts w:ascii="Gentium" w:hAnsi="Gentium" w:cs="Gentium"/>
-          <w:color w:val="000000"/>
-        </w:rPr>
-        <w:t xml:space="preserve"> </w:t>
-      </w:r>
-      <w:r>
-        <w:rPr>
-          <w:rFonts w:ascii="Gentium" w:hAnsi="Gentium" w:cs="Gentium"/>
-          <w:b/>
-          <w:bCs/>
-          <w:color w:val="0070C0"/>
-          <w:vertAlign w:val="superscript"/>
-        </w:rPr>
-        <w:t>80</w:t>
-      </w:r>
-      <w:r>
-        <w:rPr>
-          <w:rFonts w:ascii="Gentium" w:hAnsi="Gentium" w:cs="Gentium"/>
-          <w:color w:val="0070C0"/>
-        </w:rPr>
-        <w:t> </w:t>
-      </w:r>
-      <w:r>
-        <w:rPr>
-          <w:rFonts w:ascii="Gentium" w:hAnsi="Gentium" w:cs="Gentium"/>
-          <w:color w:val="000000"/>
-        </w:rPr>
-        <w:t>Whoever enters the Church must not leave without the priest’s blessing. It is prohibited. Similarly, entering the church to worship God while engaging in other trivial activities is akin to playing games with a friend. One should assist in maintaining the sanctity of worship within the church; the word of God spoken there possesses a sweetness greater than honey.</w:t>
-      </w:r>
-      <w:r>
-        <w:rPr>
-          <w:rFonts w:ascii="Gentium" w:hAnsi="Gentium" w:cs="Gentium"/>
-          <w:color w:val="000000"/>
-        </w:rPr>
-        <w:t xml:space="preserve"> </w:t>
-      </w:r>
-      <w:r>
-        <w:rPr>
-          <w:rFonts w:ascii="Gentium" w:hAnsi="Gentium" w:cs="Gentium"/>
-          <w:b/>
-          <w:bCs/>
-          <w:color w:val="0070C0"/>
-          <w:vertAlign w:val="superscript"/>
-        </w:rPr>
-        <w:t>81</w:t>
-      </w:r>
-      <w:r>
-        <w:rPr>
-          <w:rFonts w:ascii="Gentium" w:hAnsi="Gentium" w:cs="Gentium"/>
-          <w:color w:val="0070C0"/>
-        </w:rPr>
-        <w:t> </w:t>
-      </w:r>
-      <w:r>
-        <w:rPr>
-          <w:rFonts w:ascii="Gentium" w:hAnsi="Gentium" w:cs="Gentium"/>
-          <w:color w:val="000000"/>
-        </w:rPr>
-        <w:t>A good word surpasses giving; however, a wicked person takes everything for granted. God favours and honours the person who values both, but the one who complains without joy in his heart is not well-regarded by God.</w:t>
-      </w:r>
-      <w:r>
-        <w:rPr>
-          <w:rFonts w:ascii="Gentium" w:hAnsi="Gentium" w:cs="Gentium"/>
-          <w:color w:val="000000"/>
-        </w:rPr>
-        <w:t xml:space="preserve"> </w:t>
-      </w:r>
-      <w:r>
-        <w:rPr>
-          <w:rFonts w:ascii="Gentium" w:hAnsi="Gentium" w:cs="Gentium"/>
-          <w:b/>
-          <w:bCs/>
-          <w:color w:val="0070C0"/>
-          <w:vertAlign w:val="superscript"/>
-        </w:rPr>
-        <w:t>82</w:t>
-      </w:r>
-      <w:r>
-        <w:rPr>
-          <w:rFonts w:ascii="Gentium" w:hAnsi="Gentium" w:cs="Gentium"/>
-          <w:color w:val="0070C0"/>
-        </w:rPr>
-        <w:t> </w:t>
-      </w:r>
-      <w:r>
-        <w:rPr>
-          <w:rFonts w:ascii="Gentium" w:hAnsi="Gentium" w:cs="Gentium"/>
-          <w:color w:val="000000"/>
-        </w:rPr>
-        <w:t>With joy emanating from his heart and spiritual vitality, the Kingdom of Heaven will open to those who give to the needy, widows, and the children of the deceased. Not with contempt, but with friendship and love, they will be regarded, and they will partake in the fruits of the Kingdom of Heaven.</w:t>
+        <w:t>open to those who give to the needy, widows, and the children of the deceased. Not with contempt, but with friendship and love, they will be regarded, and they will partake in the fruits of the Kingdom of Heaven.</w:t>
       </w:r>
     </w:p>
     <w:p>
@@ -36892,7 +36896,255 @@
           <w:rFonts w:ascii="Gentium" w:hAnsi="Gentium" w:cs="Gentium"/>
           <w:color w:val="000000"/>
         </w:rPr>
-        <w:t xml:space="preserve">But you, make the </w:t>
+        <w:t>But you, make the crooked heart straight and in this way, shepherd the flock of God, even if you are found in a lowly position. Even in such a state, by teaching the good word and the delightful word of God, you shall rise. Speak.</w:t>
+      </w:r>
+      <w:r>
+        <w:rPr>
+          <w:rFonts w:ascii="Gentium" w:hAnsi="Gentium" w:cs="Gentium"/>
+          <w:color w:val="000000"/>
+        </w:rPr>
+        <w:t xml:space="preserve"> </w:t>
+      </w:r>
+      <w:r>
+        <w:rPr>
+          <w:rFonts w:ascii="Gentium" w:hAnsi="Gentium" w:cs="Gentium"/>
+          <w:b/>
+          <w:bCs/>
+          <w:color w:val="0070C0"/>
+          <w:vertAlign w:val="superscript"/>
+        </w:rPr>
+        <w:t>89</w:t>
+      </w:r>
+      <w:r>
+        <w:rPr>
+          <w:rFonts w:ascii="Gentium" w:hAnsi="Gentium" w:cs="Gentium"/>
+          <w:color w:val="0070C0"/>
+        </w:rPr>
+        <w:t> </w:t>
+      </w:r>
+      <w:r>
+        <w:rPr>
+          <w:rFonts w:ascii="Gentium" w:hAnsi="Gentium" w:cs="Gentium"/>
+          <w:color w:val="000000"/>
+        </w:rPr>
+        <w:t>The church is the mother of those who keep the law of God; God grants them honour and praise.</w:t>
+      </w:r>
+      <w:r>
+        <w:rPr>
+          <w:rFonts w:ascii="Gentium" w:hAnsi="Gentium" w:cs="Gentium"/>
+          <w:color w:val="000000"/>
+        </w:rPr>
+        <w:t xml:space="preserve"> </w:t>
+      </w:r>
+      <w:r>
+        <w:rPr>
+          <w:rFonts w:ascii="Gentium" w:hAnsi="Gentium" w:cs="Gentium"/>
+          <w:b/>
+          <w:bCs/>
+          <w:color w:val="0070C0"/>
+          <w:vertAlign w:val="superscript"/>
+        </w:rPr>
+        <w:t>90</w:t>
+      </w:r>
+      <w:r>
+        <w:rPr>
+          <w:rFonts w:ascii="Gentium" w:hAnsi="Gentium" w:cs="Gentium"/>
+          <w:color w:val="0070C0"/>
+        </w:rPr>
+        <w:t> </w:t>
+      </w:r>
+      <w:r>
+        <w:rPr>
+          <w:rFonts w:ascii="Gentium" w:hAnsi="Gentium" w:cs="Gentium"/>
+          <w:color w:val="000000"/>
+        </w:rPr>
+        <w:t>O church leaders, strive to fulfil the will of God while you are alive, to teach and to speak the word of God. If you do not, you will be erased from the Book of Life and taken to the lowest depths where demons will bind your hands and feet and cast you into eternal imprisonment. Strive to be saved from this sin.</w:t>
+      </w:r>
+      <w:r>
+        <w:rPr>
+          <w:rFonts w:ascii="Gentium" w:hAnsi="Gentium" w:cs="Gentium"/>
+          <w:color w:val="000000"/>
+        </w:rPr>
+        <w:t xml:space="preserve"> </w:t>
+      </w:r>
+      <w:r>
+        <w:rPr>
+          <w:rFonts w:ascii="Gentium" w:hAnsi="Gentium" w:cs="Gentium"/>
+          <w:b/>
+          <w:bCs/>
+          <w:color w:val="0070C0"/>
+          <w:vertAlign w:val="superscript"/>
+        </w:rPr>
+        <w:t>91</w:t>
+      </w:r>
+      <w:r>
+        <w:rPr>
+          <w:rFonts w:ascii="Gentium" w:hAnsi="Gentium" w:cs="Gentium"/>
+          <w:color w:val="0070C0"/>
+        </w:rPr>
+        <w:t> </w:t>
+      </w:r>
+      <w:r>
+        <w:rPr>
+          <w:rFonts w:ascii="Gentium" w:hAnsi="Gentium" w:cs="Gentium"/>
+          <w:color w:val="000000"/>
+        </w:rPr>
+        <w:t>In precedence, to the Pope of Rome, secondly to Ephesus, thirdly to Alexandria, and fourthly to Antioch, who was honoured with the throne of Luke, respect shall be given. The four patriarchal thrones, with bishops, priests, and deacons residing in their respective regions, shall convene annually once a year. The purpose of their gathering is firstly, to teach them the scriptures and correct errors. Secondly, it is to ensure the Pope examines them to prevent any mistakes.</w:t>
+      </w:r>
+      <w:r>
+        <w:rPr>
+          <w:rFonts w:ascii="Gentium" w:hAnsi="Gentium" w:cs="Gentium"/>
+          <w:color w:val="000000"/>
+        </w:rPr>
+        <w:t xml:space="preserve"> </w:t>
+      </w:r>
+      <w:r>
+        <w:rPr>
+          <w:rFonts w:ascii="Gentium" w:hAnsi="Gentium" w:cs="Gentium"/>
+          <w:b/>
+          <w:bCs/>
+          <w:color w:val="0070C0"/>
+          <w:vertAlign w:val="superscript"/>
+        </w:rPr>
+        <w:t>92</w:t>
+      </w:r>
+      <w:r>
+        <w:rPr>
+          <w:rFonts w:ascii="Gentium" w:hAnsi="Gentium" w:cs="Gentium"/>
+          <w:color w:val="0070C0"/>
+        </w:rPr>
+        <w:t> </w:t>
+      </w:r>
+      <w:r>
+        <w:rPr>
+          <w:rFonts w:ascii="Gentium" w:hAnsi="Gentium" w:cs="Gentium"/>
+          <w:color w:val="000000"/>
+        </w:rPr>
+        <w:t>Let your teaching be like a curtain made of gold. Do not conceal the word of God, as it is said, “Do not exclude anyone who believes in and follows the Gospel.”</w:t>
+      </w:r>
+      <w:r>
+        <w:rPr>
+          <w:rFonts w:ascii="Gentium" w:hAnsi="Gentium" w:cs="Gentium"/>
+          <w:color w:val="000000"/>
+        </w:rPr>
+        <w:t xml:space="preserve"> </w:t>
+      </w:r>
+      <w:r>
+        <w:rPr>
+          <w:rFonts w:ascii="Gentium" w:hAnsi="Gentium" w:cs="Gentium"/>
+          <w:b/>
+          <w:bCs/>
+          <w:color w:val="0070C0"/>
+          <w:vertAlign w:val="superscript"/>
+        </w:rPr>
+        <w:t>93</w:t>
+      </w:r>
+      <w:r>
+        <w:rPr>
+          <w:rFonts w:ascii="Gentium" w:hAnsi="Gentium" w:cs="Gentium"/>
+          <w:color w:val="0070C0"/>
+        </w:rPr>
+        <w:t> </w:t>
+      </w:r>
+      <w:r>
+        <w:rPr>
+          <w:rFonts w:ascii="Gentium" w:hAnsi="Gentium" w:cs="Gentium"/>
+          <w:color w:val="000000"/>
+        </w:rPr>
+        <w:t>If one accepts the highest church office (be it a bishop or archbishop) and claims that unless a higher position is given, they will not be satisfied, let them be excommunicated from the holy church.</w:t>
+      </w:r>
+      <w:r>
+        <w:rPr>
+          <w:rFonts w:ascii="Gentium" w:hAnsi="Gentium" w:cs="Gentium"/>
+          <w:color w:val="000000"/>
+        </w:rPr>
+        <w:t xml:space="preserve"> </w:t>
+      </w:r>
+      <w:r>
+        <w:rPr>
+          <w:rFonts w:ascii="Gentium" w:hAnsi="Gentium" w:cs="Gentium"/>
+          <w:b/>
+          <w:bCs/>
+          <w:color w:val="0070C0"/>
+          <w:vertAlign w:val="superscript"/>
+        </w:rPr>
+        <w:t>94</w:t>
+      </w:r>
+      <w:r>
+        <w:rPr>
+          <w:rFonts w:ascii="Gentium" w:hAnsi="Gentium" w:cs="Gentium"/>
+          <w:color w:val="0070C0"/>
+        </w:rPr>
+        <w:t> </w:t>
+      </w:r>
+      <w:r>
+        <w:rPr>
+          <w:rFonts w:ascii="Gentium" w:hAnsi="Gentium" w:cs="Gentium"/>
+          <w:color w:val="000000"/>
+        </w:rPr>
+        <w:t>They are to be removed because authority given was solely to tend to the flocks of God and not to be honoured with power. If an error was committed, transferring from one position to another is unnecessary. If the error prevents the tending of the church and one cannot tend to the flocks of God, then let them step down. Whether great or small, spiritual authority is not a matter of pride but of service.</w:t>
+      </w:r>
+      <w:r>
+        <w:rPr>
+          <w:rFonts w:ascii="Gentium" w:hAnsi="Gentium" w:cs="Gentium"/>
+          <w:color w:val="000000"/>
+        </w:rPr>
+        <w:t xml:space="preserve"> </w:t>
+      </w:r>
+      <w:r>
+        <w:rPr>
+          <w:rFonts w:ascii="Gentium" w:hAnsi="Gentium" w:cs="Gentium"/>
+          <w:b/>
+          <w:bCs/>
+          <w:color w:val="0070C0"/>
+          <w:vertAlign w:val="superscript"/>
+        </w:rPr>
+        <w:t>95</w:t>
+      </w:r>
+      <w:r>
+        <w:rPr>
+          <w:rFonts w:ascii="Gentium" w:hAnsi="Gentium" w:cs="Gentium"/>
+          <w:color w:val="0070C0"/>
+        </w:rPr>
+        <w:t> </w:t>
+      </w:r>
+      <w:r>
+        <w:rPr>
+          <w:rFonts w:ascii="Gentium" w:hAnsi="Gentium" w:cs="Gentium"/>
+          <w:color w:val="000000"/>
+        </w:rPr>
+        <w:t>At any level, the conferred authority is not to be used for personal gain without properly guiding the flocks of God. There should be no movement for the sake of the Church’s order, and it is not for disorder, but for spiritual peace and stability. Since it is also for the peace of life, we turn to our Lord and Saviour Jesus Christ. It shall be fulfilled. As we have previously explained, the world is like an ocean, and its waves are like thoughts. These thoughts can lead people from ignorance to knowledge.</w:t>
+      </w:r>
+      <w:r>
+        <w:rPr>
+          <w:rFonts w:ascii="Gentium" w:hAnsi="Gentium" w:cs="Gentium"/>
+          <w:color w:val="000000"/>
+        </w:rPr>
+        <w:t xml:space="preserve"> </w:t>
+      </w:r>
+      <w:r>
+        <w:rPr>
+          <w:rFonts w:ascii="Gentium" w:hAnsi="Gentium" w:cs="Gentium"/>
+          <w:b/>
+          <w:bCs/>
+          <w:color w:val="0070C0"/>
+          <w:vertAlign w:val="superscript"/>
+        </w:rPr>
+        <w:t>96</w:t>
+      </w:r>
+      <w:r>
+        <w:rPr>
+          <w:rFonts w:ascii="Gentium" w:hAnsi="Gentium" w:cs="Gentium"/>
+          <w:color w:val="0070C0"/>
+        </w:rPr>
+        <w:t> </w:t>
+      </w:r>
+      <w:r>
+        <w:rPr>
+          <w:rFonts w:ascii="Gentium" w:hAnsi="Gentium" w:cs="Gentium"/>
+          <w:color w:val="000000"/>
+        </w:rPr>
+        <w:t xml:space="preserve">We shall lead the children of the Church to our </w:t>
       </w:r>
       <w:r>
         <w:rPr>
@@ -36900,255 +37152,7 @@
           <w:color w:val="000000"/>
         </w:rPr>
         <w:lastRenderedPageBreak/>
-        <w:t>crooked heart straight and in this way, shepherd the flock of God, even if you are found in a lowly position. Even in such a state, by teaching the good word and the delightful word of God, you shall rise. Speak.</w:t>
-      </w:r>
-      <w:r>
-        <w:rPr>
-          <w:rFonts w:ascii="Gentium" w:hAnsi="Gentium" w:cs="Gentium"/>
-          <w:color w:val="000000"/>
-        </w:rPr>
-        <w:t xml:space="preserve"> </w:t>
-      </w:r>
-      <w:r>
-        <w:rPr>
-          <w:rFonts w:ascii="Gentium" w:hAnsi="Gentium" w:cs="Gentium"/>
-          <w:b/>
-          <w:bCs/>
-          <w:color w:val="0070C0"/>
-          <w:vertAlign w:val="superscript"/>
-        </w:rPr>
-        <w:t>89</w:t>
-      </w:r>
-      <w:r>
-        <w:rPr>
-          <w:rFonts w:ascii="Gentium" w:hAnsi="Gentium" w:cs="Gentium"/>
-          <w:color w:val="0070C0"/>
-        </w:rPr>
-        <w:t> </w:t>
-      </w:r>
-      <w:r>
-        <w:rPr>
-          <w:rFonts w:ascii="Gentium" w:hAnsi="Gentium" w:cs="Gentium"/>
-          <w:color w:val="000000"/>
-        </w:rPr>
-        <w:t>The church is the mother of those who keep the law of God; God grants them honour and praise.</w:t>
-      </w:r>
-      <w:r>
-        <w:rPr>
-          <w:rFonts w:ascii="Gentium" w:hAnsi="Gentium" w:cs="Gentium"/>
-          <w:color w:val="000000"/>
-        </w:rPr>
-        <w:t xml:space="preserve"> </w:t>
-      </w:r>
-      <w:r>
-        <w:rPr>
-          <w:rFonts w:ascii="Gentium" w:hAnsi="Gentium" w:cs="Gentium"/>
-          <w:b/>
-          <w:bCs/>
-          <w:color w:val="0070C0"/>
-          <w:vertAlign w:val="superscript"/>
-        </w:rPr>
-        <w:t>90</w:t>
-      </w:r>
-      <w:r>
-        <w:rPr>
-          <w:rFonts w:ascii="Gentium" w:hAnsi="Gentium" w:cs="Gentium"/>
-          <w:color w:val="0070C0"/>
-        </w:rPr>
-        <w:t> </w:t>
-      </w:r>
-      <w:r>
-        <w:rPr>
-          <w:rFonts w:ascii="Gentium" w:hAnsi="Gentium" w:cs="Gentium"/>
-          <w:color w:val="000000"/>
-        </w:rPr>
-        <w:t>O church leaders, strive to fulfil the will of God while you are alive, to teach and to speak the word of God. If you do not, you will be erased from the Book of Life and taken to the lowest depths where demons will bind your hands and feet and cast you into eternal imprisonment. Strive to be saved from this sin.</w:t>
-      </w:r>
-      <w:r>
-        <w:rPr>
-          <w:rFonts w:ascii="Gentium" w:hAnsi="Gentium" w:cs="Gentium"/>
-          <w:color w:val="000000"/>
-        </w:rPr>
-        <w:t xml:space="preserve"> </w:t>
-      </w:r>
-      <w:r>
-        <w:rPr>
-          <w:rFonts w:ascii="Gentium" w:hAnsi="Gentium" w:cs="Gentium"/>
-          <w:b/>
-          <w:bCs/>
-          <w:color w:val="0070C0"/>
-          <w:vertAlign w:val="superscript"/>
-        </w:rPr>
-        <w:t>91</w:t>
-      </w:r>
-      <w:r>
-        <w:rPr>
-          <w:rFonts w:ascii="Gentium" w:hAnsi="Gentium" w:cs="Gentium"/>
-          <w:color w:val="0070C0"/>
-        </w:rPr>
-        <w:t> </w:t>
-      </w:r>
-      <w:r>
-        <w:rPr>
-          <w:rFonts w:ascii="Gentium" w:hAnsi="Gentium" w:cs="Gentium"/>
-          <w:color w:val="000000"/>
-        </w:rPr>
-        <w:t>In precedence, to the Pope of Rome, secondly to Ephesus, thirdly to Alexandria, and fourthly to Antioch, who was honoured with the throne of Luke, respect shall be given. The four patriarchal thrones, with bishops, priests, and deacons residing in their respective regions, shall convene annually once a year. The purpose of their gathering is firstly, to teach them the scriptures and correct errors. Secondly, it is to ensure the Pope examines them to prevent any mistakes.</w:t>
-      </w:r>
-      <w:r>
-        <w:rPr>
-          <w:rFonts w:ascii="Gentium" w:hAnsi="Gentium" w:cs="Gentium"/>
-          <w:color w:val="000000"/>
-        </w:rPr>
-        <w:t xml:space="preserve"> </w:t>
-      </w:r>
-      <w:r>
-        <w:rPr>
-          <w:rFonts w:ascii="Gentium" w:hAnsi="Gentium" w:cs="Gentium"/>
-          <w:b/>
-          <w:bCs/>
-          <w:color w:val="0070C0"/>
-          <w:vertAlign w:val="superscript"/>
-        </w:rPr>
-        <w:t>92</w:t>
-      </w:r>
-      <w:r>
-        <w:rPr>
-          <w:rFonts w:ascii="Gentium" w:hAnsi="Gentium" w:cs="Gentium"/>
-          <w:color w:val="0070C0"/>
-        </w:rPr>
-        <w:t> </w:t>
-      </w:r>
-      <w:r>
-        <w:rPr>
-          <w:rFonts w:ascii="Gentium" w:hAnsi="Gentium" w:cs="Gentium"/>
-          <w:color w:val="000000"/>
-        </w:rPr>
-        <w:t>Let your teaching be like a curtain made of gold. Do not conceal the word of God, as it is said, “Do not exclude anyone who believes in and follows the Gospel.”</w:t>
-      </w:r>
-      <w:r>
-        <w:rPr>
-          <w:rFonts w:ascii="Gentium" w:hAnsi="Gentium" w:cs="Gentium"/>
-          <w:color w:val="000000"/>
-        </w:rPr>
-        <w:t xml:space="preserve"> </w:t>
-      </w:r>
-      <w:r>
-        <w:rPr>
-          <w:rFonts w:ascii="Gentium" w:hAnsi="Gentium" w:cs="Gentium"/>
-          <w:b/>
-          <w:bCs/>
-          <w:color w:val="0070C0"/>
-          <w:vertAlign w:val="superscript"/>
-        </w:rPr>
-        <w:t>93</w:t>
-      </w:r>
-      <w:r>
-        <w:rPr>
-          <w:rFonts w:ascii="Gentium" w:hAnsi="Gentium" w:cs="Gentium"/>
-          <w:color w:val="0070C0"/>
-        </w:rPr>
-        <w:t> </w:t>
-      </w:r>
-      <w:r>
-        <w:rPr>
-          <w:rFonts w:ascii="Gentium" w:hAnsi="Gentium" w:cs="Gentium"/>
-          <w:color w:val="000000"/>
-        </w:rPr>
-        <w:t>If one accepts the highest church office (be it a bishop or archbishop) and claims that unless a higher position is given, they will not be satisfied, let them be excommunicated from the holy church.</w:t>
-      </w:r>
-      <w:r>
-        <w:rPr>
-          <w:rFonts w:ascii="Gentium" w:hAnsi="Gentium" w:cs="Gentium"/>
-          <w:color w:val="000000"/>
-        </w:rPr>
-        <w:t xml:space="preserve"> </w:t>
-      </w:r>
-      <w:r>
-        <w:rPr>
-          <w:rFonts w:ascii="Gentium" w:hAnsi="Gentium" w:cs="Gentium"/>
-          <w:b/>
-          <w:bCs/>
-          <w:color w:val="0070C0"/>
-          <w:vertAlign w:val="superscript"/>
-        </w:rPr>
-        <w:t>94</w:t>
-      </w:r>
-      <w:r>
-        <w:rPr>
-          <w:rFonts w:ascii="Gentium" w:hAnsi="Gentium" w:cs="Gentium"/>
-          <w:color w:val="0070C0"/>
-        </w:rPr>
-        <w:t> </w:t>
-      </w:r>
-      <w:r>
-        <w:rPr>
-          <w:rFonts w:ascii="Gentium" w:hAnsi="Gentium" w:cs="Gentium"/>
-          <w:color w:val="000000"/>
-        </w:rPr>
-        <w:t>They are to be removed because authority given was solely to tend to the flocks of God and not to be honoured with power. If an error was committed, transferring from one position to another is unnecessary. If the error prevents the tending of the church and one cannot tend to the flocks of God, then let them step down. Whether great or small, spiritual authority is not a matter of pride but of service.</w:t>
-      </w:r>
-      <w:r>
-        <w:rPr>
-          <w:rFonts w:ascii="Gentium" w:hAnsi="Gentium" w:cs="Gentium"/>
-          <w:color w:val="000000"/>
-        </w:rPr>
-        <w:t xml:space="preserve"> </w:t>
-      </w:r>
-      <w:r>
-        <w:rPr>
-          <w:rFonts w:ascii="Gentium" w:hAnsi="Gentium" w:cs="Gentium"/>
-          <w:b/>
-          <w:bCs/>
-          <w:color w:val="0070C0"/>
-          <w:vertAlign w:val="superscript"/>
-        </w:rPr>
-        <w:t>95</w:t>
-      </w:r>
-      <w:r>
-        <w:rPr>
-          <w:rFonts w:ascii="Gentium" w:hAnsi="Gentium" w:cs="Gentium"/>
-          <w:color w:val="0070C0"/>
-        </w:rPr>
-        <w:t> </w:t>
-      </w:r>
-      <w:r>
-        <w:rPr>
-          <w:rFonts w:ascii="Gentium" w:hAnsi="Gentium" w:cs="Gentium"/>
-          <w:color w:val="000000"/>
-        </w:rPr>
-        <w:t>At any level, the conferred authority is not to be used for personal gain without properly guiding the flocks of God. There should be no movement for the sake of the Church’s order, and it is not for disorder, but for spiritual peace and stability. Since it is also for the peace of life, we turn to our Lord and Saviour Jesus Christ. It shall be fulfilled. As we have previously explained, the world is like an ocean, and its waves are like thoughts. These thoughts can lead people from ignorance to knowledge.</w:t>
-      </w:r>
-      <w:r>
-        <w:rPr>
-          <w:rFonts w:ascii="Gentium" w:hAnsi="Gentium" w:cs="Gentium"/>
-          <w:color w:val="000000"/>
-        </w:rPr>
-        <w:t xml:space="preserve"> </w:t>
-      </w:r>
-      <w:r>
-        <w:rPr>
-          <w:rFonts w:ascii="Gentium" w:hAnsi="Gentium" w:cs="Gentium"/>
-          <w:b/>
-          <w:bCs/>
-          <w:color w:val="0070C0"/>
-          <w:vertAlign w:val="superscript"/>
-        </w:rPr>
-        <w:t>96</w:t>
-      </w:r>
-      <w:r>
-        <w:rPr>
-          <w:rFonts w:ascii="Gentium" w:hAnsi="Gentium" w:cs="Gentium"/>
-          <w:color w:val="0070C0"/>
-        </w:rPr>
-        <w:t> </w:t>
-      </w:r>
-      <w:r>
-        <w:rPr>
-          <w:rFonts w:ascii="Gentium" w:hAnsi="Gentium" w:cs="Gentium"/>
-          <w:color w:val="000000"/>
-        </w:rPr>
-        <w:t xml:space="preserve">We shall lead the children of the Church to our Lord Jesus Christ and to the joy of paradise, our brethren. You must trust in the Lord so that you do not stray from </w:t>
+        <w:t xml:space="preserve">Lord Jesus Christ and to the joy of paradise, our brethren. You must trust in the Lord so that you do not stray from </w:t>
       </w:r>
       <w:r>
         <w:rPr>
@@ -37452,7 +37456,407 @@
           <w:rFonts w:ascii="Gentium" w:hAnsi="Gentium" w:cs="Gentium"/>
           <w:color w:val="000000"/>
         </w:rPr>
-        <w:t xml:space="preserve">Live steadfastly in your religion. And do not stop doing good deeds, and let it always be until death. All that is written that you may pass into life is written to teach us, to admonish and rebuke. But if this is not done, we may be misled by demons, and we </w:t>
+        <w:t>Live steadfastly in your religion. And do not stop doing good deeds, and let it always be until death. All that is written that you may pass into life is written to teach us, to admonish and rebuke. But if this is not done, we may be misled by demons, and we may forget the word of God.</w:t>
+      </w:r>
+      <w:r>
+        <w:rPr>
+          <w:rFonts w:ascii="Gentium" w:hAnsi="Gentium" w:cs="Gentium"/>
+          <w:color w:val="000000"/>
+        </w:rPr>
+        <w:t xml:space="preserve"> </w:t>
+      </w:r>
+      <w:r>
+        <w:rPr>
+          <w:rFonts w:ascii="Gentium" w:hAnsi="Gentium" w:cs="Gentium"/>
+          <w:b/>
+          <w:bCs/>
+          <w:color w:val="0070C0"/>
+          <w:vertAlign w:val="superscript"/>
+        </w:rPr>
+        <w:t>105</w:t>
+      </w:r>
+      <w:r>
+        <w:rPr>
+          <w:rFonts w:ascii="Gentium" w:hAnsi="Gentium" w:cs="Gentium"/>
+          <w:color w:val="0070C0"/>
+        </w:rPr>
+        <w:t> </w:t>
+      </w:r>
+      <w:r>
+        <w:rPr>
+          <w:rFonts w:ascii="Gentium" w:hAnsi="Gentium" w:cs="Gentium"/>
+          <w:color w:val="000000"/>
+        </w:rPr>
+        <w:t>God commands us to be humble and meek and to love our fellow man. He hates extortion and deceit in all acts of rebellion. If anyone does these misdeeds, they should leave the church.</w:t>
+      </w:r>
+      <w:r>
+        <w:rPr>
+          <w:rFonts w:ascii="Gentium" w:hAnsi="Gentium" w:cs="Gentium"/>
+          <w:color w:val="000000"/>
+        </w:rPr>
+        <w:t xml:space="preserve"> </w:t>
+      </w:r>
+      <w:r>
+        <w:rPr>
+          <w:rFonts w:ascii="Gentium" w:hAnsi="Gentium" w:cs="Gentium"/>
+          <w:b/>
+          <w:bCs/>
+          <w:color w:val="0070C0"/>
+          <w:vertAlign w:val="superscript"/>
+        </w:rPr>
+        <w:t>106</w:t>
+      </w:r>
+      <w:r>
+        <w:rPr>
+          <w:rFonts w:ascii="Gentium" w:hAnsi="Gentium" w:cs="Gentium"/>
+          <w:color w:val="0070C0"/>
+        </w:rPr>
+        <w:t> </w:t>
+      </w:r>
+      <w:r>
+        <w:rPr>
+          <w:rFonts w:ascii="Gentium" w:hAnsi="Gentium" w:cs="Gentium"/>
+          <w:color w:val="000000"/>
+        </w:rPr>
+        <w:t>Their evil actions disrespect God words. They interpret as they want and they try to compensate with their own words, but God will give them their due. These evil doers destroy themselves with their deeds and coax others to do the same.</w:t>
+      </w:r>
+      <w:r>
+        <w:rPr>
+          <w:rFonts w:ascii="Gentium" w:hAnsi="Gentium" w:cs="Gentium"/>
+          <w:color w:val="000000"/>
+        </w:rPr>
+        <w:t xml:space="preserve"> </w:t>
+      </w:r>
+      <w:r>
+        <w:rPr>
+          <w:rFonts w:ascii="Gentium" w:hAnsi="Gentium" w:cs="Gentium"/>
+          <w:b/>
+          <w:bCs/>
+          <w:color w:val="0070C0"/>
+          <w:vertAlign w:val="superscript"/>
+        </w:rPr>
+        <w:t>107</w:t>
+      </w:r>
+      <w:r>
+        <w:rPr>
+          <w:rFonts w:ascii="Gentium" w:hAnsi="Gentium" w:cs="Gentium"/>
+          <w:color w:val="0070C0"/>
+        </w:rPr>
+        <w:t> </w:t>
+      </w:r>
+      <w:r>
+        <w:rPr>
+          <w:rFonts w:ascii="Gentium" w:hAnsi="Gentium" w:cs="Gentium"/>
+          <w:color w:val="000000"/>
+        </w:rPr>
+        <w:t>If evil enters a person’s heart, it destroys the good lessons learned from the church’s teachers and makes him forget. Just as a few drops of vinegar spoil the taste of honey, if an evil thing enters a person’s heart, it destroys his faith. Therefore, we have already said that evil can destroy faith from a person’s heart.</w:t>
+      </w:r>
+      <w:r>
+        <w:rPr>
+          <w:rFonts w:ascii="Gentium" w:hAnsi="Gentium" w:cs="Gentium"/>
+          <w:color w:val="000000"/>
+        </w:rPr>
+        <w:t xml:space="preserve"> </w:t>
+      </w:r>
+      <w:r>
+        <w:rPr>
+          <w:rFonts w:ascii="Gentium" w:hAnsi="Gentium" w:cs="Gentium"/>
+          <w:b/>
+          <w:bCs/>
+          <w:color w:val="0070C0"/>
+          <w:vertAlign w:val="superscript"/>
+        </w:rPr>
+        <w:t>108</w:t>
+      </w:r>
+      <w:r>
+        <w:rPr>
+          <w:rFonts w:ascii="Gentium" w:hAnsi="Gentium" w:cs="Gentium"/>
+          <w:color w:val="0070C0"/>
+        </w:rPr>
+        <w:t> </w:t>
+      </w:r>
+      <w:r>
+        <w:rPr>
+          <w:rFonts w:ascii="Gentium" w:hAnsi="Gentium" w:cs="Gentium"/>
+          <w:color w:val="000000"/>
+        </w:rPr>
+        <w:t>Jealousy and lust make the heart of the wise mad. Neglecting the word of God is not beneficial to the soul. Violating God’s word means slipping away from the good path. Remember, when Moses warned his people not to deviate from God’s path, he said, “I have offered you fire and water.”</w:t>
+      </w:r>
+      <w:r>
+        <w:rPr>
+          <w:rFonts w:ascii="Gentium" w:hAnsi="Gentium" w:cs="Gentium"/>
+          <w:color w:val="000000"/>
+        </w:rPr>
+        <w:t xml:space="preserve"> </w:t>
+      </w:r>
+      <w:r>
+        <w:rPr>
+          <w:rFonts w:ascii="Gentium" w:hAnsi="Gentium" w:cs="Gentium"/>
+          <w:b/>
+          <w:bCs/>
+          <w:color w:val="0070C0"/>
+          <w:vertAlign w:val="superscript"/>
+        </w:rPr>
+        <w:t>109</w:t>
+      </w:r>
+      <w:r>
+        <w:rPr>
+          <w:rFonts w:ascii="Gentium" w:hAnsi="Gentium" w:cs="Gentium"/>
+          <w:color w:val="0070C0"/>
+        </w:rPr>
+        <w:t> </w:t>
+      </w:r>
+      <w:r>
+        <w:rPr>
+          <w:rFonts w:ascii="Gentium" w:hAnsi="Gentium" w:cs="Gentium"/>
+          <w:color w:val="000000"/>
+        </w:rPr>
+        <w:t>Don’t teach the people what you do not do and do not practice yourselves what you do not teach. Bear the burden of the church lest the people bind your neck with iron chains and label you an untouchable.</w:t>
+      </w:r>
+      <w:r>
+        <w:rPr>
+          <w:rFonts w:ascii="Gentium" w:hAnsi="Gentium" w:cs="Gentium"/>
+          <w:color w:val="000000"/>
+        </w:rPr>
+        <w:t xml:space="preserve"> </w:t>
+      </w:r>
+      <w:r>
+        <w:rPr>
+          <w:rFonts w:ascii="Gentium" w:hAnsi="Gentium" w:cs="Gentium"/>
+          <w:b/>
+          <w:bCs/>
+          <w:color w:val="0070C0"/>
+          <w:vertAlign w:val="superscript"/>
+        </w:rPr>
+        <w:t>110</w:t>
+      </w:r>
+      <w:r>
+        <w:rPr>
+          <w:rFonts w:ascii="Gentium" w:hAnsi="Gentium" w:cs="Gentium"/>
+          <w:color w:val="0070C0"/>
+        </w:rPr>
+        <w:t> </w:t>
+      </w:r>
+      <w:r>
+        <w:rPr>
+          <w:rFonts w:ascii="Gentium" w:hAnsi="Gentium" w:cs="Gentium"/>
+          <w:color w:val="000000"/>
+        </w:rPr>
+        <w:t>They lead us to the path we know, but they themselves travel on the wide path. They do what is not permitted by God. Let us walk cautiously so that we are not led astray.</w:t>
+      </w:r>
+      <w:r>
+        <w:rPr>
+          <w:rFonts w:ascii="Gentium" w:hAnsi="Gentium" w:cs="Gentium"/>
+          <w:color w:val="000000"/>
+        </w:rPr>
+        <w:t xml:space="preserve"> </w:t>
+      </w:r>
+      <w:r>
+        <w:rPr>
+          <w:rFonts w:ascii="Gentium" w:hAnsi="Gentium" w:cs="Gentium"/>
+          <w:b/>
+          <w:bCs/>
+          <w:color w:val="0070C0"/>
+          <w:vertAlign w:val="superscript"/>
+        </w:rPr>
+        <w:t>111</w:t>
+      </w:r>
+      <w:r>
+        <w:rPr>
+          <w:rFonts w:ascii="Gentium" w:hAnsi="Gentium" w:cs="Gentium"/>
+          <w:color w:val="0070C0"/>
+        </w:rPr>
+        <w:t> </w:t>
+      </w:r>
+      <w:r>
+        <w:rPr>
+          <w:rFonts w:ascii="Gentium" w:hAnsi="Gentium" w:cs="Gentium"/>
+          <w:color w:val="000000"/>
+        </w:rPr>
+        <w:t>We have to clear our lines with God and be his children. When we arrive on his road: he says, “Come to me I will give you good leave.”</w:t>
+      </w:r>
+      <w:r>
+        <w:rPr>
+          <w:rFonts w:ascii="Gentium" w:hAnsi="Gentium" w:cs="Gentium"/>
+          <w:color w:val="000000"/>
+        </w:rPr>
+        <w:t xml:space="preserve"> </w:t>
+      </w:r>
+      <w:r>
+        <w:rPr>
+          <w:rFonts w:ascii="Gentium" w:hAnsi="Gentium" w:cs="Gentium"/>
+          <w:b/>
+          <w:bCs/>
+          <w:color w:val="0070C0"/>
+          <w:vertAlign w:val="superscript"/>
+        </w:rPr>
+        <w:t>112</w:t>
+      </w:r>
+      <w:r>
+        <w:rPr>
+          <w:rFonts w:ascii="Gentium" w:hAnsi="Gentium" w:cs="Gentium"/>
+          <w:color w:val="0070C0"/>
+        </w:rPr>
+        <w:t> </w:t>
+      </w:r>
+      <w:r>
+        <w:rPr>
+          <w:rFonts w:ascii="Gentium" w:hAnsi="Gentium" w:cs="Gentium"/>
+          <w:color w:val="000000"/>
+        </w:rPr>
+        <w:t>If The true Spirit of God is upon you, you will know about satisfaction and beautiful things. The man who separates from God will forget the commandments and spiritual laws.</w:t>
+      </w:r>
+      <w:r>
+        <w:rPr>
+          <w:rFonts w:ascii="Gentium" w:hAnsi="Gentium" w:cs="Gentium"/>
+          <w:color w:val="000000"/>
+        </w:rPr>
+        <w:t xml:space="preserve"> </w:t>
+      </w:r>
+      <w:r>
+        <w:rPr>
+          <w:rFonts w:ascii="Gentium" w:hAnsi="Gentium" w:cs="Gentium"/>
+          <w:b/>
+          <w:bCs/>
+          <w:color w:val="0070C0"/>
+          <w:vertAlign w:val="superscript"/>
+        </w:rPr>
+        <w:t>113</w:t>
+      </w:r>
+      <w:r>
+        <w:rPr>
+          <w:rFonts w:ascii="Gentium" w:hAnsi="Gentium" w:cs="Gentium"/>
+          <w:color w:val="0070C0"/>
+        </w:rPr>
+        <w:t> </w:t>
+      </w:r>
+      <w:r>
+        <w:rPr>
+          <w:rFonts w:ascii="Gentium" w:hAnsi="Gentium" w:cs="Gentium"/>
+          <w:color w:val="000000"/>
+        </w:rPr>
+        <w:t>The man led by the Holy Spirit is wise and serves as a source of good. From his mouth speaks only praise and thankfulness. And God will give him mercy.</w:t>
+      </w:r>
+      <w:r>
+        <w:rPr>
+          <w:rFonts w:ascii="Gentium" w:hAnsi="Gentium" w:cs="Gentium"/>
+          <w:color w:val="000000"/>
+        </w:rPr>
+        <w:t xml:space="preserve"> </w:t>
+      </w:r>
+      <w:r>
+        <w:rPr>
+          <w:rFonts w:ascii="Gentium" w:hAnsi="Gentium" w:cs="Gentium"/>
+          <w:b/>
+          <w:bCs/>
+          <w:color w:val="0070C0"/>
+          <w:vertAlign w:val="superscript"/>
+        </w:rPr>
+        <w:t>114</w:t>
+      </w:r>
+      <w:r>
+        <w:rPr>
+          <w:rFonts w:ascii="Gentium" w:hAnsi="Gentium" w:cs="Gentium"/>
+          <w:color w:val="0070C0"/>
+        </w:rPr>
+        <w:t> </w:t>
+      </w:r>
+      <w:r>
+        <w:rPr>
+          <w:rFonts w:ascii="Gentium" w:hAnsi="Gentium" w:cs="Gentium"/>
+          <w:color w:val="000000"/>
+        </w:rPr>
+        <w:t xml:space="preserve">When a man with the spirit of God calls upon </w:t>
+      </w:r>
+      <w:r>
+        <w:rPr>
+          <w:rFonts w:ascii="Gentium" w:hAnsi="Gentium" w:cs="Gentium"/>
+          <w:color w:val="000000"/>
+        </w:rPr>
+        <w:t>h</w:t>
+      </w:r>
+      <w:r>
+        <w:rPr>
+          <w:rFonts w:ascii="Gentium" w:hAnsi="Gentium" w:cs="Gentium"/>
+          <w:color w:val="000000"/>
+        </w:rPr>
+        <w:t xml:space="preserve">im, </w:t>
+      </w:r>
+      <w:r>
+        <w:rPr>
+          <w:rFonts w:ascii="Gentium" w:hAnsi="Gentium" w:cs="Gentium"/>
+          <w:color w:val="000000"/>
+        </w:rPr>
+        <w:t>he</w:t>
+      </w:r>
+      <w:r>
+        <w:rPr>
+          <w:rFonts w:ascii="Gentium" w:hAnsi="Gentium" w:cs="Gentium"/>
+          <w:color w:val="000000"/>
+        </w:rPr>
+        <w:t xml:space="preserve"> will answer. He will answer his words and be heard. The one who does not follow the church will not hear God.</w:t>
+      </w:r>
+      <w:r>
+        <w:rPr>
+          <w:rFonts w:ascii="Gentium" w:hAnsi="Gentium" w:cs="Gentium"/>
+          <w:color w:val="000000"/>
+        </w:rPr>
+        <w:t xml:space="preserve"> </w:t>
+      </w:r>
+      <w:r>
+        <w:rPr>
+          <w:rFonts w:ascii="Gentium" w:hAnsi="Gentium" w:cs="Gentium"/>
+          <w:b/>
+          <w:bCs/>
+          <w:color w:val="0070C0"/>
+          <w:vertAlign w:val="superscript"/>
+        </w:rPr>
+        <w:t>115</w:t>
+      </w:r>
+      <w:r>
+        <w:rPr>
+          <w:rFonts w:ascii="Gentium" w:hAnsi="Gentium" w:cs="Gentium"/>
+          <w:color w:val="0070C0"/>
+        </w:rPr>
+        <w:t> </w:t>
+      </w:r>
+      <w:r>
+        <w:rPr>
+          <w:rFonts w:ascii="Gentium" w:hAnsi="Gentium" w:cs="Gentium"/>
+          <w:color w:val="000000"/>
+        </w:rPr>
+        <w:t>The church is a bride who was rewarded by the words of the prophets, the apostles, the righteous, and the martyrs. But above all, the apostles despised the world and left the riches of this world and separated themselves from what they worshipped. Compared to anything, the love of God outweighs all.</w:t>
+      </w:r>
+      <w:r>
+        <w:rPr>
+          <w:rFonts w:ascii="Gentium" w:hAnsi="Gentium" w:cs="Gentium"/>
+          <w:color w:val="000000"/>
+        </w:rPr>
+        <w:t xml:space="preserve"> </w:t>
+      </w:r>
+      <w:r>
+        <w:rPr>
+          <w:rFonts w:ascii="Gentium" w:hAnsi="Gentium" w:cs="Gentium"/>
+          <w:b/>
+          <w:bCs/>
+          <w:color w:val="0070C0"/>
+          <w:vertAlign w:val="superscript"/>
+        </w:rPr>
+        <w:t>116</w:t>
+      </w:r>
+      <w:r>
+        <w:rPr>
+          <w:rFonts w:ascii="Gentium" w:hAnsi="Gentium" w:cs="Gentium"/>
+          <w:color w:val="0070C0"/>
+        </w:rPr>
+        <w:t> </w:t>
+      </w:r>
+      <w:r>
+        <w:rPr>
+          <w:rFonts w:ascii="Gentium" w:hAnsi="Gentium" w:cs="Gentium"/>
+          <w:color w:val="000000"/>
+        </w:rPr>
+        <w:t xml:space="preserve">There are no other things than the love of God. [It is] greater than gold [or] silver [and] even sweeter than honey and sugar. It is more [satisfying] than a glass of wine. To </w:t>
       </w:r>
       <w:r>
         <w:rPr>
@@ -37460,407 +37864,7 @@
           <w:color w:val="000000"/>
         </w:rPr>
         <w:lastRenderedPageBreak/>
-        <w:t>may forget the word of God.</w:t>
-      </w:r>
-      <w:r>
-        <w:rPr>
-          <w:rFonts w:ascii="Gentium" w:hAnsi="Gentium" w:cs="Gentium"/>
-          <w:color w:val="000000"/>
-        </w:rPr>
-        <w:t xml:space="preserve"> </w:t>
-      </w:r>
-      <w:r>
-        <w:rPr>
-          <w:rFonts w:ascii="Gentium" w:hAnsi="Gentium" w:cs="Gentium"/>
-          <w:b/>
-          <w:bCs/>
-          <w:color w:val="0070C0"/>
-          <w:vertAlign w:val="superscript"/>
-        </w:rPr>
-        <w:t>105</w:t>
-      </w:r>
-      <w:r>
-        <w:rPr>
-          <w:rFonts w:ascii="Gentium" w:hAnsi="Gentium" w:cs="Gentium"/>
-          <w:color w:val="0070C0"/>
-        </w:rPr>
-        <w:t> </w:t>
-      </w:r>
-      <w:r>
-        <w:rPr>
-          <w:rFonts w:ascii="Gentium" w:hAnsi="Gentium" w:cs="Gentium"/>
-          <w:color w:val="000000"/>
-        </w:rPr>
-        <w:t>God commands us to be humble and meek and to love our fellow man. He hates extortion and deceit in all acts of rebellion. If anyone does these misdeeds, they should leave the church.</w:t>
-      </w:r>
-      <w:r>
-        <w:rPr>
-          <w:rFonts w:ascii="Gentium" w:hAnsi="Gentium" w:cs="Gentium"/>
-          <w:color w:val="000000"/>
-        </w:rPr>
-        <w:t xml:space="preserve"> </w:t>
-      </w:r>
-      <w:r>
-        <w:rPr>
-          <w:rFonts w:ascii="Gentium" w:hAnsi="Gentium" w:cs="Gentium"/>
-          <w:b/>
-          <w:bCs/>
-          <w:color w:val="0070C0"/>
-          <w:vertAlign w:val="superscript"/>
-        </w:rPr>
-        <w:t>106</w:t>
-      </w:r>
-      <w:r>
-        <w:rPr>
-          <w:rFonts w:ascii="Gentium" w:hAnsi="Gentium" w:cs="Gentium"/>
-          <w:color w:val="0070C0"/>
-        </w:rPr>
-        <w:t> </w:t>
-      </w:r>
-      <w:r>
-        <w:rPr>
-          <w:rFonts w:ascii="Gentium" w:hAnsi="Gentium" w:cs="Gentium"/>
-          <w:color w:val="000000"/>
-        </w:rPr>
-        <w:t>Their evil actions disrespect God words. They interpret as they want and they try to compensate with their own words, but God will give them their due. These evil doers destroy themselves with their deeds and coax others to do the same.</w:t>
-      </w:r>
-      <w:r>
-        <w:rPr>
-          <w:rFonts w:ascii="Gentium" w:hAnsi="Gentium" w:cs="Gentium"/>
-          <w:color w:val="000000"/>
-        </w:rPr>
-        <w:t xml:space="preserve"> </w:t>
-      </w:r>
-      <w:r>
-        <w:rPr>
-          <w:rFonts w:ascii="Gentium" w:hAnsi="Gentium" w:cs="Gentium"/>
-          <w:b/>
-          <w:bCs/>
-          <w:color w:val="0070C0"/>
-          <w:vertAlign w:val="superscript"/>
-        </w:rPr>
-        <w:t>107</w:t>
-      </w:r>
-      <w:r>
-        <w:rPr>
-          <w:rFonts w:ascii="Gentium" w:hAnsi="Gentium" w:cs="Gentium"/>
-          <w:color w:val="0070C0"/>
-        </w:rPr>
-        <w:t> </w:t>
-      </w:r>
-      <w:r>
-        <w:rPr>
-          <w:rFonts w:ascii="Gentium" w:hAnsi="Gentium" w:cs="Gentium"/>
-          <w:color w:val="000000"/>
-        </w:rPr>
-        <w:t>If evil enters a person’s heart, it destroys the good lessons learned from the church’s teachers and makes him forget. Just as a few drops of vinegar spoil the taste of honey, if an evil thing enters a person’s heart, it destroys his faith. Therefore, we have already said that evil can destroy faith from a person’s heart.</w:t>
-      </w:r>
-      <w:r>
-        <w:rPr>
-          <w:rFonts w:ascii="Gentium" w:hAnsi="Gentium" w:cs="Gentium"/>
-          <w:color w:val="000000"/>
-        </w:rPr>
-        <w:t xml:space="preserve"> </w:t>
-      </w:r>
-      <w:r>
-        <w:rPr>
-          <w:rFonts w:ascii="Gentium" w:hAnsi="Gentium" w:cs="Gentium"/>
-          <w:b/>
-          <w:bCs/>
-          <w:color w:val="0070C0"/>
-          <w:vertAlign w:val="superscript"/>
-        </w:rPr>
-        <w:t>108</w:t>
-      </w:r>
-      <w:r>
-        <w:rPr>
-          <w:rFonts w:ascii="Gentium" w:hAnsi="Gentium" w:cs="Gentium"/>
-          <w:color w:val="0070C0"/>
-        </w:rPr>
-        <w:t> </w:t>
-      </w:r>
-      <w:r>
-        <w:rPr>
-          <w:rFonts w:ascii="Gentium" w:hAnsi="Gentium" w:cs="Gentium"/>
-          <w:color w:val="000000"/>
-        </w:rPr>
-        <w:t>Jealousy and lust make the heart of the wise mad. Neglecting the word of God is not beneficial to the soul. Violating God’s word means slipping away from the good path. Remember, when Moses warned his people not to deviate from God’s path, he said, “I have offered you fire and water.”</w:t>
-      </w:r>
-      <w:r>
-        <w:rPr>
-          <w:rFonts w:ascii="Gentium" w:hAnsi="Gentium" w:cs="Gentium"/>
-          <w:color w:val="000000"/>
-        </w:rPr>
-        <w:t xml:space="preserve"> </w:t>
-      </w:r>
-      <w:r>
-        <w:rPr>
-          <w:rFonts w:ascii="Gentium" w:hAnsi="Gentium" w:cs="Gentium"/>
-          <w:b/>
-          <w:bCs/>
-          <w:color w:val="0070C0"/>
-          <w:vertAlign w:val="superscript"/>
-        </w:rPr>
-        <w:t>109</w:t>
-      </w:r>
-      <w:r>
-        <w:rPr>
-          <w:rFonts w:ascii="Gentium" w:hAnsi="Gentium" w:cs="Gentium"/>
-          <w:color w:val="0070C0"/>
-        </w:rPr>
-        <w:t> </w:t>
-      </w:r>
-      <w:r>
-        <w:rPr>
-          <w:rFonts w:ascii="Gentium" w:hAnsi="Gentium" w:cs="Gentium"/>
-          <w:color w:val="000000"/>
-        </w:rPr>
-        <w:t>Don’t teach the people what you do not do and do not practice yourselves what you do not teach. Bear the burden of the church lest the people bind your neck with iron chains and label you an untouchable.</w:t>
-      </w:r>
-      <w:r>
-        <w:rPr>
-          <w:rFonts w:ascii="Gentium" w:hAnsi="Gentium" w:cs="Gentium"/>
-          <w:color w:val="000000"/>
-        </w:rPr>
-        <w:t xml:space="preserve"> </w:t>
-      </w:r>
-      <w:r>
-        <w:rPr>
-          <w:rFonts w:ascii="Gentium" w:hAnsi="Gentium" w:cs="Gentium"/>
-          <w:b/>
-          <w:bCs/>
-          <w:color w:val="0070C0"/>
-          <w:vertAlign w:val="superscript"/>
-        </w:rPr>
-        <w:t>110</w:t>
-      </w:r>
-      <w:r>
-        <w:rPr>
-          <w:rFonts w:ascii="Gentium" w:hAnsi="Gentium" w:cs="Gentium"/>
-          <w:color w:val="0070C0"/>
-        </w:rPr>
-        <w:t> </w:t>
-      </w:r>
-      <w:r>
-        <w:rPr>
-          <w:rFonts w:ascii="Gentium" w:hAnsi="Gentium" w:cs="Gentium"/>
-          <w:color w:val="000000"/>
-        </w:rPr>
-        <w:t>They lead us to the path we know, but they themselves travel on the wide path. They do what is not permitted by God. Let us walk cautiously so that we are not led astray.</w:t>
-      </w:r>
-      <w:r>
-        <w:rPr>
-          <w:rFonts w:ascii="Gentium" w:hAnsi="Gentium" w:cs="Gentium"/>
-          <w:color w:val="000000"/>
-        </w:rPr>
-        <w:t xml:space="preserve"> </w:t>
-      </w:r>
-      <w:r>
-        <w:rPr>
-          <w:rFonts w:ascii="Gentium" w:hAnsi="Gentium" w:cs="Gentium"/>
-          <w:b/>
-          <w:bCs/>
-          <w:color w:val="0070C0"/>
-          <w:vertAlign w:val="superscript"/>
-        </w:rPr>
-        <w:t>111</w:t>
-      </w:r>
-      <w:r>
-        <w:rPr>
-          <w:rFonts w:ascii="Gentium" w:hAnsi="Gentium" w:cs="Gentium"/>
-          <w:color w:val="0070C0"/>
-        </w:rPr>
-        <w:t> </w:t>
-      </w:r>
-      <w:r>
-        <w:rPr>
-          <w:rFonts w:ascii="Gentium" w:hAnsi="Gentium" w:cs="Gentium"/>
-          <w:color w:val="000000"/>
-        </w:rPr>
-        <w:t>We have to clear our lines with God and be his children. When we arrive on his road: he says, “Come to me I will give you good leave.”</w:t>
-      </w:r>
-      <w:r>
-        <w:rPr>
-          <w:rFonts w:ascii="Gentium" w:hAnsi="Gentium" w:cs="Gentium"/>
-          <w:color w:val="000000"/>
-        </w:rPr>
-        <w:t xml:space="preserve"> </w:t>
-      </w:r>
-      <w:r>
-        <w:rPr>
-          <w:rFonts w:ascii="Gentium" w:hAnsi="Gentium" w:cs="Gentium"/>
-          <w:b/>
-          <w:bCs/>
-          <w:color w:val="0070C0"/>
-          <w:vertAlign w:val="superscript"/>
-        </w:rPr>
-        <w:t>112</w:t>
-      </w:r>
-      <w:r>
-        <w:rPr>
-          <w:rFonts w:ascii="Gentium" w:hAnsi="Gentium" w:cs="Gentium"/>
-          <w:color w:val="0070C0"/>
-        </w:rPr>
-        <w:t> </w:t>
-      </w:r>
-      <w:r>
-        <w:rPr>
-          <w:rFonts w:ascii="Gentium" w:hAnsi="Gentium" w:cs="Gentium"/>
-          <w:color w:val="000000"/>
-        </w:rPr>
-        <w:t>If The true Spirit of God is upon you, you will know about satisfaction and beautiful things. The man who separates from God will forget the commandments and spiritual laws.</w:t>
-      </w:r>
-      <w:r>
-        <w:rPr>
-          <w:rFonts w:ascii="Gentium" w:hAnsi="Gentium" w:cs="Gentium"/>
-          <w:color w:val="000000"/>
-        </w:rPr>
-        <w:t xml:space="preserve"> </w:t>
-      </w:r>
-      <w:r>
-        <w:rPr>
-          <w:rFonts w:ascii="Gentium" w:hAnsi="Gentium" w:cs="Gentium"/>
-          <w:b/>
-          <w:bCs/>
-          <w:color w:val="0070C0"/>
-          <w:vertAlign w:val="superscript"/>
-        </w:rPr>
-        <w:t>113</w:t>
-      </w:r>
-      <w:r>
-        <w:rPr>
-          <w:rFonts w:ascii="Gentium" w:hAnsi="Gentium" w:cs="Gentium"/>
-          <w:color w:val="0070C0"/>
-        </w:rPr>
-        <w:t> </w:t>
-      </w:r>
-      <w:r>
-        <w:rPr>
-          <w:rFonts w:ascii="Gentium" w:hAnsi="Gentium" w:cs="Gentium"/>
-          <w:color w:val="000000"/>
-        </w:rPr>
-        <w:t>The man led by the Holy Spirit is wise and serves as a source of good. From his mouth speaks only praise and thankfulness. And God will give him mercy.</w:t>
-      </w:r>
-      <w:r>
-        <w:rPr>
-          <w:rFonts w:ascii="Gentium" w:hAnsi="Gentium" w:cs="Gentium"/>
-          <w:color w:val="000000"/>
-        </w:rPr>
-        <w:t xml:space="preserve"> </w:t>
-      </w:r>
-      <w:r>
-        <w:rPr>
-          <w:rFonts w:ascii="Gentium" w:hAnsi="Gentium" w:cs="Gentium"/>
-          <w:b/>
-          <w:bCs/>
-          <w:color w:val="0070C0"/>
-          <w:vertAlign w:val="superscript"/>
-        </w:rPr>
-        <w:t>114</w:t>
-      </w:r>
-      <w:r>
-        <w:rPr>
-          <w:rFonts w:ascii="Gentium" w:hAnsi="Gentium" w:cs="Gentium"/>
-          <w:color w:val="0070C0"/>
-        </w:rPr>
-        <w:t> </w:t>
-      </w:r>
-      <w:r>
-        <w:rPr>
-          <w:rFonts w:ascii="Gentium" w:hAnsi="Gentium" w:cs="Gentium"/>
-          <w:color w:val="000000"/>
-        </w:rPr>
-        <w:t xml:space="preserve">When a man with the spirit of God calls upon </w:t>
-      </w:r>
-      <w:r>
-        <w:rPr>
-          <w:rFonts w:ascii="Gentium" w:hAnsi="Gentium" w:cs="Gentium"/>
-          <w:color w:val="000000"/>
-        </w:rPr>
-        <w:t>h</w:t>
-      </w:r>
-      <w:r>
-        <w:rPr>
-          <w:rFonts w:ascii="Gentium" w:hAnsi="Gentium" w:cs="Gentium"/>
-          <w:color w:val="000000"/>
-        </w:rPr>
-        <w:t xml:space="preserve">im, </w:t>
-      </w:r>
-      <w:r>
-        <w:rPr>
-          <w:rFonts w:ascii="Gentium" w:hAnsi="Gentium" w:cs="Gentium"/>
-          <w:color w:val="000000"/>
-        </w:rPr>
-        <w:t>he</w:t>
-      </w:r>
-      <w:r>
-        <w:rPr>
-          <w:rFonts w:ascii="Gentium" w:hAnsi="Gentium" w:cs="Gentium"/>
-          <w:color w:val="000000"/>
-        </w:rPr>
-        <w:t xml:space="preserve"> will answer. He will answer his words and be heard. The one who does not follow the church will not hear God.</w:t>
-      </w:r>
-      <w:r>
-        <w:rPr>
-          <w:rFonts w:ascii="Gentium" w:hAnsi="Gentium" w:cs="Gentium"/>
-          <w:color w:val="000000"/>
-        </w:rPr>
-        <w:t xml:space="preserve"> </w:t>
-      </w:r>
-      <w:r>
-        <w:rPr>
-          <w:rFonts w:ascii="Gentium" w:hAnsi="Gentium" w:cs="Gentium"/>
-          <w:b/>
-          <w:bCs/>
-          <w:color w:val="0070C0"/>
-          <w:vertAlign w:val="superscript"/>
-        </w:rPr>
-        <w:t>115</w:t>
-      </w:r>
-      <w:r>
-        <w:rPr>
-          <w:rFonts w:ascii="Gentium" w:hAnsi="Gentium" w:cs="Gentium"/>
-          <w:color w:val="0070C0"/>
-        </w:rPr>
-        <w:t> </w:t>
-      </w:r>
-      <w:r>
-        <w:rPr>
-          <w:rFonts w:ascii="Gentium" w:hAnsi="Gentium" w:cs="Gentium"/>
-          <w:color w:val="000000"/>
-        </w:rPr>
-        <w:t>The church is a bride who was rewarded by the words of the prophets, the apostles, the righteous, and the martyrs. But above all, the apostles despised the world and left the riches of this world and separated themselves from what they worshipped. Compared to anything, the love of God outweighs all.</w:t>
-      </w:r>
-      <w:r>
-        <w:rPr>
-          <w:rFonts w:ascii="Gentium" w:hAnsi="Gentium" w:cs="Gentium"/>
-          <w:color w:val="000000"/>
-        </w:rPr>
-        <w:t xml:space="preserve"> </w:t>
-      </w:r>
-      <w:r>
-        <w:rPr>
-          <w:rFonts w:ascii="Gentium" w:hAnsi="Gentium" w:cs="Gentium"/>
-          <w:b/>
-          <w:bCs/>
-          <w:color w:val="0070C0"/>
-          <w:vertAlign w:val="superscript"/>
-        </w:rPr>
-        <w:t>116</w:t>
-      </w:r>
-      <w:r>
-        <w:rPr>
-          <w:rFonts w:ascii="Gentium" w:hAnsi="Gentium" w:cs="Gentium"/>
-          <w:color w:val="0070C0"/>
-        </w:rPr>
-        <w:t> </w:t>
-      </w:r>
-      <w:r>
-        <w:rPr>
-          <w:rFonts w:ascii="Gentium" w:hAnsi="Gentium" w:cs="Gentium"/>
-          <w:color w:val="000000"/>
-        </w:rPr>
-        <w:t>There are no other things than the love of God. [It is] greater than gold [or] silver [and] even sweeter than honey and sugar. It is more [satisfying] than a glass of wine. To put the love of God into a few words is too great of a task for anyone.</w:t>
+        <w:t>put the love of God into a few words is too great of a task for anyone.</w:t>
       </w:r>
       <w:r>
         <w:rPr>
@@ -38245,15 +38249,7 @@
           <w:rFonts w:ascii="Gentium" w:hAnsi="Gentium" w:cs="Gentium"/>
           <w:color w:val="000000"/>
         </w:rPr>
-        <w:t xml:space="preserve">O priest, do not lower yourself from above to below and do not lower your thoughts to the world. The above is the Holy Church, and the so-called world is hell, where </w:t>
-      </w:r>
-      <w:r>
-        <w:rPr>
-          <w:rFonts w:ascii="Gentium" w:hAnsi="Gentium" w:cs="Gentium"/>
-          <w:color w:val="000000"/>
-        </w:rPr>
-        <w:lastRenderedPageBreak/>
-        <w:t>people who have committed sins will enter.</w:t>
+        <w:t>O priest, do not lower yourself from above to below and do not lower your thoughts to the world. The above is the Holy Church, and the so-called world is hell, where people who have committed sins will enter.</w:t>
       </w:r>
       <w:r>
         <w:rPr>
@@ -38695,7 +38691,15 @@
           <w:rFonts w:ascii="Gentium" w:hAnsi="Gentium" w:cs="Gentium"/>
           <w:color w:val="000000"/>
         </w:rPr>
-        <w:t>When people return to God with tears in their hearts, their sins will be forgiven, and their transgressions will be wiped away. God is more pleased with a single tear shed from a repentant heart than with the blood of many sacrifices and offerings spilled from ritualistic practices.</w:t>
+        <w:t xml:space="preserve">When people return to God </w:t>
+      </w:r>
+      <w:r>
+        <w:rPr>
+          <w:rFonts w:ascii="Gentium" w:hAnsi="Gentium" w:cs="Gentium"/>
+          <w:color w:val="000000"/>
+        </w:rPr>
+        <w:lastRenderedPageBreak/>
+        <w:t>with tears in their hearts, their sins will be forgiven, and their transgressions will be wiped away. God is more pleased with a single tear shed from a repentant heart than with the blood of many sacrifices and offerings spilled from ritualistic practices.</w:t>
       </w:r>
       <w:r>
         <w:rPr>
@@ -38881,7 +38885,410 @@
           <w:rFonts w:ascii="Gentium" w:hAnsi="Gentium" w:cs="Gentium"/>
           <w:color w:val="000000"/>
         </w:rPr>
-        <w:t xml:space="preserve">The soul says, “There is nothing useful for me except the Holy Communion. If I am separated from the body, I have no rest. I only get rest when the Holy Communion is performed. When the Holy Communion is performed and sacrifices are made, I rejoice with my whole </w:t>
+        <w:t>The soul says, “There is nothing useful for me except the Holy Communion. If I am separated from the body, I have no rest. I only get rest when the Holy Communion is performed. When the Holy Communion is performed and sacrifices are made, I rejoice with my whole family. As a bridegroom rejoices when he is blessed and rewarded, and at the time of the wedding, I will be like the whole family expressing his joy.”</w:t>
+      </w:r>
+      <w:r>
+        <w:rPr>
+          <w:rFonts w:ascii="Gentium" w:hAnsi="Gentium" w:cs="Gentium"/>
+          <w:color w:val="000000"/>
+        </w:rPr>
+        <w:t xml:space="preserve"> </w:t>
+      </w:r>
+      <w:r>
+        <w:rPr>
+          <w:rFonts w:ascii="Gentium" w:hAnsi="Gentium" w:cs="Gentium"/>
+          <w:b/>
+          <w:bCs/>
+          <w:color w:val="0070C0"/>
+          <w:vertAlign w:val="superscript"/>
+        </w:rPr>
+        <w:t>27</w:t>
+      </w:r>
+      <w:r>
+        <w:rPr>
+          <w:rFonts w:ascii="Gentium" w:hAnsi="Gentium" w:cs="Gentium"/>
+          <w:color w:val="0070C0"/>
+        </w:rPr>
+        <w:t> </w:t>
+      </w:r>
+      <w:r>
+        <w:rPr>
+          <w:rFonts w:ascii="Gentium" w:hAnsi="Gentium" w:cs="Gentium"/>
+          <w:color w:val="000000"/>
+        </w:rPr>
+        <w:t>In paradise, there are plants that the righteous souls eat. Every tree has thirty-one roots and similar branches, and each branch has a thousand branches. There are ten thousand fruits in each phrase. Twelve thousand souls are gathered in each fruit.</w:t>
+      </w:r>
+      <w:r>
+        <w:rPr>
+          <w:rFonts w:ascii="Gentium" w:hAnsi="Gentium" w:cs="Gentium"/>
+          <w:color w:val="000000"/>
+        </w:rPr>
+        <w:t xml:space="preserve"> </w:t>
+      </w:r>
+      <w:r>
+        <w:rPr>
+          <w:rFonts w:ascii="Gentium" w:hAnsi="Gentium" w:cs="Gentium"/>
+          <w:b/>
+          <w:bCs/>
+          <w:color w:val="0070C0"/>
+          <w:vertAlign w:val="superscript"/>
+        </w:rPr>
+        <w:t>28</w:t>
+      </w:r>
+      <w:r>
+        <w:rPr>
+          <w:rFonts w:ascii="Gentium" w:hAnsi="Gentium" w:cs="Gentium"/>
+          <w:color w:val="0070C0"/>
+        </w:rPr>
+        <w:t> </w:t>
+      </w:r>
+      <w:r>
+        <w:rPr>
+          <w:rFonts w:ascii="Gentium" w:hAnsi="Gentium" w:cs="Gentium"/>
+          <w:color w:val="000000"/>
+        </w:rPr>
+        <w:t>When one remembers the soul of the dead in prayer, the soul of the dead in heaven prays for the spiritual happiness of the person in this world.</w:t>
+      </w:r>
+      <w:r>
+        <w:rPr>
+          <w:rFonts w:ascii="Gentium" w:hAnsi="Gentium" w:cs="Gentium"/>
+          <w:color w:val="000000"/>
+        </w:rPr>
+        <w:t xml:space="preserve"> </w:t>
+      </w:r>
+      <w:r>
+        <w:rPr>
+          <w:rFonts w:ascii="Gentium" w:hAnsi="Gentium" w:cs="Gentium"/>
+          <w:b/>
+          <w:bCs/>
+          <w:color w:val="0070C0"/>
+          <w:vertAlign w:val="superscript"/>
+        </w:rPr>
+        <w:t>29</w:t>
+      </w:r>
+      <w:r>
+        <w:rPr>
+          <w:rFonts w:ascii="Gentium" w:hAnsi="Gentium" w:cs="Gentium"/>
+          <w:color w:val="0070C0"/>
+        </w:rPr>
+        <w:t> </w:t>
+      </w:r>
+      <w:r>
+        <w:rPr>
+          <w:rFonts w:ascii="Gentium" w:hAnsi="Gentium" w:cs="Gentium"/>
+          <w:color w:val="000000"/>
+        </w:rPr>
+        <w:t>Repentance is to let go of the wrongdoing and the sin that one has committed. If he speaks without hiding anything and returns with wisdom, then there is no sin not forgiven by God.</w:t>
+      </w:r>
+      <w:r>
+        <w:rPr>
+          <w:rFonts w:ascii="Gentium" w:hAnsi="Gentium" w:cs="Gentium"/>
+          <w:color w:val="000000"/>
+        </w:rPr>
+        <w:t xml:space="preserve"> </w:t>
+      </w:r>
+      <w:r>
+        <w:rPr>
+          <w:rFonts w:ascii="Gentium" w:hAnsi="Gentium" w:cs="Gentium"/>
+          <w:b/>
+          <w:bCs/>
+          <w:color w:val="0070C0"/>
+          <w:vertAlign w:val="superscript"/>
+        </w:rPr>
+        <w:t>30</w:t>
+      </w:r>
+      <w:r>
+        <w:rPr>
+          <w:rFonts w:ascii="Gentium" w:hAnsi="Gentium" w:cs="Gentium"/>
+          <w:color w:val="0070C0"/>
+        </w:rPr>
+        <w:t> </w:t>
+      </w:r>
+      <w:r>
+        <w:rPr>
+          <w:rFonts w:ascii="Gentium" w:hAnsi="Gentium" w:cs="Gentium"/>
+          <w:color w:val="000000"/>
+        </w:rPr>
+        <w:t>The heavenly happiness is not the happiness of getting riches in this world; it is to thank God constantly with perfect happiness.</w:t>
+      </w:r>
+      <w:r>
+        <w:rPr>
+          <w:rFonts w:ascii="Gentium" w:hAnsi="Gentium" w:cs="Gentium"/>
+          <w:color w:val="000000"/>
+        </w:rPr>
+        <w:t xml:space="preserve"> </w:t>
+      </w:r>
+      <w:r>
+        <w:rPr>
+          <w:rFonts w:ascii="Gentium" w:hAnsi="Gentium" w:cs="Gentium"/>
+          <w:b/>
+          <w:bCs/>
+          <w:color w:val="0070C0"/>
+          <w:vertAlign w:val="superscript"/>
+        </w:rPr>
+        <w:t>31</w:t>
+      </w:r>
+      <w:r>
+        <w:rPr>
+          <w:rFonts w:ascii="Gentium" w:hAnsi="Gentium" w:cs="Gentium"/>
+          <w:color w:val="0070C0"/>
+        </w:rPr>
+        <w:t> </w:t>
+      </w:r>
+      <w:r>
+        <w:rPr>
+          <w:rFonts w:ascii="Gentium" w:hAnsi="Gentium" w:cs="Gentium"/>
+          <w:color w:val="000000"/>
+        </w:rPr>
+        <w:t>Let me tell you clearly, my brothers, there will come a time when we will not be able to do anything. There will come a day when it will be impossible to speak. There will come a day when it will be impossible to see.</w:t>
+      </w:r>
+      <w:r>
+        <w:rPr>
+          <w:rFonts w:ascii="Gentium" w:hAnsi="Gentium" w:cs="Gentium"/>
+          <w:color w:val="000000"/>
+        </w:rPr>
+        <w:t xml:space="preserve"> </w:t>
+      </w:r>
+      <w:r>
+        <w:rPr>
+          <w:rFonts w:ascii="Gentium" w:hAnsi="Gentium" w:cs="Gentium"/>
+          <w:b/>
+          <w:bCs/>
+          <w:color w:val="0070C0"/>
+          <w:vertAlign w:val="superscript"/>
+        </w:rPr>
+        <w:t>32</w:t>
+      </w:r>
+      <w:r>
+        <w:rPr>
+          <w:rFonts w:ascii="Gentium" w:hAnsi="Gentium" w:cs="Gentium"/>
+          <w:color w:val="0070C0"/>
+        </w:rPr>
+        <w:t> </w:t>
+      </w:r>
+      <w:r>
+        <w:rPr>
+          <w:rFonts w:ascii="Gentium" w:hAnsi="Gentium" w:cs="Gentium"/>
+          <w:color w:val="000000"/>
+        </w:rPr>
+        <w:t>Brothers and sisters, turn your hearts to God and think about your later life. Know your soul. Be prepared, for you do not know when the last hour is. Instead of crying later, repent now.</w:t>
+      </w:r>
+      <w:r>
+        <w:rPr>
+          <w:rFonts w:ascii="Gentium" w:hAnsi="Gentium" w:cs="Gentium"/>
+          <w:color w:val="000000"/>
+        </w:rPr>
+        <w:t xml:space="preserve"> </w:t>
+      </w:r>
+      <w:r>
+        <w:rPr>
+          <w:rFonts w:ascii="Gentium" w:hAnsi="Gentium" w:cs="Gentium"/>
+          <w:b/>
+          <w:bCs/>
+          <w:color w:val="0070C0"/>
+          <w:vertAlign w:val="superscript"/>
+        </w:rPr>
+        <w:t>33</w:t>
+      </w:r>
+      <w:r>
+        <w:rPr>
+          <w:rFonts w:ascii="Gentium" w:hAnsi="Gentium" w:cs="Gentium"/>
+          <w:color w:val="0070C0"/>
+        </w:rPr>
+        <w:t> </w:t>
+      </w:r>
+      <w:r>
+        <w:rPr>
+          <w:rFonts w:ascii="Gentium" w:hAnsi="Gentium" w:cs="Gentium"/>
+          <w:color w:val="000000"/>
+        </w:rPr>
+        <w:t>The condemned soul wants rest from anxiety and suffering, but it cannot find rest even for a second because it did not remember this while it was in this world. It forgot that it was mortal, and because it did not repent while it was alive, it receives its judgment from God with fear and anxiety.</w:t>
+      </w:r>
+      <w:r>
+        <w:rPr>
+          <w:rFonts w:ascii="Gentium" w:hAnsi="Gentium" w:cs="Gentium"/>
+          <w:color w:val="000000"/>
+        </w:rPr>
+        <w:t xml:space="preserve"> </w:t>
+      </w:r>
+      <w:r>
+        <w:rPr>
+          <w:rFonts w:ascii="Gentium" w:hAnsi="Gentium" w:cs="Gentium"/>
+          <w:b/>
+          <w:bCs/>
+          <w:color w:val="0070C0"/>
+          <w:vertAlign w:val="superscript"/>
+        </w:rPr>
+        <w:t>34</w:t>
+      </w:r>
+      <w:r>
+        <w:rPr>
+          <w:rFonts w:ascii="Gentium" w:hAnsi="Gentium" w:cs="Gentium"/>
+          <w:color w:val="0070C0"/>
+        </w:rPr>
+        <w:t> </w:t>
+      </w:r>
+      <w:r>
+        <w:rPr>
+          <w:rFonts w:ascii="Gentium" w:hAnsi="Gentium" w:cs="Gentium"/>
+          <w:color w:val="000000"/>
+        </w:rPr>
+        <w:t>After listening to all this, God says, Turn your hearts to me. Don’t forget what will come to you later. Before the time of your death, get over this useless world and be careful that your repentance and regret will not be after death. Find me now so you do not squander your chance.</w:t>
+      </w:r>
+      <w:r>
+        <w:rPr>
+          <w:rFonts w:ascii="Gentium" w:hAnsi="Gentium" w:cs="Gentium"/>
+          <w:color w:val="000000"/>
+        </w:rPr>
+        <w:t xml:space="preserve"> </w:t>
+      </w:r>
+      <w:r>
+        <w:rPr>
+          <w:rFonts w:ascii="Gentium" w:hAnsi="Gentium" w:cs="Gentium"/>
+          <w:b/>
+          <w:bCs/>
+          <w:color w:val="0070C0"/>
+          <w:vertAlign w:val="superscript"/>
+        </w:rPr>
+        <w:t>35</w:t>
+      </w:r>
+      <w:r>
+        <w:rPr>
+          <w:rFonts w:ascii="Gentium" w:hAnsi="Gentium" w:cs="Gentium"/>
+          <w:color w:val="0070C0"/>
+        </w:rPr>
+        <w:t> </w:t>
+      </w:r>
+      <w:r>
+        <w:rPr>
+          <w:rFonts w:ascii="Gentium" w:hAnsi="Gentium" w:cs="Gentium"/>
+          <w:color w:val="000000"/>
+        </w:rPr>
+        <w:t>Don’t forget time for repentance; do not forget that it is the fruit of hard work when you hear religious teachings. Eat with it, but you will be satisfied with the taste of its aroma. I will repeat this word to you so that you all listen to my advice and repent and turn away from your bad habits. The greatest failure of mankind is to die without repenting</w:t>
+      </w:r>
+      <w:r>
+        <w:rPr>
+          <w:rFonts w:ascii="Gentium" w:hAnsi="Gentium" w:cs="Gentium"/>
+          <w:color w:val="000000"/>
+        </w:rPr>
+        <w:t xml:space="preserve">. </w:t>
+      </w:r>
+      <w:r>
+        <w:rPr>
+          <w:rFonts w:ascii="Gentium" w:hAnsi="Gentium" w:cs="Gentium"/>
+          <w:b/>
+          <w:bCs/>
+          <w:color w:val="0070C0"/>
+          <w:vertAlign w:val="superscript"/>
+        </w:rPr>
+        <w:t>36</w:t>
+      </w:r>
+      <w:r>
+        <w:rPr>
+          <w:rFonts w:ascii="Gentium" w:hAnsi="Gentium" w:cs="Gentium"/>
+          <w:color w:val="0070C0"/>
+        </w:rPr>
+        <w:t> </w:t>
+      </w:r>
+      <w:r>
+        <w:rPr>
+          <w:rFonts w:ascii="Gentium" w:hAnsi="Gentium" w:cs="Gentium"/>
+          <w:color w:val="000000"/>
+        </w:rPr>
+        <w:t>The enemy has blinded the hearts of many so that they do not return to God in this world. “God created the pure, and the devil created the impure.” There are those who say that this is a great mistake. There is no creator other than God. When God creates everything, he allows it to be pure, but man himself can be defiled.</w:t>
+      </w:r>
+      <w:r>
+        <w:rPr>
+          <w:rFonts w:ascii="Gentium" w:hAnsi="Gentium" w:cs="Gentium"/>
+          <w:color w:val="000000"/>
+        </w:rPr>
+        <w:t xml:space="preserve"> </w:t>
+      </w:r>
+      <w:r>
+        <w:rPr>
+          <w:rFonts w:ascii="Gentium" w:hAnsi="Gentium" w:cs="Gentium"/>
+          <w:b/>
+          <w:bCs/>
+          <w:color w:val="0070C0"/>
+          <w:vertAlign w:val="superscript"/>
+        </w:rPr>
+        <w:t>37</w:t>
+      </w:r>
+      <w:r>
+        <w:rPr>
+          <w:rFonts w:ascii="Gentium" w:hAnsi="Gentium" w:cs="Gentium"/>
+          <w:color w:val="0070C0"/>
+        </w:rPr>
+        <w:t> </w:t>
+      </w:r>
+      <w:r>
+        <w:rPr>
+          <w:rFonts w:ascii="Gentium" w:hAnsi="Gentium" w:cs="Gentium"/>
+          <w:color w:val="000000"/>
+        </w:rPr>
+        <w:t>If anyone says, “The Holy Spirit can be defiled by an unclean spirit,” let him be damned. The Holy Spirit sanctifies the defiled and sets everyone free. The soul of mankind is the temple of God. You fool, don’t be afraid to tell the priest all your sins. List them in repentance.</w:t>
+      </w:r>
+      <w:r>
+        <w:rPr>
+          <w:rFonts w:ascii="Gentium" w:hAnsi="Gentium" w:cs="Gentium"/>
+          <w:color w:val="000000"/>
+        </w:rPr>
+        <w:t xml:space="preserve"> </w:t>
+      </w:r>
+      <w:r>
+        <w:rPr>
+          <w:rFonts w:ascii="Gentium" w:hAnsi="Gentium" w:cs="Gentium"/>
+          <w:b/>
+          <w:bCs/>
+          <w:color w:val="0070C0"/>
+          <w:vertAlign w:val="superscript"/>
+        </w:rPr>
+        <w:t>38</w:t>
+      </w:r>
+      <w:r>
+        <w:rPr>
+          <w:rFonts w:ascii="Gentium" w:hAnsi="Gentium" w:cs="Gentium"/>
+          <w:color w:val="0070C0"/>
+        </w:rPr>
+        <w:t> </w:t>
+      </w:r>
+      <w:r>
+        <w:rPr>
+          <w:rFonts w:ascii="Gentium" w:hAnsi="Gentium" w:cs="Gentium"/>
+          <w:color w:val="000000"/>
+        </w:rPr>
+        <w:t>There is not a word that I have not spoken to all those who do not believe in me. All who hear my words and repent will inherit my kingdom with me.</w:t>
+      </w:r>
+      <w:r>
+        <w:rPr>
+          <w:rFonts w:ascii="Gentium" w:hAnsi="Gentium" w:cs="Gentium"/>
+          <w:color w:val="000000"/>
+        </w:rPr>
+        <w:t xml:space="preserve"> </w:t>
+      </w:r>
+      <w:r>
+        <w:rPr>
+          <w:rFonts w:ascii="Gentium" w:hAnsi="Gentium" w:cs="Gentium"/>
+          <w:b/>
+          <w:bCs/>
+          <w:color w:val="0070C0"/>
+          <w:vertAlign w:val="superscript"/>
+        </w:rPr>
+        <w:t>39</w:t>
+      </w:r>
+      <w:r>
+        <w:rPr>
+          <w:rFonts w:ascii="Gentium" w:hAnsi="Gentium" w:cs="Gentium"/>
+          <w:color w:val="0070C0"/>
+        </w:rPr>
+        <w:t> </w:t>
+      </w:r>
+      <w:r>
+        <w:rPr>
+          <w:rFonts w:ascii="Gentium" w:hAnsi="Gentium" w:cs="Gentium"/>
+          <w:color w:val="000000"/>
+        </w:rPr>
+        <w:t xml:space="preserve">Repent of the sins you committed while you were in this world. If you say it without delay, you will not be ashamed of anything, but you will rejoice at the time of resurrection. While in this world, </w:t>
       </w:r>
       <w:r>
         <w:rPr>
@@ -38889,410 +39296,7 @@
           <w:color w:val="000000"/>
         </w:rPr>
         <w:lastRenderedPageBreak/>
-        <w:t>family. As a bridegroom rejoices when he is blessed and rewarded, and at the time of the wedding, I will be like the whole family expressing his joy.”</w:t>
-      </w:r>
-      <w:r>
-        <w:rPr>
-          <w:rFonts w:ascii="Gentium" w:hAnsi="Gentium" w:cs="Gentium"/>
-          <w:color w:val="000000"/>
-        </w:rPr>
-        <w:t xml:space="preserve"> </w:t>
-      </w:r>
-      <w:r>
-        <w:rPr>
-          <w:rFonts w:ascii="Gentium" w:hAnsi="Gentium" w:cs="Gentium"/>
-          <w:b/>
-          <w:bCs/>
-          <w:color w:val="0070C0"/>
-          <w:vertAlign w:val="superscript"/>
-        </w:rPr>
-        <w:t>27</w:t>
-      </w:r>
-      <w:r>
-        <w:rPr>
-          <w:rFonts w:ascii="Gentium" w:hAnsi="Gentium" w:cs="Gentium"/>
-          <w:color w:val="0070C0"/>
-        </w:rPr>
-        <w:t> </w:t>
-      </w:r>
-      <w:r>
-        <w:rPr>
-          <w:rFonts w:ascii="Gentium" w:hAnsi="Gentium" w:cs="Gentium"/>
-          <w:color w:val="000000"/>
-        </w:rPr>
-        <w:t>In paradise, there are plants that the righteous souls eat. Every tree has thirty-one roots and similar branches, and each branch has a thousand branches. There are ten thousand fruits in each phrase. Twelve thousand souls are gathered in each fruit.</w:t>
-      </w:r>
-      <w:r>
-        <w:rPr>
-          <w:rFonts w:ascii="Gentium" w:hAnsi="Gentium" w:cs="Gentium"/>
-          <w:color w:val="000000"/>
-        </w:rPr>
-        <w:t xml:space="preserve"> </w:t>
-      </w:r>
-      <w:r>
-        <w:rPr>
-          <w:rFonts w:ascii="Gentium" w:hAnsi="Gentium" w:cs="Gentium"/>
-          <w:b/>
-          <w:bCs/>
-          <w:color w:val="0070C0"/>
-          <w:vertAlign w:val="superscript"/>
-        </w:rPr>
-        <w:t>28</w:t>
-      </w:r>
-      <w:r>
-        <w:rPr>
-          <w:rFonts w:ascii="Gentium" w:hAnsi="Gentium" w:cs="Gentium"/>
-          <w:color w:val="0070C0"/>
-        </w:rPr>
-        <w:t> </w:t>
-      </w:r>
-      <w:r>
-        <w:rPr>
-          <w:rFonts w:ascii="Gentium" w:hAnsi="Gentium" w:cs="Gentium"/>
-          <w:color w:val="000000"/>
-        </w:rPr>
-        <w:t>When one remembers the soul of the dead in prayer, the soul of the dead in heaven prays for the spiritual happiness of the person in this world.</w:t>
-      </w:r>
-      <w:r>
-        <w:rPr>
-          <w:rFonts w:ascii="Gentium" w:hAnsi="Gentium" w:cs="Gentium"/>
-          <w:color w:val="000000"/>
-        </w:rPr>
-        <w:t xml:space="preserve"> </w:t>
-      </w:r>
-      <w:r>
-        <w:rPr>
-          <w:rFonts w:ascii="Gentium" w:hAnsi="Gentium" w:cs="Gentium"/>
-          <w:b/>
-          <w:bCs/>
-          <w:color w:val="0070C0"/>
-          <w:vertAlign w:val="superscript"/>
-        </w:rPr>
-        <w:t>29</w:t>
-      </w:r>
-      <w:r>
-        <w:rPr>
-          <w:rFonts w:ascii="Gentium" w:hAnsi="Gentium" w:cs="Gentium"/>
-          <w:color w:val="0070C0"/>
-        </w:rPr>
-        <w:t> </w:t>
-      </w:r>
-      <w:r>
-        <w:rPr>
-          <w:rFonts w:ascii="Gentium" w:hAnsi="Gentium" w:cs="Gentium"/>
-          <w:color w:val="000000"/>
-        </w:rPr>
-        <w:t>Repentance is to let go of the wrongdoing and the sin that one has committed. If he speaks without hiding anything and returns with wisdom, then there is no sin not forgiven by God.</w:t>
-      </w:r>
-      <w:r>
-        <w:rPr>
-          <w:rFonts w:ascii="Gentium" w:hAnsi="Gentium" w:cs="Gentium"/>
-          <w:color w:val="000000"/>
-        </w:rPr>
-        <w:t xml:space="preserve"> </w:t>
-      </w:r>
-      <w:r>
-        <w:rPr>
-          <w:rFonts w:ascii="Gentium" w:hAnsi="Gentium" w:cs="Gentium"/>
-          <w:b/>
-          <w:bCs/>
-          <w:color w:val="0070C0"/>
-          <w:vertAlign w:val="superscript"/>
-        </w:rPr>
-        <w:t>30</w:t>
-      </w:r>
-      <w:r>
-        <w:rPr>
-          <w:rFonts w:ascii="Gentium" w:hAnsi="Gentium" w:cs="Gentium"/>
-          <w:color w:val="0070C0"/>
-        </w:rPr>
-        <w:t> </w:t>
-      </w:r>
-      <w:r>
-        <w:rPr>
-          <w:rFonts w:ascii="Gentium" w:hAnsi="Gentium" w:cs="Gentium"/>
-          <w:color w:val="000000"/>
-        </w:rPr>
-        <w:t>The heavenly happiness is not the happiness of getting riches in this world; it is to thank God constantly with perfect happiness.</w:t>
-      </w:r>
-      <w:r>
-        <w:rPr>
-          <w:rFonts w:ascii="Gentium" w:hAnsi="Gentium" w:cs="Gentium"/>
-          <w:color w:val="000000"/>
-        </w:rPr>
-        <w:t xml:space="preserve"> </w:t>
-      </w:r>
-      <w:r>
-        <w:rPr>
-          <w:rFonts w:ascii="Gentium" w:hAnsi="Gentium" w:cs="Gentium"/>
-          <w:b/>
-          <w:bCs/>
-          <w:color w:val="0070C0"/>
-          <w:vertAlign w:val="superscript"/>
-        </w:rPr>
-        <w:t>31</w:t>
-      </w:r>
-      <w:r>
-        <w:rPr>
-          <w:rFonts w:ascii="Gentium" w:hAnsi="Gentium" w:cs="Gentium"/>
-          <w:color w:val="0070C0"/>
-        </w:rPr>
-        <w:t> </w:t>
-      </w:r>
-      <w:r>
-        <w:rPr>
-          <w:rFonts w:ascii="Gentium" w:hAnsi="Gentium" w:cs="Gentium"/>
-          <w:color w:val="000000"/>
-        </w:rPr>
-        <w:t>Let me tell you clearly, my brothers, there will come a time when we will not be able to do anything. There will come a day when it will be impossible to speak. There will come a day when it will be impossible to see.</w:t>
-      </w:r>
-      <w:r>
-        <w:rPr>
-          <w:rFonts w:ascii="Gentium" w:hAnsi="Gentium" w:cs="Gentium"/>
-          <w:color w:val="000000"/>
-        </w:rPr>
-        <w:t xml:space="preserve"> </w:t>
-      </w:r>
-      <w:r>
-        <w:rPr>
-          <w:rFonts w:ascii="Gentium" w:hAnsi="Gentium" w:cs="Gentium"/>
-          <w:b/>
-          <w:bCs/>
-          <w:color w:val="0070C0"/>
-          <w:vertAlign w:val="superscript"/>
-        </w:rPr>
-        <w:t>32</w:t>
-      </w:r>
-      <w:r>
-        <w:rPr>
-          <w:rFonts w:ascii="Gentium" w:hAnsi="Gentium" w:cs="Gentium"/>
-          <w:color w:val="0070C0"/>
-        </w:rPr>
-        <w:t> </w:t>
-      </w:r>
-      <w:r>
-        <w:rPr>
-          <w:rFonts w:ascii="Gentium" w:hAnsi="Gentium" w:cs="Gentium"/>
-          <w:color w:val="000000"/>
-        </w:rPr>
-        <w:t>Brothers and sisters, turn your hearts to God and think about your later life. Know your soul. Be prepared, for you do not know when the last hour is. Instead of crying later, repent now.</w:t>
-      </w:r>
-      <w:r>
-        <w:rPr>
-          <w:rFonts w:ascii="Gentium" w:hAnsi="Gentium" w:cs="Gentium"/>
-          <w:color w:val="000000"/>
-        </w:rPr>
-        <w:t xml:space="preserve"> </w:t>
-      </w:r>
-      <w:r>
-        <w:rPr>
-          <w:rFonts w:ascii="Gentium" w:hAnsi="Gentium" w:cs="Gentium"/>
-          <w:b/>
-          <w:bCs/>
-          <w:color w:val="0070C0"/>
-          <w:vertAlign w:val="superscript"/>
-        </w:rPr>
-        <w:t>33</w:t>
-      </w:r>
-      <w:r>
-        <w:rPr>
-          <w:rFonts w:ascii="Gentium" w:hAnsi="Gentium" w:cs="Gentium"/>
-          <w:color w:val="0070C0"/>
-        </w:rPr>
-        <w:t> </w:t>
-      </w:r>
-      <w:r>
-        <w:rPr>
-          <w:rFonts w:ascii="Gentium" w:hAnsi="Gentium" w:cs="Gentium"/>
-          <w:color w:val="000000"/>
-        </w:rPr>
-        <w:t>The condemned soul wants rest from anxiety and suffering, but it cannot find rest even for a second because it did not remember this while it was in this world. It forgot that it was mortal, and because it did not repent while it was alive, it receives its judgment from God with fear and anxiety.</w:t>
-      </w:r>
-      <w:r>
-        <w:rPr>
-          <w:rFonts w:ascii="Gentium" w:hAnsi="Gentium" w:cs="Gentium"/>
-          <w:color w:val="000000"/>
-        </w:rPr>
-        <w:t xml:space="preserve"> </w:t>
-      </w:r>
-      <w:r>
-        <w:rPr>
-          <w:rFonts w:ascii="Gentium" w:hAnsi="Gentium" w:cs="Gentium"/>
-          <w:b/>
-          <w:bCs/>
-          <w:color w:val="0070C0"/>
-          <w:vertAlign w:val="superscript"/>
-        </w:rPr>
-        <w:t>34</w:t>
-      </w:r>
-      <w:r>
-        <w:rPr>
-          <w:rFonts w:ascii="Gentium" w:hAnsi="Gentium" w:cs="Gentium"/>
-          <w:color w:val="0070C0"/>
-        </w:rPr>
-        <w:t> </w:t>
-      </w:r>
-      <w:r>
-        <w:rPr>
-          <w:rFonts w:ascii="Gentium" w:hAnsi="Gentium" w:cs="Gentium"/>
-          <w:color w:val="000000"/>
-        </w:rPr>
-        <w:t>After listening to all this, God says, Turn your hearts to me. Don’t forget what will come to you later. Before the time of your death, get over this useless world and be careful that your repentance and regret will not be after death. Find me now so you do not squander your chance.</w:t>
-      </w:r>
-      <w:r>
-        <w:rPr>
-          <w:rFonts w:ascii="Gentium" w:hAnsi="Gentium" w:cs="Gentium"/>
-          <w:color w:val="000000"/>
-        </w:rPr>
-        <w:t xml:space="preserve"> </w:t>
-      </w:r>
-      <w:r>
-        <w:rPr>
-          <w:rFonts w:ascii="Gentium" w:hAnsi="Gentium" w:cs="Gentium"/>
-          <w:b/>
-          <w:bCs/>
-          <w:color w:val="0070C0"/>
-          <w:vertAlign w:val="superscript"/>
-        </w:rPr>
-        <w:t>35</w:t>
-      </w:r>
-      <w:r>
-        <w:rPr>
-          <w:rFonts w:ascii="Gentium" w:hAnsi="Gentium" w:cs="Gentium"/>
-          <w:color w:val="0070C0"/>
-        </w:rPr>
-        <w:t> </w:t>
-      </w:r>
-      <w:r>
-        <w:rPr>
-          <w:rFonts w:ascii="Gentium" w:hAnsi="Gentium" w:cs="Gentium"/>
-          <w:color w:val="000000"/>
-        </w:rPr>
-        <w:t>Don’t forget time for repentance; do not forget that it is the fruit of hard work when you hear religious teachings. Eat with it, but you will be satisfied with the taste of its aroma. I will repeat this word to you so that you all listen to my advice and repent and turn away from your bad habits. The greatest failure of mankind is to die without repenting</w:t>
-      </w:r>
-      <w:r>
-        <w:rPr>
-          <w:rFonts w:ascii="Gentium" w:hAnsi="Gentium" w:cs="Gentium"/>
-          <w:color w:val="000000"/>
-        </w:rPr>
-        <w:t xml:space="preserve">. </w:t>
-      </w:r>
-      <w:r>
-        <w:rPr>
-          <w:rFonts w:ascii="Gentium" w:hAnsi="Gentium" w:cs="Gentium"/>
-          <w:b/>
-          <w:bCs/>
-          <w:color w:val="0070C0"/>
-          <w:vertAlign w:val="superscript"/>
-        </w:rPr>
-        <w:t>36</w:t>
-      </w:r>
-      <w:r>
-        <w:rPr>
-          <w:rFonts w:ascii="Gentium" w:hAnsi="Gentium" w:cs="Gentium"/>
-          <w:color w:val="0070C0"/>
-        </w:rPr>
-        <w:t> </w:t>
-      </w:r>
-      <w:r>
-        <w:rPr>
-          <w:rFonts w:ascii="Gentium" w:hAnsi="Gentium" w:cs="Gentium"/>
-          <w:color w:val="000000"/>
-        </w:rPr>
-        <w:t>The enemy has blinded the hearts of many so that they do not return to God in this world. “God created the pure, and the devil created the impure.” There are those who say that this is a great mistake. There is no creator other than God. When God creates everything, he allows it to be pure, but man himself can be defiled.</w:t>
-      </w:r>
-      <w:r>
-        <w:rPr>
-          <w:rFonts w:ascii="Gentium" w:hAnsi="Gentium" w:cs="Gentium"/>
-          <w:color w:val="000000"/>
-        </w:rPr>
-        <w:t xml:space="preserve"> </w:t>
-      </w:r>
-      <w:r>
-        <w:rPr>
-          <w:rFonts w:ascii="Gentium" w:hAnsi="Gentium" w:cs="Gentium"/>
-          <w:b/>
-          <w:bCs/>
-          <w:color w:val="0070C0"/>
-          <w:vertAlign w:val="superscript"/>
-        </w:rPr>
-        <w:t>37</w:t>
-      </w:r>
-      <w:r>
-        <w:rPr>
-          <w:rFonts w:ascii="Gentium" w:hAnsi="Gentium" w:cs="Gentium"/>
-          <w:color w:val="0070C0"/>
-        </w:rPr>
-        <w:t> </w:t>
-      </w:r>
-      <w:r>
-        <w:rPr>
-          <w:rFonts w:ascii="Gentium" w:hAnsi="Gentium" w:cs="Gentium"/>
-          <w:color w:val="000000"/>
-        </w:rPr>
-        <w:t>If anyone says, “The Holy Spirit can be defiled by an unclean spirit,” let him be damned. The Holy Spirit sanctifies the defiled and sets everyone free. The soul of mankind is the temple of God. You fool, don’t be afraid to tell the priest all your sins. List them in repentance.</w:t>
-      </w:r>
-      <w:r>
-        <w:rPr>
-          <w:rFonts w:ascii="Gentium" w:hAnsi="Gentium" w:cs="Gentium"/>
-          <w:color w:val="000000"/>
-        </w:rPr>
-        <w:t xml:space="preserve"> </w:t>
-      </w:r>
-      <w:r>
-        <w:rPr>
-          <w:rFonts w:ascii="Gentium" w:hAnsi="Gentium" w:cs="Gentium"/>
-          <w:b/>
-          <w:bCs/>
-          <w:color w:val="0070C0"/>
-          <w:vertAlign w:val="superscript"/>
-        </w:rPr>
-        <w:t>38</w:t>
-      </w:r>
-      <w:r>
-        <w:rPr>
-          <w:rFonts w:ascii="Gentium" w:hAnsi="Gentium" w:cs="Gentium"/>
-          <w:color w:val="0070C0"/>
-        </w:rPr>
-        <w:t> </w:t>
-      </w:r>
-      <w:r>
-        <w:rPr>
-          <w:rFonts w:ascii="Gentium" w:hAnsi="Gentium" w:cs="Gentium"/>
-          <w:color w:val="000000"/>
-        </w:rPr>
-        <w:t>There is not a word that I have not spoken to all those who do not believe in me. All who hear my words and repent will inherit my kingdom with me.</w:t>
-      </w:r>
-      <w:r>
-        <w:rPr>
-          <w:rFonts w:ascii="Gentium" w:hAnsi="Gentium" w:cs="Gentium"/>
-          <w:color w:val="000000"/>
-        </w:rPr>
-        <w:t xml:space="preserve"> </w:t>
-      </w:r>
-      <w:r>
-        <w:rPr>
-          <w:rFonts w:ascii="Gentium" w:hAnsi="Gentium" w:cs="Gentium"/>
-          <w:b/>
-          <w:bCs/>
-          <w:color w:val="0070C0"/>
-          <w:vertAlign w:val="superscript"/>
-        </w:rPr>
-        <w:t>39</w:t>
-      </w:r>
-      <w:r>
-        <w:rPr>
-          <w:rFonts w:ascii="Gentium" w:hAnsi="Gentium" w:cs="Gentium"/>
-          <w:color w:val="0070C0"/>
-        </w:rPr>
-        <w:t> </w:t>
-      </w:r>
-      <w:r>
-        <w:rPr>
-          <w:rFonts w:ascii="Gentium" w:hAnsi="Gentium" w:cs="Gentium"/>
-          <w:color w:val="000000"/>
-        </w:rPr>
-        <w:t>Repent of the sins you committed while you were in this world. If you say it without delay, you will not be ashamed of anything, but you will rejoice at the time of resurrection. While in this world, those who have not repented of their sins should not be forgotten. Only sorrow and suffering await them. My brother, think about your death and keep God’s commandments. There is no discrimination in God’s eyes.</w:t>
+        <w:t>those who have not repented of their sins should not be forgotten. Only sorrow and suffering await them. My brother, think about your death and keep God’s commandments. There is no discrimination in God’s eyes.</w:t>
       </w:r>
       <w:r>
         <w:rPr>
@@ -39430,15 +39434,7 @@
           <w:rFonts w:ascii="Gentium" w:hAnsi="Gentium" w:cs="Gentium"/>
           <w:color w:val="000000"/>
         </w:rPr>
-        <w:t xml:space="preserve"> day of Sene. Mahalalel, the son of Cannan, died on Sunday </w:t>
-      </w:r>
-      <w:r>
-        <w:rPr>
-          <w:rFonts w:ascii="Gentium" w:hAnsi="Gentium" w:cs="Gentium"/>
-          <w:color w:val="000000"/>
-        </w:rPr>
-        <w:lastRenderedPageBreak/>
-        <w:t xml:space="preserve">(Ehud), the </w:t>
+        <w:t xml:space="preserve"> day of Sene. Mahalalel, the son of Cannan, died on Sunday (Ehud), the </w:t>
       </w:r>
       <w:r>
         <w:rPr>
